--- a/docs/Mô tả chức năng.docx
+++ b/docs/Mô tả chức năng.docx
@@ -3,1352 +3,1154 @@
 <w:document xmlns:wpc="http://schemas.microsoft.com/office/word/2010/wordprocessingCanvas" xmlns:cx="http://schemas.microsoft.com/office/drawing/2014/chartex" xmlns:cx1="http://schemas.microsoft.com/office/drawing/2015/9/8/chartex" xmlns:cx2="http://schemas.microsoft.com/office/drawing/2015/10/21/chartex" xmlns:cx3="http://schemas.microsoft.com/office/drawing/2016/5/9/chartex" xmlns:cx4="http://schemas.microsoft.com/office/drawing/2016/5/10/chartex" xmlns:cx5="http://schemas.microsoft.com/office/drawing/2016/5/11/chartex" xmlns:cx6="http://schemas.microsoft.com/office/drawing/2016/5/12/chartex" xmlns:cx7="http://schemas.microsoft.com/office/drawing/2016/5/13/chartex" xmlns:cx8="http://schemas.microsoft.com/office/drawing/2016/5/14/chartex" xmlns:mc="http://schemas.openxmlformats.org/markup-compatibility/2006" xmlns:aink="http://schemas.microsoft.com/office/drawing/2016/ink" xmlns:am3d="http://schemas.microsoft.com/office/drawing/2017/model3d" xmlns:o="urn:schemas-microsoft-com:office:office" xmlns:oel="http://schemas.microsoft.com/office/2019/extlst" xmlns:r="http://schemas.openxmlformats.org/officeDocument/2006/relationships" xmlns:m="http://schemas.openxmlformats.org/officeDocument/2006/math" xmlns:v="urn:schemas-microsoft-com:vml" xmlns:wp14="http://schemas.microsoft.com/office/word/2010/wordprocessingDrawing" xmlns:wp="http://schemas.openxmlformats.org/drawingml/2006/wordprocessingDrawing" xmlns:w10="urn:schemas-microsoft-com:office:word" xmlns:w="http://schemas.openxmlformats.org/wordprocessingml/2006/main" xmlns:w14="http://schemas.microsoft.com/office/word/2010/wordml" xmlns:w15="http://schemas.microsoft.com/office/word/2012/wordml" xmlns:w16cex="http://schemas.microsoft.com/office/word/2018/wordml/cex" xmlns:w16cid="http://schemas.microsoft.com/office/word/2016/wordml/cid" xmlns:w16="http://schemas.microsoft.com/office/word/2018/wordml" xmlns:w16du="http://schemas.microsoft.com/office/word/2023/wordml/word16du" xmlns:w16sdtdh="http://schemas.microsoft.com/office/word/2020/wordml/sdtdatahash" xmlns:w16sdtfl="http://schemas.microsoft.com/office/word/2024/wordml/sdtformatlock" xmlns:w16se="http://schemas.microsoft.com/office/word/2015/wordml/symex" xmlns:wpg="http://schemas.microsoft.com/office/word/2010/wordprocessingGroup" xmlns:wpi="http://schemas.microsoft.com/office/word/2010/wordprocessingInk" xmlns:wne="http://schemas.microsoft.com/office/word/2006/wordml" xmlns:wps="http://schemas.microsoft.com/office/word/2010/wordprocessingShape" mc:Ignorable="w14 w15 w16se w16cid w16 w16cex w16sdtdh w16sdtfl w16du wp14">
   <w:body>
     <w:p>
-      <w:pPr>
+      <w:r>
+        <w:t>PHẦN I: KHỐI KHÁCH HÀNG (CUSTOMER PORTAL)</w:t>
+      </w:r>
+    </w:p>
+    <w:p>
+      <w:r>
+        <w:t>1. Màn hình Đăng nhập (Login Screen)</w:t>
+      </w:r>
+    </w:p>
+    <w:p>
+      <w:pPr>
+        <w:numPr>
+          <w:ilvl w:val="0"/>
+          <w:numId w:val="17"/>
+        </w:numPr>
+      </w:pPr>
+      <w:r>
+        <w:t>Mục đích: Xác thực danh tính và phân quyền người dùng (Authentication &amp; Authorization).</w:t>
+      </w:r>
+    </w:p>
+    <w:p>
+      <w:pPr>
+        <w:numPr>
+          <w:ilvl w:val="0"/>
+          <w:numId w:val="17"/>
+        </w:numPr>
+      </w:pPr>
+      <w:r>
+        <w:t>Actors: Customer, Admin.</w:t>
+      </w:r>
+    </w:p>
+    <w:p>
+      <w:pPr>
+        <w:numPr>
+          <w:ilvl w:val="0"/>
+          <w:numId w:val="17"/>
+        </w:numPr>
+      </w:pPr>
+      <w:r>
+        <w:t>UI Components: Logo MiniMart, Input Username, Input Password, Checkbox "Remember Me", Button Login, Link Quên mật khẩu, Link Đăng ký, Khu vực hiển thị thông báo lỗi (Toast/Alert).</w:t>
+      </w:r>
+    </w:p>
+    <w:p>
+      <w:pPr>
+        <w:numPr>
+          <w:ilvl w:val="0"/>
+          <w:numId w:val="17"/>
+        </w:numPr>
+      </w:pPr>
+      <w:r>
+        <w:t>Functions &amp; System Processing:</w:t>
+      </w:r>
+    </w:p>
+    <w:p>
+      <w:pPr>
+        <w:numPr>
+          <w:ilvl w:val="1"/>
+          <w:numId w:val="17"/>
+        </w:numPr>
+      </w:pPr>
+      <w:r>
+        <w:t>Login: Bắt sự kiện submit, validate (không được để trống). Gửi API call lên server. Hệ thống kiểm tra trong bảng Users, so sánh hash password.</w:t>
+      </w:r>
+    </w:p>
+    <w:p>
+      <w:pPr>
+        <w:numPr>
+          <w:ilvl w:val="1"/>
+          <w:numId w:val="17"/>
+        </w:numPr>
+      </w:pPr>
+      <w:r>
+        <w:t>Remember login: Nếu check, lưu JWT Token/Session vào localStorage hoặc HttpOnly Cookie với thời gian sống dài hơn.</w:t>
+      </w:r>
+    </w:p>
+    <w:p>
+      <w:pPr>
+        <w:numPr>
+          <w:ilvl w:val="1"/>
+          <w:numId w:val="17"/>
+        </w:numPr>
+      </w:pPr>
+      <w:r>
+        <w:t>Redirect (Routing): Dựa vào Role trả về từ API: ADMIN -&gt; Điều hướng sang Admin Dashboard; CUSTOMER -&gt; Điều hướng sang Home Page.</w:t>
+      </w:r>
+    </w:p>
+    <w:p>
+      <w:pPr>
+        <w:numPr>
+          <w:ilvl w:val="0"/>
+          <w:numId w:val="17"/>
+        </w:numPr>
+      </w:pPr>
+      <w:r>
+        <w:t>Database: Bảng Users.</w:t>
+      </w:r>
+    </w:p>
+    <w:p>
+      <w:r>
+        <w:t>2. Màn hình Đăng ký (Register Screen)</w:t>
+      </w:r>
+    </w:p>
+    <w:p>
+      <w:pPr>
+        <w:numPr>
+          <w:ilvl w:val="0"/>
+          <w:numId w:val="18"/>
+        </w:numPr>
+      </w:pPr>
+      <w:r>
+        <w:t>Mục đích: Khách hàng mới tạo tài khoản truy cập hệ thống.</w:t>
+      </w:r>
+    </w:p>
+    <w:p>
+      <w:pPr>
+        <w:numPr>
+          <w:ilvl w:val="0"/>
+          <w:numId w:val="18"/>
+        </w:numPr>
+      </w:pPr>
+      <w:r>
+        <w:t>Actors: Customer.</w:t>
+      </w:r>
+    </w:p>
+    <w:p>
+      <w:pPr>
+        <w:numPr>
+          <w:ilvl w:val="0"/>
+          <w:numId w:val="18"/>
+        </w:numPr>
+      </w:pPr>
+      <w:r>
+        <w:t>UI Components: Input (Họ tên, Username, Email, Số điện thoại, Mật khẩu, Xác nhận mật khẩu), Button Đăng ký.</w:t>
+      </w:r>
+    </w:p>
+    <w:p>
+      <w:pPr>
+        <w:numPr>
+          <w:ilvl w:val="0"/>
+          <w:numId w:val="18"/>
+        </w:numPr>
+      </w:pPr>
+      <w:r>
+        <w:t>Functions &amp; System Processing:</w:t>
+      </w:r>
+    </w:p>
+    <w:p>
+      <w:pPr>
+        <w:numPr>
+          <w:ilvl w:val="1"/>
+          <w:numId w:val="18"/>
+        </w:numPr>
+      </w:pPr>
+      <w:r>
+        <w:t>Validate Client-side: Email đúng format regex, SĐT hợp lệ (ví dụ: 10 số), Mật khẩu đủ độ mạnh (ví dụ: &gt; 6 ký tự), Xác nhận mật khẩu phải trùng khớp.</w:t>
+      </w:r>
+    </w:p>
+    <w:p>
+      <w:pPr>
+        <w:numPr>
+          <w:ilvl w:val="1"/>
+          <w:numId w:val="18"/>
+        </w:numPr>
+      </w:pPr>
+      <w:r>
+        <w:t>Validate Server-side: Kiểm tra username và email đã tồn tại trong DB chưa (Unique check).</w:t>
+      </w:r>
+    </w:p>
+    <w:p>
+      <w:pPr>
+        <w:numPr>
+          <w:ilvl w:val="1"/>
+          <w:numId w:val="18"/>
+        </w:numPr>
+      </w:pPr>
+      <w:r>
+        <w:t>Save: Hash mật khẩu (dùng bcrypt/argon2 ở backend) trước khi lưu (Insert) bản ghi mới vào DB.</w:t>
+      </w:r>
+    </w:p>
+    <w:p>
+      <w:pPr>
+        <w:numPr>
+          <w:ilvl w:val="0"/>
+          <w:numId w:val="18"/>
+        </w:numPr>
+      </w:pPr>
+      <w:r>
+        <w:t>Database: Bảng Users.</w:t>
+      </w:r>
+    </w:p>
+    <w:p>
+      <w:r>
+        <w:t>3. Trang chủ (Home Screen)</w:t>
+      </w:r>
+    </w:p>
+    <w:p>
+      <w:pPr>
+        <w:numPr>
+          <w:ilvl w:val="0"/>
+          <w:numId w:val="19"/>
+        </w:numPr>
+      </w:pPr>
+      <w:r>
+        <w:t>Mục đích: Điểm chạm đầu tiên, trưng bày các chiến dịch khuyến mãi và sản phẩm nổi bật.</w:t>
+      </w:r>
+    </w:p>
+    <w:p>
+      <w:pPr>
+        <w:numPr>
+          <w:ilvl w:val="0"/>
+          <w:numId w:val="19"/>
+        </w:numPr>
+      </w:pPr>
+      <w:r>
+        <w:t>Actors: Customer.</w:t>
+      </w:r>
+    </w:p>
+    <w:p>
+      <w:pPr>
+        <w:numPr>
+          <w:ilvl w:val="0"/>
+          <w:numId w:val="19"/>
+        </w:numPr>
+      </w:pPr>
+      <w:r>
+        <w:lastRenderedPageBreak/>
+        <w:t>UI Components: Thanh điều hướng (Navbar + Search bar), Banner Slider, Lưới Danh mục (Categories), Lưới Sản phẩm nổi bật (Featured Products), Footer.</w:t>
+      </w:r>
+    </w:p>
+    <w:p>
+      <w:pPr>
+        <w:numPr>
+          <w:ilvl w:val="0"/>
+          <w:numId w:val="19"/>
+        </w:numPr>
+      </w:pPr>
+      <w:r>
+        <w:t>Functions &amp; System Processing:</w:t>
+      </w:r>
+    </w:p>
+    <w:p>
+      <w:pPr>
+        <w:numPr>
+          <w:ilvl w:val="1"/>
+          <w:numId w:val="19"/>
+        </w:numPr>
+      </w:pPr>
+      <w:r>
+        <w:t>View &amp; Navigate: Fetch API lấy danh sách Banner, Categories và Top Products để render. Nhấn vào Danh mục sẽ chuyển sang Product List kèm query lọc.</w:t>
+      </w:r>
+    </w:p>
+    <w:p>
+      <w:pPr>
+        <w:numPr>
+          <w:ilvl w:val="1"/>
+          <w:numId w:val="19"/>
+        </w:numPr>
+      </w:pPr>
+      <w:r>
+        <w:t>Search: Nhập từ khóa, nhấn Enter sẽ chuyển sang trang Product List với URL chứa query ?search=keyword.</w:t>
+      </w:r>
+    </w:p>
+    <w:p>
+      <w:pPr>
+        <w:numPr>
+          <w:ilvl w:val="0"/>
+          <w:numId w:val="19"/>
+        </w:numPr>
+      </w:pPr>
+      <w:r>
         <w:rPr>
-          <w:b/>
-          <w:bCs/>
+          <w:rFonts w:ascii="Segoe UI Emoji" w:hAnsi="Segoe UI Emoji" w:cs="Segoe UI Emoji"/>
         </w:rPr>
-      </w:pPr>
-      <w:r>
-        <w:rPr>
-          <w:b/>
-          <w:bCs/>
-        </w:rPr>
-        <w:t>PHẦN 1: KHỐI CHỨC NĂNG KHÁCH HÀNG (CUSTOMER PORTAL)</w:t>
-      </w:r>
-    </w:p>
-    <w:p>
-      <w:r>
-        <w:rPr>
-          <w:b/>
-          <w:bCs/>
-        </w:rPr>
-        <w:t>1. Màn hình Đăng nhập (Login Screen)</w:t>
-      </w:r>
-    </w:p>
-    <w:p>
-      <w:pPr>
-        <w:numPr>
-          <w:ilvl w:val="0"/>
-          <w:numId w:val="1"/>
-        </w:numPr>
-      </w:pPr>
-      <w:r>
-        <w:rPr>
-          <w:b/>
-          <w:bCs/>
-        </w:rPr>
-        <w:t>Mục đích:</w:t>
-      </w:r>
-      <w:r>
-        <w:t xml:space="preserve"> Xác thực người dùng và phân quyền truy cập hệ thống (Authentication &amp; Authorization).</w:t>
-      </w:r>
-    </w:p>
-    <w:p>
-      <w:pPr>
-        <w:numPr>
-          <w:ilvl w:val="0"/>
-          <w:numId w:val="1"/>
-        </w:numPr>
-      </w:pPr>
-      <w:r>
-        <w:rPr>
-          <w:b/>
-          <w:bCs/>
-        </w:rPr>
-        <w:t>Thành phần UI:</w:t>
-      </w:r>
-      <w:r>
-        <w:t xml:space="preserve"> Form đăng nhập (Username/Email, Password), nút "Ghi nhớ đăng nhập", link "Quên mật khẩu", nút chuyển sang Đăng ký.</w:t>
-      </w:r>
-    </w:p>
-    <w:p>
-      <w:pPr>
-        <w:numPr>
-          <w:ilvl w:val="0"/>
-          <w:numId w:val="1"/>
-        </w:numPr>
-      </w:pPr>
-      <w:r>
-        <w:rPr>
-          <w:b/>
-          <w:bCs/>
-        </w:rPr>
-        <w:t>Luồng xử lý (System Processing):</w:t>
+        <w:t>✨</w:t>
+      </w:r>
+      <w:r>
+        <w:t xml:space="preserve"> Tích hợp AI 1: Trợ lý Mua sắm (AI Chatbot Widget)</w:t>
       </w:r>
     </w:p>
     <w:p>
       <w:pPr>
         <w:numPr>
           <w:ilvl w:val="1"/>
-          <w:numId w:val="1"/>
-        </w:numPr>
-      </w:pPr>
-      <w:r>
-        <w:t>Validate dữ liệu đầu vào (không được để trống).</w:t>
+          <w:numId w:val="19"/>
+        </w:numPr>
+      </w:pPr>
+      <w:r>
+        <w:t>Hiển thị: Nút Floating góc phải dưới màn hình (hoạt động xuyên suốt các trang Customer).</w:t>
       </w:r>
     </w:p>
     <w:p>
       <w:pPr>
         <w:numPr>
           <w:ilvl w:val="1"/>
-          <w:numId w:val="1"/>
-        </w:numPr>
-      </w:pPr>
-      <w:r>
-        <w:t>Gửi request chứa credentials (mã hóa mật khẩu) lên server.</w:t>
-      </w:r>
-    </w:p>
-    <w:p>
-      <w:pPr>
-        <w:numPr>
-          <w:ilvl w:val="1"/>
-          <w:numId w:val="1"/>
-        </w:numPr>
-      </w:pPr>
-      <w:r>
-        <w:t>Dựa vào Role trả về để điều hướng (Routing): ADMIN chuyển hướng sang Admin Dashboard, CUSTOMER chuyển hướng sang Trang chủ.</w:t>
-      </w:r>
-    </w:p>
-    <w:p>
-      <w:pPr>
-        <w:numPr>
-          <w:ilvl w:val="1"/>
-          <w:numId w:val="1"/>
-        </w:numPr>
-      </w:pPr>
-      <w:r>
-        <w:t>Lưu thông tin session/token vào Local Storage hoặc Cookie.</w:t>
-      </w:r>
-    </w:p>
-    <w:p>
-      <w:r>
-        <w:rPr>
-          <w:b/>
-          <w:bCs/>
-        </w:rPr>
-        <w:t>2. Màn hình Đăng ký (Register Screen)</w:t>
-      </w:r>
-    </w:p>
-    <w:p>
-      <w:pPr>
-        <w:numPr>
-          <w:ilvl w:val="0"/>
-          <w:numId w:val="2"/>
-        </w:numPr>
-      </w:pPr>
-      <w:r>
-        <w:rPr>
-          <w:b/>
-          <w:bCs/>
-        </w:rPr>
-        <w:t>Mục đích:</w:t>
-      </w:r>
-      <w:r>
-        <w:t xml:space="preserve"> Cho phép người dùng mới tạo tài khoản khách hàng.</w:t>
-      </w:r>
-    </w:p>
-    <w:p>
-      <w:pPr>
-        <w:numPr>
-          <w:ilvl w:val="0"/>
-          <w:numId w:val="2"/>
-        </w:numPr>
-      </w:pPr>
-      <w:r>
-        <w:rPr>
-          <w:b/>
-          <w:bCs/>
-        </w:rPr>
-        <w:t>Thành phần UI:</w:t>
-      </w:r>
-      <w:r>
-        <w:t xml:space="preserve"> Form thông tin (Họ tên, Username, Email, SĐT, Mật khẩu, Xác nhận mật khẩu), nút Đăng ký.</w:t>
-      </w:r>
-    </w:p>
-    <w:p>
-      <w:pPr>
-        <w:numPr>
-          <w:ilvl w:val="0"/>
-          <w:numId w:val="2"/>
-        </w:numPr>
-      </w:pPr>
-      <w:r>
-        <w:rPr>
-          <w:b/>
-          <w:bCs/>
-        </w:rPr>
-        <w:t>Luồng xử lý:</w:t>
-      </w:r>
-    </w:p>
-    <w:p>
-      <w:pPr>
-        <w:numPr>
-          <w:ilvl w:val="1"/>
-          <w:numId w:val="2"/>
-        </w:numPr>
-      </w:pPr>
-      <w:r>
-        <w:t>Validate format dữ liệu ở Frontend (Email đúng định dạng, SĐT hợp lệ, Mật khẩu trùng khớp và đạt độ dài tối thiểu).</w:t>
-      </w:r>
-    </w:p>
-    <w:p>
-      <w:pPr>
-        <w:numPr>
-          <w:ilvl w:val="1"/>
-          <w:numId w:val="2"/>
-        </w:numPr>
-      </w:pPr>
-      <w:r>
-        <w:t>Server kiểm tra tính duy nhất (Unique) của Email và Username.</w:t>
-      </w:r>
-    </w:p>
-    <w:p>
-      <w:pPr>
-        <w:numPr>
-          <w:ilvl w:val="1"/>
-          <w:numId w:val="2"/>
-        </w:numPr>
-      </w:pPr>
-      <w:r>
-        <w:t>Mã hóa mật khẩu (Hashing) trước khi lưu vào bảng Users.</w:t>
-      </w:r>
-    </w:p>
-    <w:p>
-      <w:r>
-        <w:rPr>
-          <w:b/>
-          <w:bCs/>
-        </w:rPr>
-        <w:t>3. Trang chủ (Home Screen)</w:t>
-      </w:r>
-    </w:p>
-    <w:p>
-      <w:pPr>
-        <w:numPr>
-          <w:ilvl w:val="0"/>
-          <w:numId w:val="3"/>
-        </w:numPr>
-      </w:pPr>
-      <w:r>
-        <w:rPr>
-          <w:b/>
-          <w:bCs/>
-        </w:rPr>
-        <w:t>Mục đích:</w:t>
-      </w:r>
-      <w:r>
-        <w:t xml:space="preserve"> Điểm chạm đầu tiên, hiển thị các chương trình khuyến mãi, danh mục và sản phẩm nổi bật để kích thích mua sắm.</w:t>
-      </w:r>
-    </w:p>
-    <w:p>
-      <w:pPr>
-        <w:numPr>
-          <w:ilvl w:val="0"/>
-          <w:numId w:val="3"/>
-        </w:numPr>
-      </w:pPr>
-      <w:r>
-        <w:rPr>
-          <w:b/>
-          <w:bCs/>
-        </w:rPr>
-        <w:t>Thành phần UI:</w:t>
-      </w:r>
-      <w:r>
-        <w:t xml:space="preserve"> Thanh điều hướng (Navbar) kèm thanh tìm kiếm, Banner Slider động, Lưới danh mục (Category Grid), Lưới sản phẩm nổi bật (Featured Products), Chatbot AI (Góc phải).</w:t>
-      </w:r>
-    </w:p>
-    <w:p>
-      <w:pPr>
-        <w:numPr>
-          <w:ilvl w:val="0"/>
-          <w:numId w:val="3"/>
-        </w:numPr>
-      </w:pPr>
-      <w:r>
-        <w:rPr>
-          <w:b/>
-          <w:bCs/>
-        </w:rPr>
-        <w:t>Luồng xử lý:</w:t>
-      </w:r>
-    </w:p>
-    <w:p>
-      <w:pPr>
-        <w:numPr>
-          <w:ilvl w:val="1"/>
-          <w:numId w:val="3"/>
-        </w:numPr>
-      </w:pPr>
-      <w:r>
-        <w:lastRenderedPageBreak/>
-        <w:t>Fetch và render dữ liệu động từ API cho Banner, Categories và Products (giới hạn số lượng hiển thị).</w:t>
-      </w:r>
-    </w:p>
-    <w:p>
-      <w:pPr>
-        <w:numPr>
-          <w:ilvl w:val="1"/>
-          <w:numId w:val="3"/>
-        </w:numPr>
-      </w:pPr>
-      <w:r>
-        <w:t>Thanh tìm kiếm hỗ trợ tìm nhanh sản phẩm theo từ khóa.</w:t>
-      </w:r>
-    </w:p>
-    <w:p>
-      <w:r>
-        <w:rPr>
-          <w:b/>
-          <w:bCs/>
-        </w:rPr>
-        <w:t>4. Màn hình Danh sách Sản phẩm (Product List Screen)</w:t>
-      </w:r>
-    </w:p>
-    <w:p>
-      <w:pPr>
-        <w:numPr>
-          <w:ilvl w:val="0"/>
-          <w:numId w:val="4"/>
-        </w:numPr>
-      </w:pPr>
-      <w:r>
-        <w:rPr>
-          <w:b/>
-          <w:bCs/>
-        </w:rPr>
-        <w:t>Mục đích:</w:t>
-      </w:r>
-      <w:r>
-        <w:t xml:space="preserve"> Hiển thị toàn bộ sản phẩm, hỗ trợ khách hàng tìm kiếm và lọc sản phẩm theo nhu cầu.</w:t>
-      </w:r>
-    </w:p>
-    <w:p>
-      <w:pPr>
-        <w:numPr>
-          <w:ilvl w:val="0"/>
-          <w:numId w:val="4"/>
-        </w:numPr>
-      </w:pPr>
-      <w:r>
-        <w:rPr>
-          <w:b/>
-          <w:bCs/>
-        </w:rPr>
-        <w:t>Thành phần UI:</w:t>
-      </w:r>
-      <w:r>
-        <w:t xml:space="preserve"> Bộ lọc (Filter panel) bên trái (theo danh mục, khoảng giá), thanh Sort (sắp xếp), lưới sản phẩm, phân trang (Pagination).</w:t>
-      </w:r>
-    </w:p>
-    <w:p>
-      <w:pPr>
-        <w:numPr>
-          <w:ilvl w:val="0"/>
-          <w:numId w:val="4"/>
-        </w:numPr>
-      </w:pPr>
-      <w:r>
-        <w:rPr>
-          <w:b/>
-          <w:bCs/>
-        </w:rPr>
-        <w:t>Luồng xử lý:</w:t>
-      </w:r>
-    </w:p>
-    <w:p>
-      <w:pPr>
-        <w:numPr>
-          <w:ilvl w:val="1"/>
-          <w:numId w:val="4"/>
-        </w:numPr>
-      </w:pPr>
-      <w:r>
-        <w:t>Nhận tham số URL (Query Parameters) để gọi API lọc dữ liệu (Ví dụ: ?category=1&amp;minPrice=50000&amp;sort=price_asc).</w:t>
-      </w:r>
-    </w:p>
-    <w:p>
-      <w:pPr>
-        <w:numPr>
-          <w:ilvl w:val="1"/>
-          <w:numId w:val="4"/>
-        </w:numPr>
-      </w:pPr>
-      <w:r>
-        <w:t>Cập nhật UI bất đồng bộ khi người dùng thay đổi tiêu chí lọc mà không cần reload trang.</w:t>
-      </w:r>
-    </w:p>
-    <w:p>
-      <w:r>
-        <w:rPr>
-          <w:b/>
-          <w:bCs/>
-        </w:rPr>
-        <w:t>5. Màn hình Chi tiết Sản phẩm &amp; Đánh giá (Product Detail &amp; Review Screen)</w:t>
-      </w:r>
-    </w:p>
-    <w:p>
-      <w:pPr>
-        <w:numPr>
-          <w:ilvl w:val="0"/>
-          <w:numId w:val="5"/>
-        </w:numPr>
-      </w:pPr>
-      <w:r>
-        <w:rPr>
-          <w:b/>
-          <w:bCs/>
-        </w:rPr>
-        <w:t>Mục đích:</w:t>
-      </w:r>
-      <w:r>
-        <w:t xml:space="preserve"> Cung cấp thông tin chuyên sâu về một sản phẩm cụ thể và các đánh giá từ người dùng khác.</w:t>
-      </w:r>
-    </w:p>
-    <w:p>
-      <w:pPr>
-        <w:numPr>
-          <w:ilvl w:val="0"/>
-          <w:numId w:val="5"/>
-        </w:numPr>
-      </w:pPr>
-      <w:r>
-        <w:rPr>
-          <w:b/>
-          <w:bCs/>
-        </w:rPr>
-        <w:t>Thành phần UI:</w:t>
-      </w:r>
-      <w:r>
-        <w:t xml:space="preserve"> Gallery ảnh sản phẩm, tên, giá bán (giá gốc/giá khuyến mãi), tình trạng kho, mô tả chi tiết, bộ chọn số lượng, nút "Thêm vào giỏ hàng", khu vực Đánh giá (Reviews).</w:t>
-      </w:r>
-    </w:p>
-    <w:p>
-      <w:pPr>
-        <w:numPr>
-          <w:ilvl w:val="0"/>
-          <w:numId w:val="5"/>
-        </w:numPr>
-      </w:pPr>
-      <w:r>
-        <w:rPr>
-          <w:b/>
-          <w:bCs/>
-        </w:rPr>
-        <w:t>Luồng xử lý:</w:t>
-      </w:r>
-    </w:p>
-    <w:p>
-      <w:pPr>
-        <w:numPr>
-          <w:ilvl w:val="1"/>
-          <w:numId w:val="5"/>
-        </w:numPr>
-      </w:pPr>
-      <w:r>
-        <w:t>Kiểm tra số lượng tồn kho (stock_quantity) trước khi cho phép thêm vào giỏ.</w:t>
-      </w:r>
-    </w:p>
-    <w:p>
-      <w:pPr>
-        <w:numPr>
-          <w:ilvl w:val="1"/>
-          <w:numId w:val="5"/>
-        </w:numPr>
-      </w:pPr>
-      <w:r>
-        <w:t>Hiển thị danh sách comment/rating của khách hàng cũ.</w:t>
-      </w:r>
-    </w:p>
-    <w:p>
-      <w:pPr>
-        <w:numPr>
-          <w:ilvl w:val="1"/>
-          <w:numId w:val="5"/>
-        </w:numPr>
-      </w:pPr>
-      <w:r>
-        <w:rPr>
-          <w:b/>
-          <w:bCs/>
-        </w:rPr>
-        <w:t>Tích hợp AI (Review Summarizer):</w:t>
-      </w:r>
-      <w:r>
-        <w:t xml:space="preserve"> Nút "Tóm tắt bằng AI" gọi LLM để phân tích toàn bộ mảng đánh giá và render ra 2 danh sách: Ưu điểm &amp; Nhược điểm tổng quan.</w:t>
-      </w:r>
-    </w:p>
-    <w:p>
-      <w:r>
-        <w:rPr>
-          <w:b/>
-          <w:bCs/>
-        </w:rPr>
-        <w:t>6. Màn hình Giỏ hàng (Shopping Cart Screen)</w:t>
-      </w:r>
-    </w:p>
-    <w:p>
-      <w:pPr>
-        <w:numPr>
-          <w:ilvl w:val="0"/>
-          <w:numId w:val="6"/>
-        </w:numPr>
-      </w:pPr>
-      <w:r>
-        <w:rPr>
-          <w:b/>
-          <w:bCs/>
-        </w:rPr>
-        <w:t>Mục đích:</w:t>
-      </w:r>
-      <w:r>
-        <w:t xml:space="preserve"> Quản lý các mặt hàng chuẩn bị thanh toán.</w:t>
-      </w:r>
-    </w:p>
-    <w:p>
-      <w:pPr>
-        <w:numPr>
-          <w:ilvl w:val="0"/>
-          <w:numId w:val="6"/>
-        </w:numPr>
-      </w:pPr>
-      <w:r>
-        <w:rPr>
-          <w:b/>
-          <w:bCs/>
-        </w:rPr>
-        <w:t>Thành phần UI:</w:t>
-      </w:r>
-      <w:r>
-        <w:t xml:space="preserve"> Bảng danh sách sản phẩm (Ảnh, tên, đơn giá), bộ tăng giảm số lượng (+/-), nút xóa sản phẩm, khu vực tính tổng tiền (Subtotal).</w:t>
-      </w:r>
-    </w:p>
-    <w:p>
-      <w:pPr>
-        <w:numPr>
-          <w:ilvl w:val="0"/>
-          <w:numId w:val="6"/>
-        </w:numPr>
-      </w:pPr>
-      <w:r>
-        <w:rPr>
-          <w:b/>
-          <w:bCs/>
-        </w:rPr>
-        <w:t>Luồng xử lý:</w:t>
-      </w:r>
-    </w:p>
-    <w:p>
-      <w:pPr>
-        <w:numPr>
-          <w:ilvl w:val="1"/>
-          <w:numId w:val="6"/>
-        </w:numPr>
-      </w:pPr>
-      <w:r>
-        <w:t>Tính toán Real-time tổng giá trị đơn hàng khi thay đổi số lượng.</w:t>
-      </w:r>
-    </w:p>
-    <w:p>
-      <w:pPr>
-        <w:numPr>
-          <w:ilvl w:val="1"/>
-          <w:numId w:val="6"/>
-        </w:numPr>
-      </w:pPr>
-      <w:r>
-        <w:lastRenderedPageBreak/>
-        <w:t>Cập nhật Badge số lượng trên thanh Navbar.</w:t>
-      </w:r>
-    </w:p>
-    <w:p>
-      <w:pPr>
-        <w:numPr>
-          <w:ilvl w:val="1"/>
-          <w:numId w:val="6"/>
-        </w:numPr>
-      </w:pPr>
-      <w:r>
-        <w:rPr>
-          <w:b/>
-          <w:bCs/>
-        </w:rPr>
-        <w:t>Tích hợp AI (Chef Assistant):</w:t>
-      </w:r>
-      <w:r>
-        <w:t xml:space="preserve"> Nút "Gợi ý món ngon" gọi LLM truyền danh sách tên sản phẩm trong giỏ để tự động sáng tạo ra một công thức nấu ăn phù hợp.</w:t>
-      </w:r>
-    </w:p>
-    <w:p>
-      <w:r>
-        <w:rPr>
-          <w:b/>
-          <w:bCs/>
-        </w:rPr>
-        <w:t>7. Màn hình Thanh toán (Checkout Screen)</w:t>
-      </w:r>
-    </w:p>
-    <w:p>
-      <w:pPr>
-        <w:numPr>
-          <w:ilvl w:val="0"/>
-          <w:numId w:val="7"/>
-        </w:numPr>
-      </w:pPr>
-      <w:r>
-        <w:rPr>
-          <w:b/>
-          <w:bCs/>
-        </w:rPr>
-        <w:t>Mục đích:</w:t>
-      </w:r>
-      <w:r>
-        <w:t xml:space="preserve"> Xác nhận thông tin giao hàng và chốt đơn (Place Order).</w:t>
-      </w:r>
-    </w:p>
-    <w:p>
-      <w:pPr>
-        <w:numPr>
-          <w:ilvl w:val="0"/>
-          <w:numId w:val="7"/>
-        </w:numPr>
-      </w:pPr>
-      <w:r>
-        <w:rPr>
-          <w:b/>
-          <w:bCs/>
-        </w:rPr>
-        <w:t>Thành phần UI:</w:t>
-      </w:r>
-      <w:r>
-        <w:t xml:space="preserve"> Form địa chỉ giao nhận, chọn phương thức thanh toán (COD, VNPay, Momo), ô nhập mã giảm giá, bảng tóm tắt đơn hàng.</w:t>
-      </w:r>
-    </w:p>
-    <w:p>
-      <w:pPr>
-        <w:numPr>
-          <w:ilvl w:val="0"/>
-          <w:numId w:val="7"/>
-        </w:numPr>
-      </w:pPr>
-      <w:r>
-        <w:rPr>
-          <w:b/>
-          <w:bCs/>
-        </w:rPr>
-        <w:t>Luồng xử lý:</w:t>
-      </w:r>
-    </w:p>
-    <w:p>
-      <w:pPr>
-        <w:numPr>
-          <w:ilvl w:val="1"/>
-          <w:numId w:val="7"/>
-        </w:numPr>
-      </w:pPr>
-      <w:r>
-        <w:t>Validate thông tin địa chỉ trước khi submit.</w:t>
-      </w:r>
-    </w:p>
-    <w:p>
-      <w:pPr>
-        <w:numPr>
-          <w:ilvl w:val="1"/>
-          <w:numId w:val="7"/>
-        </w:numPr>
-      </w:pPr>
-      <w:r>
-        <w:t>Gọi API áp dụng mã giảm giá (nếu có) và tính lại tổng tiền.</w:t>
-      </w:r>
-    </w:p>
-    <w:p>
-      <w:pPr>
-        <w:numPr>
-          <w:ilvl w:val="1"/>
-          <w:numId w:val="7"/>
-        </w:numPr>
-      </w:pPr>
-      <w:r>
-        <w:t>Tạo bản ghi vào bảng Orders và Order_Items. Xóa dữ liệu giỏ hàng sau khi đặt thành công.</w:t>
-      </w:r>
-    </w:p>
-    <w:p>
-      <w:r>
-        <w:rPr>
-          <w:b/>
-          <w:bCs/>
-        </w:rPr>
-        <w:t>8. Màn hình Lịch sử Đơn hàng (Order History Screen)</w:t>
-      </w:r>
-    </w:p>
-    <w:p>
-      <w:pPr>
-        <w:numPr>
-          <w:ilvl w:val="0"/>
-          <w:numId w:val="8"/>
-        </w:numPr>
-      </w:pPr>
-      <w:r>
-        <w:rPr>
-          <w:b/>
-          <w:bCs/>
-        </w:rPr>
-        <w:t>Mục đích:</w:t>
-      </w:r>
-      <w:r>
-        <w:t xml:space="preserve"> Giúp khách hàng theo dõi tiến độ và lịch sử mua hàng.</w:t>
-      </w:r>
-    </w:p>
-    <w:p>
-      <w:pPr>
-        <w:numPr>
-          <w:ilvl w:val="0"/>
-          <w:numId w:val="8"/>
-        </w:numPr>
-      </w:pPr>
-      <w:r>
-        <w:rPr>
-          <w:b/>
-          <w:bCs/>
-        </w:rPr>
-        <w:t>Thành phần UI:</w:t>
-      </w:r>
-      <w:r>
-        <w:t xml:space="preserve"> Các Tab phân loại trạng thái (Tất cả, Chờ xác nhận, Đang giao, Đã hoàn thành), danh sách card đơn hàng (Mã đơn, ngày đặt, tổng tiền, trạng thái).</w:t>
-      </w:r>
-    </w:p>
-    <w:p>
-      <w:pPr>
-        <w:numPr>
-          <w:ilvl w:val="0"/>
-          <w:numId w:val="8"/>
-        </w:numPr>
-      </w:pPr>
-      <w:r>
-        <w:rPr>
-          <w:b/>
-          <w:bCs/>
-        </w:rPr>
-        <w:t>Luồng xử lý:</w:t>
-      </w:r>
-      <w:r>
-        <w:t xml:space="preserve"> Fetch danh sách đơn hàng gắn với user_id hiện tại, lọc dữ liệu theo trạng thái khi chuyển Tab.</w:t>
-      </w:r>
-    </w:p>
-    <w:p>
-      <w:r>
-        <w:rPr>
-          <w:b/>
-          <w:bCs/>
-        </w:rPr>
-        <w:t>9. Màn hình Chi tiết Đơn hàng (Order Detail Screen)</w:t>
-      </w:r>
-    </w:p>
-    <w:p>
-      <w:pPr>
-        <w:numPr>
-          <w:ilvl w:val="0"/>
-          <w:numId w:val="9"/>
-        </w:numPr>
-      </w:pPr>
-      <w:r>
-        <w:rPr>
-          <w:b/>
-          <w:bCs/>
-        </w:rPr>
-        <w:t>Mục đích:</w:t>
-      </w:r>
-      <w:r>
-        <w:t xml:space="preserve"> Xem chi tiết một mã đơn cụ thể.</w:t>
-      </w:r>
-    </w:p>
-    <w:p>
-      <w:pPr>
-        <w:numPr>
-          <w:ilvl w:val="0"/>
-          <w:numId w:val="9"/>
-        </w:numPr>
-      </w:pPr>
-      <w:r>
-        <w:rPr>
-          <w:b/>
-          <w:bCs/>
-        </w:rPr>
-        <w:t>Thành phần UI:</w:t>
-      </w:r>
-      <w:r>
-        <w:t xml:space="preserve"> Thanh tiến trình (Progress tracking) giao hàng, thông tin người nhận, hình thức thanh toán, bảng chi tiết từng món hàng, tổng tiền các loại phí.</w:t>
-      </w:r>
-    </w:p>
-    <w:p>
-      <w:r>
-        <w:rPr>
-          <w:b/>
-          <w:bCs/>
-        </w:rPr>
-        <w:t>10. Quản lý Hồ sơ &amp; Sổ địa chỉ (Profile &amp; Address Management)</w:t>
-      </w:r>
-    </w:p>
-    <w:p>
-      <w:pPr>
-        <w:numPr>
-          <w:ilvl w:val="0"/>
-          <w:numId w:val="10"/>
-        </w:numPr>
-      </w:pPr>
-      <w:r>
-        <w:rPr>
-          <w:b/>
-          <w:bCs/>
-        </w:rPr>
-        <w:t>Mục đích:</w:t>
-      </w:r>
-      <w:r>
-        <w:t xml:space="preserve"> Quản lý thông tin cá nhân.</w:t>
-      </w:r>
-    </w:p>
-    <w:p>
-      <w:pPr>
-        <w:numPr>
-          <w:ilvl w:val="0"/>
-          <w:numId w:val="10"/>
-        </w:numPr>
-      </w:pPr>
-      <w:r>
-        <w:rPr>
-          <w:b/>
-          <w:bCs/>
-        </w:rPr>
-        <w:t>Thành phần UI:</w:t>
-      </w:r>
-      <w:r>
-        <w:t xml:space="preserve"> Form cập nhật thông tin (Tên, Email, SĐT), danh sách các địa chỉ lưu sẵn.</w:t>
-      </w:r>
-    </w:p>
-    <w:p>
-      <w:pPr>
-        <w:numPr>
-          <w:ilvl w:val="0"/>
-          <w:numId w:val="10"/>
-        </w:numPr>
-      </w:pPr>
-      <w:r>
-        <w:rPr>
-          <w:b/>
-          <w:bCs/>
-        </w:rPr>
-        <w:t>Luồng xử lý:</w:t>
-      </w:r>
-      <w:r>
-        <w:t xml:space="preserve"> Thực hiện nghiệp vụ CRUD (Create, Read, Update, Delete) trên bảng Users và bảng Addresses liên kết. Cập nhật lại thông tin hiển thị trên Header.</w:t>
-      </w:r>
-    </w:p>
-    <w:p>
-      <w:r>
-        <w:lastRenderedPageBreak/>
-        <w:pict w14:anchorId="2DED96AB">
-          <v:rect id="_x0000_i1037" style="width:0;height:1.5pt" o:hrstd="t" o:hr="t" fillcolor="#a0a0a0" stroked="f"/>
-        </w:pict>
-      </w:r>
-    </w:p>
-    <w:p>
-      <w:pPr>
-        <w:rPr>
-          <w:b/>
-          <w:bCs/>
-        </w:rPr>
-      </w:pPr>
-      <w:r>
-        <w:rPr>
-          <w:b/>
-          <w:bCs/>
-        </w:rPr>
-        <w:t>PHẦN 2: KHỐI QUẢN TRỊ (ADMIN PORTAL)</w:t>
-      </w:r>
-    </w:p>
-    <w:p>
-      <w:r>
-        <w:rPr>
-          <w:b/>
-          <w:bCs/>
-        </w:rPr>
-        <w:t>11. Màn hình Dashboard (Admin Dashboard)</w:t>
-      </w:r>
-    </w:p>
-    <w:p>
-      <w:pPr>
-        <w:numPr>
-          <w:ilvl w:val="0"/>
-          <w:numId w:val="11"/>
-        </w:numPr>
-      </w:pPr>
-      <w:r>
-        <w:rPr>
-          <w:b/>
-          <w:bCs/>
-        </w:rPr>
-        <w:t>Mục đích:</w:t>
-      </w:r>
-      <w:r>
-        <w:t xml:space="preserve"> Cung cấp cái nhìn tổng quan về tình hình kinh doanh của siêu thị.</w:t>
-      </w:r>
-    </w:p>
-    <w:p>
-      <w:pPr>
-        <w:numPr>
-          <w:ilvl w:val="0"/>
-          <w:numId w:val="11"/>
-        </w:numPr>
-      </w:pPr>
-      <w:r>
-        <w:rPr>
-          <w:b/>
-          <w:bCs/>
-        </w:rPr>
-        <w:t>Thành phần UI:</w:t>
-      </w:r>
-      <w:r>
-        <w:t xml:space="preserve"> Thống kê tổng quan (Tổng người dùng, số lượng sản phẩm, tổng đơn hàng, doanh thu), biểu đồ (nếu có mở rộng), thông báo hệ thống.</w:t>
-      </w:r>
-    </w:p>
-    <w:p>
-      <w:pPr>
-        <w:numPr>
-          <w:ilvl w:val="0"/>
-          <w:numId w:val="11"/>
-        </w:numPr>
-      </w:pPr>
-      <w:r>
-        <w:rPr>
-          <w:b/>
-          <w:bCs/>
-        </w:rPr>
-        <w:t>Dữ liệu:</w:t>
-      </w:r>
-      <w:r>
-        <w:t xml:space="preserve"> Sử dụng các câu lệnh SQL Aggregate (COUNT, SUM) để lấy dữ liệu tổng hợp.</w:t>
-      </w:r>
-    </w:p>
-    <w:p>
-      <w:r>
-        <w:rPr>
-          <w:b/>
-          <w:bCs/>
-        </w:rPr>
-        <w:t>12. Màn hình Quản lý Sản phẩm (Product Management Screen)</w:t>
-      </w:r>
-    </w:p>
-    <w:p>
-      <w:pPr>
-        <w:numPr>
-          <w:ilvl w:val="0"/>
-          <w:numId w:val="12"/>
-        </w:numPr>
-      </w:pPr>
-      <w:r>
-        <w:rPr>
-          <w:b/>
-          <w:bCs/>
-        </w:rPr>
-        <w:t>Mục đích:</w:t>
-      </w:r>
-      <w:r>
-        <w:t xml:space="preserve"> Thực hiện các nghiệp vụ thêm, sửa, xóa (CRUD) hàng hóa.</w:t>
-      </w:r>
-    </w:p>
-    <w:p>
-      <w:pPr>
-        <w:numPr>
-          <w:ilvl w:val="0"/>
-          <w:numId w:val="12"/>
-        </w:numPr>
-      </w:pPr>
-      <w:r>
-        <w:rPr>
-          <w:b/>
-          <w:bCs/>
-        </w:rPr>
-        <w:t>Thành phần UI:</w:t>
-      </w:r>
-      <w:r>
-        <w:t xml:space="preserve"> Bảng danh sách sản phẩm, thanh tìm kiếm, bộ lọc theo danh mục, Modal Thêm/Sửa sản phẩm (Tên, giá, tồn kho, mô tả).</w:t>
-      </w:r>
-    </w:p>
-    <w:p>
-      <w:pPr>
-        <w:numPr>
-          <w:ilvl w:val="0"/>
-          <w:numId w:val="12"/>
-        </w:numPr>
-      </w:pPr>
-      <w:r>
-        <w:rPr>
-          <w:b/>
-          <w:bCs/>
-        </w:rPr>
-        <w:t>Luồng xử lý:</w:t>
-      </w:r>
-    </w:p>
-    <w:p>
-      <w:pPr>
-        <w:numPr>
-          <w:ilvl w:val="1"/>
-          <w:numId w:val="12"/>
-        </w:numPr>
-      </w:pPr>
-      <w:r>
-        <w:t>Xử lý upload ảnh sản phẩm (có thể dùng Cloudinary hoặc lưu local server).</w:t>
-      </w:r>
-    </w:p>
-    <w:p>
-      <w:pPr>
-        <w:numPr>
-          <w:ilvl w:val="1"/>
-          <w:numId w:val="12"/>
-        </w:numPr>
-      </w:pPr>
-      <w:r>
-        <w:rPr>
-          <w:b/>
-          <w:bCs/>
-        </w:rPr>
-        <w:t>Tích hợp AI (Content Writer):</w:t>
-      </w:r>
-      <w:r>
-        <w:t xml:space="preserve"> Trong Modal Thêm sản phẩm, khi nhập tên sản phẩm, nút "Viết tự động bằng AI" sẽ gọi LLM để sinh ra một đoạn mô tả bán hàng chuẩn SEO dựa trên tên sản phẩm đó.</w:t>
-      </w:r>
-    </w:p>
-    <w:p>
-      <w:r>
-        <w:rPr>
-          <w:b/>
-          <w:bCs/>
-        </w:rPr>
-        <w:t>13. Màn hình Quản lý Danh mục (Category Management)</w:t>
-      </w:r>
-    </w:p>
-    <w:p>
-      <w:pPr>
-        <w:numPr>
-          <w:ilvl w:val="0"/>
-          <w:numId w:val="13"/>
-        </w:numPr>
-      </w:pPr>
-      <w:r>
-        <w:rPr>
-          <w:b/>
-          <w:bCs/>
-        </w:rPr>
-        <w:t>Mục đích:</w:t>
-      </w:r>
-      <w:r>
-        <w:t xml:space="preserve"> Tổ chức cấu trúc phân loại mặt hàng.</w:t>
-      </w:r>
-    </w:p>
-    <w:p>
-      <w:pPr>
-        <w:numPr>
-          <w:ilvl w:val="0"/>
-          <w:numId w:val="13"/>
-        </w:numPr>
-      </w:pPr>
-      <w:r>
-        <w:rPr>
-          <w:b/>
-          <w:bCs/>
-        </w:rPr>
-        <w:t>Luồng xử lý:</w:t>
-      </w:r>
-      <w:r>
-        <w:t xml:space="preserve"> CRUD bảng Categories. Đảm bảo tính toàn vẹn dữ liệu (không cho phép xóa danh mục nếu đang có sản phẩm thuộc danh mục đó).</w:t>
-      </w:r>
-    </w:p>
-    <w:p>
-      <w:r>
-        <w:rPr>
-          <w:b/>
-          <w:bCs/>
-        </w:rPr>
-        <w:t>14. Màn hình Quản lý Đơn hàng (Order Management)</w:t>
-      </w:r>
-    </w:p>
-    <w:p>
-      <w:pPr>
-        <w:numPr>
-          <w:ilvl w:val="0"/>
-          <w:numId w:val="14"/>
-        </w:numPr>
-      </w:pPr>
-      <w:r>
-        <w:rPr>
-          <w:b/>
-          <w:bCs/>
-        </w:rPr>
-        <w:t>Mục đích:</w:t>
-      </w:r>
-      <w:r>
-        <w:t xml:space="preserve"> Vận hành luồng xử lý đơn hàng thực tế.</w:t>
-      </w:r>
-    </w:p>
-    <w:p>
-      <w:pPr>
-        <w:numPr>
-          <w:ilvl w:val="0"/>
-          <w:numId w:val="14"/>
-        </w:numPr>
-      </w:pPr>
-      <w:r>
-        <w:rPr>
-          <w:b/>
-          <w:bCs/>
-        </w:rPr>
-        <w:t>Luồng xử lý:</w:t>
-      </w:r>
-      <w:r>
-        <w:t xml:space="preserve"> Quản trị viên thay đổi trạng thái đơn hàng (từ </w:t>
+          <w:numId w:val="19"/>
+        </w:numPr>
+      </w:pPr>
+      <w:r>
+        <w:t xml:space="preserve">Chức năng: Khách hàng gõ câu hỏi (VD: "Mình muốn mua đồ nấu canh chua"). Giao diện gửi câu hỏi kèm </w:t>
       </w:r>
       <w:r>
         <w:rPr>
           <w:i/>
           <w:iCs/>
         </w:rPr>
-        <w:t>Pending</w:t>
-      </w:r>
-      <w:r>
-        <w:t xml:space="preserve"> -&gt; </w:t>
+        <w:t>ngữ cảnh (danh sách sản phẩm hiện có)</w:t>
+      </w:r>
+      <w:r>
+        <w:t xml:space="preserve"> gọi API Gemini. Trợ lý AI sẽ tư vấn và đề xuất chính xác các mặt hàng siêu thị đang bán.</w:t>
+      </w:r>
+    </w:p>
+    <w:p>
+      <w:r>
+        <w:t>4. Màn hình Danh sách Sản phẩm (Product List Screen)</w:t>
+      </w:r>
+    </w:p>
+    <w:p>
+      <w:pPr>
+        <w:numPr>
+          <w:ilvl w:val="0"/>
+          <w:numId w:val="20"/>
+        </w:numPr>
+      </w:pPr>
+      <w:r>
+        <w:t>Mục đích: Liệt kê toàn bộ mặt hàng, cung cấp công cụ tìm kiếm và lọc sâu.</w:t>
+      </w:r>
+    </w:p>
+    <w:p>
+      <w:pPr>
+        <w:numPr>
+          <w:ilvl w:val="0"/>
+          <w:numId w:val="20"/>
+        </w:numPr>
+      </w:pPr>
+      <w:r>
+        <w:t>Actors: Customer.</w:t>
+      </w:r>
+    </w:p>
+    <w:p>
+      <w:pPr>
+        <w:numPr>
+          <w:ilvl w:val="0"/>
+          <w:numId w:val="20"/>
+        </w:numPr>
+      </w:pPr>
+      <w:r>
+        <w:t>UI Components: Lưới sản phẩm, Panel Lọc (Theo danh mục, theo khoảng giá), Dropdown Sắp xếp, Phân trang (Pagination).</w:t>
+      </w:r>
+    </w:p>
+    <w:p>
+      <w:pPr>
+        <w:numPr>
+          <w:ilvl w:val="0"/>
+          <w:numId w:val="20"/>
+        </w:numPr>
+      </w:pPr>
+      <w:r>
+        <w:t>Functions &amp; System Processing:</w:t>
+      </w:r>
+    </w:p>
+    <w:p>
+      <w:pPr>
+        <w:numPr>
+          <w:ilvl w:val="1"/>
+          <w:numId w:val="20"/>
+        </w:numPr>
+      </w:pPr>
+      <w:r>
+        <w:t>Filter &amp; Sort: Gửi request lên API với các tham số tương ứng (VD: /api/products?category=1&amp;minPrice=50000&amp;sort=price_desc).</w:t>
+      </w:r>
+    </w:p>
+    <w:p>
+      <w:pPr>
+        <w:numPr>
+          <w:ilvl w:val="1"/>
+          <w:numId w:val="20"/>
+        </w:numPr>
+      </w:pPr>
+      <w:r>
+        <w:t>Pagination: Xử lý phân trang (Limit/Offset) để tối ưu hiệu năng render khi DB có hàng ngàn sản phẩm.</w:t>
+      </w:r>
+    </w:p>
+    <w:p>
+      <w:pPr>
+        <w:numPr>
+          <w:ilvl w:val="0"/>
+          <w:numId w:val="20"/>
+        </w:numPr>
+      </w:pPr>
+      <w:r>
+        <w:t>Database: Bảng Products, Categories.</w:t>
+      </w:r>
+    </w:p>
+    <w:p>
+      <w:r>
+        <w:t>5. Màn hình Chi tiết Sản phẩm (Product Detail Screen)</w:t>
+      </w:r>
+    </w:p>
+    <w:p>
+      <w:pPr>
+        <w:numPr>
+          <w:ilvl w:val="0"/>
+          <w:numId w:val="21"/>
+        </w:numPr>
+      </w:pPr>
+      <w:r>
+        <w:t>Mục đích: Hiển thị thông tin chuyên sâu của một sản phẩm để khách hàng ra quyết định.</w:t>
+      </w:r>
+    </w:p>
+    <w:p>
+      <w:pPr>
+        <w:numPr>
+          <w:ilvl w:val="0"/>
+          <w:numId w:val="21"/>
+        </w:numPr>
+      </w:pPr>
+      <w:r>
+        <w:t>Actors: Customer.</w:t>
+      </w:r>
+    </w:p>
+    <w:p>
+      <w:pPr>
+        <w:numPr>
+          <w:ilvl w:val="0"/>
+          <w:numId w:val="21"/>
+        </w:numPr>
+      </w:pPr>
+      <w:r>
+        <w:t xml:space="preserve">UI Components: Bộ sưu tập ảnh (Gallery/Carousel), Tên SP, Giá (Gốc/Khuyến mãi), Mô tả, Số lượng tồn kho, Bộ chọn số </w:t>
+      </w:r>
+      <w:r>
+        <w:lastRenderedPageBreak/>
+        <w:t>lượng (+/-), Button "Thêm vào giỏ", Khu vực Đánh giá (Reviews).</w:t>
+      </w:r>
+    </w:p>
+    <w:p>
+      <w:pPr>
+        <w:numPr>
+          <w:ilvl w:val="0"/>
+          <w:numId w:val="21"/>
+        </w:numPr>
+      </w:pPr>
+      <w:r>
+        <w:t>Functions &amp; System Processing:</w:t>
+      </w:r>
+    </w:p>
+    <w:p>
+      <w:pPr>
+        <w:numPr>
+          <w:ilvl w:val="1"/>
+          <w:numId w:val="21"/>
+        </w:numPr>
+      </w:pPr>
+      <w:r>
+        <w:t>View Images &amp; Info: Fetch API chi tiết sản phẩm dựa theo ID trên URL (/products/:id).</w:t>
+      </w:r>
+    </w:p>
+    <w:p>
+      <w:pPr>
+        <w:numPr>
+          <w:ilvl w:val="1"/>
+          <w:numId w:val="21"/>
+        </w:numPr>
+      </w:pPr>
+      <w:r>
+        <w:t>Add to cart: Kiểm tra quantity khách chọn không được vượt quá stock_quantity. Thêm vào State giỏ hàng (Context API/Redux).</w:t>
+      </w:r>
+    </w:p>
+    <w:p>
+      <w:pPr>
+        <w:numPr>
+          <w:ilvl w:val="0"/>
+          <w:numId w:val="21"/>
+        </w:numPr>
+      </w:pPr>
+      <w:r>
+        <w:rPr>
+          <w:rFonts w:ascii="Segoe UI Emoji" w:hAnsi="Segoe UI Emoji" w:cs="Segoe UI Emoji"/>
+        </w:rPr>
+        <w:t>✨</w:t>
+      </w:r>
+      <w:r>
+        <w:t xml:space="preserve"> Tích hợp AI 2: AI Tóm tắt Đánh giá (Review Summarizer)</w:t>
+      </w:r>
+    </w:p>
+    <w:p>
+      <w:pPr>
+        <w:numPr>
+          <w:ilvl w:val="1"/>
+          <w:numId w:val="21"/>
+        </w:numPr>
+      </w:pPr>
+      <w:r>
+        <w:t>Chức năng: Thay vì đọc hàng chục bình luận dài dòng, khách nhấn nút "</w:t>
+      </w:r>
+      <w:r>
+        <w:rPr>
+          <w:rFonts w:ascii="Segoe UI Emoji" w:hAnsi="Segoe UI Emoji" w:cs="Segoe UI Emoji"/>
+        </w:rPr>
+        <w:t>✨</w:t>
+      </w:r>
+      <w:r>
+        <w:t xml:space="preserve"> T</w:t>
+      </w:r>
+      <w:r>
+        <w:rPr>
+          <w:rFonts w:cs="Times New Roman"/>
+        </w:rPr>
+        <w:t>ó</w:t>
+      </w:r>
+      <w:r>
+        <w:t>m tắt bằng AI".</w:t>
+      </w:r>
+    </w:p>
+    <w:p>
+      <w:pPr>
+        <w:numPr>
+          <w:ilvl w:val="1"/>
+          <w:numId w:val="21"/>
+        </w:numPr>
+      </w:pPr>
+      <w:r>
+        <w:t>Xử lý: Backend/Frontend gom toàn bộ text bình luận của sản phẩm đó, gửi cho Gemini yêu cầu tóm tắt lại thành 2 danh sách gạch đầu dòng ngắn gọn: Ưu điểm chung và Nhược điểm chung.</w:t>
+      </w:r>
+    </w:p>
+    <w:p>
+      <w:r>
+        <w:t>6. Màn hình Giỏ hàng (Shopping Cart Screen)</w:t>
+      </w:r>
+    </w:p>
+    <w:p>
+      <w:pPr>
+        <w:numPr>
+          <w:ilvl w:val="0"/>
+          <w:numId w:val="22"/>
+        </w:numPr>
+      </w:pPr>
+      <w:r>
+        <w:t>Mục đích: Nơi khách hàng kiểm tra lại các món đồ định mua trước khi thanh toán.</w:t>
+      </w:r>
+    </w:p>
+    <w:p>
+      <w:pPr>
+        <w:numPr>
+          <w:ilvl w:val="0"/>
+          <w:numId w:val="22"/>
+        </w:numPr>
+      </w:pPr>
+      <w:r>
+        <w:t>Actors: Customer.</w:t>
+      </w:r>
+    </w:p>
+    <w:p>
+      <w:pPr>
+        <w:numPr>
+          <w:ilvl w:val="0"/>
+          <w:numId w:val="22"/>
+        </w:numPr>
+      </w:pPr>
+      <w:r>
+        <w:t>UI Components: Bảng sản phẩm (Ảnh, Tên, Đơn giá), Trình chọn số lượng (+/-), Nút Xóa (Thùng rác), Tóm tắt đơn hàng (Tạm tính), Nút "Tiến hành thanh toán".</w:t>
+      </w:r>
+    </w:p>
+    <w:p>
+      <w:pPr>
+        <w:numPr>
+          <w:ilvl w:val="0"/>
+          <w:numId w:val="22"/>
+        </w:numPr>
+      </w:pPr>
+      <w:r>
+        <w:t>Functions &amp; System Processing:</w:t>
+      </w:r>
+    </w:p>
+    <w:p>
+      <w:pPr>
+        <w:numPr>
+          <w:ilvl w:val="1"/>
+          <w:numId w:val="22"/>
+        </w:numPr>
+      </w:pPr>
+      <w:r>
+        <w:t>Update &amp; Calc: Thay đổi số lượng sẽ tự động nhân với đơn giá và cộng dồn vào Tổng tiền (Real-time update).</w:t>
+      </w:r>
+    </w:p>
+    <w:p>
+      <w:pPr>
+        <w:numPr>
+          <w:ilvl w:val="1"/>
+          <w:numId w:val="22"/>
+        </w:numPr>
+      </w:pPr>
+      <w:r>
+        <w:t>Remove: Xóa item khỏi State giỏ hàng.</w:t>
+      </w:r>
+    </w:p>
+    <w:p>
+      <w:pPr>
+        <w:numPr>
+          <w:ilvl w:val="0"/>
+          <w:numId w:val="22"/>
+        </w:numPr>
+      </w:pPr>
+      <w:r>
+        <w:rPr>
+          <w:rFonts w:ascii="Segoe UI Emoji" w:hAnsi="Segoe UI Emoji" w:cs="Segoe UI Emoji"/>
+        </w:rPr>
+        <w:t>✨</w:t>
+      </w:r>
+      <w:r>
+        <w:t xml:space="preserve"> Tích hợp AI 3: Trợ lý Đầu bếp (AI Chef)</w:t>
+      </w:r>
+    </w:p>
+    <w:p>
+      <w:pPr>
+        <w:numPr>
+          <w:ilvl w:val="1"/>
+          <w:numId w:val="22"/>
+        </w:numPr>
+      </w:pPr>
+      <w:r>
+        <w:t>Chức năng: Một banner nhỏ gợi ý "Chưa biết nấu gì với các nguyên liệu trong giỏ?".</w:t>
+      </w:r>
+    </w:p>
+    <w:p>
+      <w:pPr>
+        <w:numPr>
+          <w:ilvl w:val="1"/>
+          <w:numId w:val="22"/>
+        </w:numPr>
+      </w:pPr>
+      <w:r>
+        <w:t>Xử lý: Khách nhấn nút, hệ thống lấy mảng Tên sản phẩm đang có trong giỏ, gửi cho Gemini yêu cầu đóng vai Đầu bếp để sáng tạo ra một công thức nấu ăn ngon, khả thi nhất từ các nguyên liệu đó.</w:t>
+      </w:r>
+    </w:p>
+    <w:p>
+      <w:r>
+        <w:t>7. Màn hình Thanh toán (Checkout Screen)</w:t>
+      </w:r>
+    </w:p>
+    <w:p>
+      <w:pPr>
+        <w:numPr>
+          <w:ilvl w:val="0"/>
+          <w:numId w:val="23"/>
+        </w:numPr>
+      </w:pPr>
+      <w:r>
+        <w:t>Mục đích: Bước cuối cùng để chốt đơn, chọn địa chỉ và cách trả tiền.</w:t>
+      </w:r>
+    </w:p>
+    <w:p>
+      <w:pPr>
+        <w:numPr>
+          <w:ilvl w:val="0"/>
+          <w:numId w:val="23"/>
+        </w:numPr>
+      </w:pPr>
+      <w:r>
+        <w:t>Actors: Customer.</w:t>
+      </w:r>
+    </w:p>
+    <w:p>
+      <w:pPr>
+        <w:numPr>
+          <w:ilvl w:val="0"/>
+          <w:numId w:val="23"/>
+        </w:numPr>
+      </w:pPr>
+      <w:r>
+        <w:lastRenderedPageBreak/>
+        <w:t>UI Components: Form Thông tin/Địa chỉ giao hàng, Tóm tắt đơn hàng, Ô nhập mã giảm giá (Promo Code), Tùy chọn Thanh toán (Radio buttons: COD, VNPay, Momo), Button "Đặt hàng".</w:t>
+      </w:r>
+    </w:p>
+    <w:p>
+      <w:pPr>
+        <w:numPr>
+          <w:ilvl w:val="0"/>
+          <w:numId w:val="23"/>
+        </w:numPr>
+      </w:pPr>
+      <w:r>
+        <w:t>Functions &amp; System Processing:</w:t>
+      </w:r>
+    </w:p>
+    <w:p>
+      <w:pPr>
+        <w:numPr>
+          <w:ilvl w:val="1"/>
+          <w:numId w:val="23"/>
+        </w:numPr>
+      </w:pPr>
+      <w:r>
+        <w:t>Apply Promotion: Gọi API kiểm tra mã code. Nếu hợp lệ, tính lại tổng tiền.</w:t>
+      </w:r>
+    </w:p>
+    <w:p>
+      <w:pPr>
+        <w:numPr>
+          <w:ilvl w:val="1"/>
+          <w:numId w:val="23"/>
+        </w:numPr>
+      </w:pPr>
+      <w:r>
+        <w:t>Place Order: Validate form địa chỉ. Gửi toàn bộ payload (thông tin user, mảng cart items, tổng tiền, phương thức thanh toán) lên API để tạo đơn. Xóa giỏ hàng.</w:t>
+      </w:r>
+    </w:p>
+    <w:p>
+      <w:pPr>
+        <w:numPr>
+          <w:ilvl w:val="0"/>
+          <w:numId w:val="23"/>
+        </w:numPr>
+      </w:pPr>
+      <w:r>
+        <w:t>Database: Bảng Orders, Order_Items, Promotions.</w:t>
+      </w:r>
+    </w:p>
+    <w:p>
+      <w:r>
+        <w:t>8 &amp; 9. Màn hình Lịch sử &amp; Chi tiết Đơn hàng (Order History &amp; Detail)</w:t>
+      </w:r>
+    </w:p>
+    <w:p>
+      <w:pPr>
+        <w:numPr>
+          <w:ilvl w:val="0"/>
+          <w:numId w:val="24"/>
+        </w:numPr>
+      </w:pPr>
+      <w:r>
+        <w:t>Mục đích: Giúp khách tra cứu tiến độ vận chuyển đơn hàng.</w:t>
+      </w:r>
+    </w:p>
+    <w:p>
+      <w:pPr>
+        <w:numPr>
+          <w:ilvl w:val="0"/>
+          <w:numId w:val="24"/>
+        </w:numPr>
+      </w:pPr>
+      <w:r>
+        <w:t>Actors: Customer.</w:t>
+      </w:r>
+    </w:p>
+    <w:p>
+      <w:pPr>
+        <w:numPr>
+          <w:ilvl w:val="0"/>
+          <w:numId w:val="24"/>
+        </w:numPr>
+      </w:pPr>
+      <w:r>
+        <w:t xml:space="preserve">UI Components: * </w:t>
       </w:r>
       <w:r>
         <w:rPr>
           <w:i/>
           <w:iCs/>
         </w:rPr>
-        <w:t>Shipping</w:t>
-      </w:r>
-      <w:r>
-        <w:t xml:space="preserve"> -&gt; </w:t>
-      </w:r>
+        <w:t>History:</w:t>
+      </w:r>
+      <w:r>
+        <w:t xml:space="preserve"> Tab trạng thái, Danh sách Card đơn hàng.</w:t>
+      </w:r>
+    </w:p>
+    <w:p>
+      <w:pPr>
+        <w:numPr>
+          <w:ilvl w:val="1"/>
+          <w:numId w:val="24"/>
+        </w:numPr>
+      </w:pPr>
       <w:r>
         <w:rPr>
           <w:i/>
           <w:iCs/>
         </w:rPr>
-        <w:t>Completed</w:t>
-      </w:r>
-      <w:r>
-        <w:t>). Việc thay đổi này sẽ phản ánh trực tiếp lên thanh tiến trình ở màn hình chi tiết đơn hàng của khách.</w:t>
-      </w:r>
-    </w:p>
-    <w:p>
+        <w:t>Detail:</w:t>
+      </w:r>
+      <w:r>
+        <w:t xml:space="preserve"> Thanh Tracking tiến trình (Đặt hàng -&gt; Xác nhận -&gt; Đang giao -&gt; Hoàn thành), Chi tiết từng món trong đơn.</w:t>
+      </w:r>
+    </w:p>
+    <w:p>
+      <w:pPr>
+        <w:numPr>
+          <w:ilvl w:val="0"/>
+          <w:numId w:val="24"/>
+        </w:numPr>
+      </w:pPr>
+      <w:r>
+        <w:t>Functions &amp; System Processing: Lấy dữ liệu từ bảng Orders join với Order_Items theo user_id hiện tại. Lọc danh sách theo status.</w:t>
+      </w:r>
+    </w:p>
+    <w:p>
+      <w:r>
+        <w:t>10. Màn hình Đánh giá (Review Screen)</w:t>
+      </w:r>
+    </w:p>
+    <w:p>
+      <w:pPr>
+        <w:numPr>
+          <w:ilvl w:val="0"/>
+          <w:numId w:val="25"/>
+        </w:numPr>
+      </w:pPr>
+      <w:r>
+        <w:t>Mục đích: Thu thập phản hồi từ khách sau khi mua.</w:t>
+      </w:r>
+    </w:p>
+    <w:p>
+      <w:pPr>
+        <w:numPr>
+          <w:ilvl w:val="0"/>
+          <w:numId w:val="25"/>
+        </w:numPr>
+      </w:pPr>
+      <w:r>
+        <w:t>Actors: Customer.</w:t>
+      </w:r>
+    </w:p>
+    <w:p>
+      <w:pPr>
+        <w:numPr>
+          <w:ilvl w:val="0"/>
+          <w:numId w:val="25"/>
+        </w:numPr>
+      </w:pPr>
+      <w:r>
+        <w:t>UI Components: Hệ thống Rate sao (1-5 stars), Textarea nhập comment, Nút Submit.</w:t>
+      </w:r>
+    </w:p>
+    <w:p>
+      <w:pPr>
+        <w:numPr>
+          <w:ilvl w:val="0"/>
+          <w:numId w:val="25"/>
+        </w:numPr>
+      </w:pPr>
+      <w:r>
+        <w:t>Functions &amp; System Processing: Chỉ cho phép đánh giá khi đơn hàng đã ở trạng thái "Hoàn thành". Lưu vào bảng Product_Reviews.</w:t>
+      </w:r>
+    </w:p>
+    <w:p>
+      <w:r>
+        <w:pict w14:anchorId="7FD6164D">
+          <v:rect id="_x0000_i1097" style="width:0;height:1.5pt" o:hrstd="t" o:hr="t" fillcolor="#a0a0a0" stroked="f"/>
+        </w:pict>
+      </w:r>
+    </w:p>
+    <w:p>
+      <w:r>
+        <w:t>PHẦN II: KHỐI QUẢN TRỊ (ADMIN PORTAL)</w:t>
+      </w:r>
+    </w:p>
+    <w:p>
+      <w:r>
+        <w:t>11. Màn hình Tổng quan (Admin Dashboard)</w:t>
+      </w:r>
+    </w:p>
+    <w:p>
+      <w:pPr>
+        <w:numPr>
+          <w:ilvl w:val="0"/>
+          <w:numId w:val="26"/>
+        </w:numPr>
+      </w:pPr>
+      <w:r>
+        <w:t>Mục đích: Báo cáo nhanh tình hình kinh doanh cho chủ siêu thị.</w:t>
+      </w:r>
+    </w:p>
+    <w:p>
+      <w:pPr>
+        <w:numPr>
+          <w:ilvl w:val="0"/>
+          <w:numId w:val="26"/>
+        </w:numPr>
+      </w:pPr>
+      <w:r>
+        <w:t>Actors: Admin.</w:t>
+      </w:r>
+    </w:p>
+    <w:p>
+      <w:pPr>
+        <w:numPr>
+          <w:ilvl w:val="0"/>
+          <w:numId w:val="26"/>
+        </w:numPr>
+      </w:pPr>
+      <w:r>
+        <w:t>UI Components: Các thẻ thống kê (Cards: Total Users, Total Products, Total Orders, Revenue), Biểu đồ (Tùy chọn).</w:t>
+      </w:r>
+    </w:p>
+    <w:p>
+      <w:pPr>
+        <w:numPr>
+          <w:ilvl w:val="0"/>
+          <w:numId w:val="26"/>
+        </w:numPr>
+      </w:pPr>
+      <w:r>
+        <w:t>Functions &amp; System Processing: Gọi các API sử dụng hàm Aggregate SQL (COUNT, SUM) để tổng hợp số liệu.</w:t>
+      </w:r>
+    </w:p>
+    <w:p>
+      <w:r>
+        <w:lastRenderedPageBreak/>
+        <w:t>12. Màn hình Quản lý Sản phẩm (Product Management)</w:t>
+      </w:r>
+    </w:p>
+    <w:p>
+      <w:pPr>
+        <w:numPr>
+          <w:ilvl w:val="0"/>
+          <w:numId w:val="27"/>
+        </w:numPr>
+      </w:pPr>
+      <w:r>
+        <w:t>Mục đích: Quản lý kho hàng (Thêm, Sửa, Xóa).</w:t>
+      </w:r>
+    </w:p>
+    <w:p>
+      <w:pPr>
+        <w:numPr>
+          <w:ilvl w:val="0"/>
+          <w:numId w:val="27"/>
+        </w:numPr>
+      </w:pPr>
+      <w:r>
+        <w:t>Actors: Admin.</w:t>
+      </w:r>
+    </w:p>
+    <w:p>
+      <w:pPr>
+        <w:numPr>
+          <w:ilvl w:val="0"/>
+          <w:numId w:val="27"/>
+        </w:numPr>
+      </w:pPr>
+      <w:r>
+        <w:t>UI Components: Bảng danh sách sản phẩm, Modal/Trang Thêm mới chứa Form nhập liệu (Tên, Giá, Kho, Hình ảnh, Cấu hình danh mục).</w:t>
+      </w:r>
+    </w:p>
+    <w:p>
+      <w:pPr>
+        <w:numPr>
+          <w:ilvl w:val="0"/>
+          <w:numId w:val="27"/>
+        </w:numPr>
+      </w:pPr>
+      <w:r>
+        <w:t>Functions &amp; System Processing: * Thực hiện thao tác CRUD vào bảng Products.</w:t>
+      </w:r>
+    </w:p>
+    <w:p>
+      <w:pPr>
+        <w:numPr>
+          <w:ilvl w:val="1"/>
+          <w:numId w:val="27"/>
+        </w:numPr>
+      </w:pPr>
+      <w:r>
+        <w:t>Xử lý upload file hình ảnh (Multipart/form-data).</w:t>
+      </w:r>
+    </w:p>
+    <w:p>
+      <w:pPr>
+        <w:numPr>
+          <w:ilvl w:val="0"/>
+          <w:numId w:val="27"/>
+        </w:numPr>
+      </w:pPr>
       <w:r>
         <w:rPr>
-          <w:b/>
-          <w:bCs/>
+          <w:rFonts w:ascii="Segoe UI Emoji" w:hAnsi="Segoe UI Emoji" w:cs="Segoe UI Emoji"/>
         </w:rPr>
-        <w:t>15. Quản lý Hệ thống (Users, Promotions, Sliders)</w:t>
+        <w:t>✨</w:t>
+      </w:r>
+      <w:r>
+        <w:t xml:space="preserve"> Tích hợp AI 4: AI Viết Content (Auto Description)</w:t>
+      </w:r>
+    </w:p>
+    <w:p>
+      <w:pPr>
+        <w:numPr>
+          <w:ilvl w:val="1"/>
+          <w:numId w:val="27"/>
+        </w:numPr>
+      </w:pPr>
+      <w:r>
+        <w:t>Chức năng: Nút "</w:t>
+      </w:r>
+      <w:r>
+        <w:rPr>
+          <w:rFonts w:ascii="Segoe UI Emoji" w:hAnsi="Segoe UI Emoji" w:cs="Segoe UI Emoji"/>
+        </w:rPr>
+        <w:t>✨</w:t>
+      </w:r>
+      <w:r>
+        <w:t xml:space="preserve"> Viết tự động bằng AI" đặt cạnh ô nhập Mô tả sản phẩm.</w:t>
+      </w:r>
+    </w:p>
+    <w:p>
+      <w:pPr>
+        <w:numPr>
+          <w:ilvl w:val="1"/>
+          <w:numId w:val="27"/>
+        </w:numPr>
+      </w:pPr>
+      <w:r>
+        <w:t>Xử lý: Admin chỉ cần gõ Tên sản phẩm, nhấn nút. Hệ thống gọi Gemini, truyền prompt yêu cầu đóng vai chuyên gia Marketing viết 1 đoạn mô tả bán hàng thật hấp dẫn, kích thích mua sắm, chuẩn SEO và tự điền vào ô Mô tả.</w:t>
+      </w:r>
+    </w:p>
+    <w:p>
+      <w:r>
+        <w:t>13. Màn hình Quản lý Danh mục (Category Management)</w:t>
       </w:r>
     </w:p>
     <w:p>
       <w:pPr>
         <w:numPr>
           <w:ilvl w:val="0"/>
-          <w:numId w:val="15"/>
-        </w:numPr>
-      </w:pPr>
-      <w:r>
-        <w:rPr>
-          <w:b/>
-          <w:bCs/>
-        </w:rPr>
-        <w:t>Mục đích:</w:t>
-      </w:r>
-      <w:r>
-        <w:t xml:space="preserve"> Quản lý các cấu hình phụ trợ của hệ thống.</w:t>
+          <w:numId w:val="28"/>
+        </w:numPr>
+      </w:pPr>
+      <w:r>
+        <w:t>Mục đích: Tổ chức cấu trúc siêu thị.</w:t>
       </w:r>
     </w:p>
     <w:p>
       <w:pPr>
         <w:numPr>
           <w:ilvl w:val="0"/>
-          <w:numId w:val="15"/>
-        </w:numPr>
-      </w:pPr>
-      <w:r>
-        <w:rPr>
-          <w:b/>
-          <w:bCs/>
-        </w:rPr>
+          <w:numId w:val="28"/>
+        </w:numPr>
+      </w:pPr>
+      <w:r>
+        <w:t>Functions: CRUD bảng Categories. Cần xử lý ràng buộc: Không cho phép Xóa danh mục nếu đang có Sản phẩm thuộc danh mục đó (hoặc phải chuyển các sản phẩm đó về danh mục "Chưa phân loại").</w:t>
+      </w:r>
+    </w:p>
+    <w:p>
+      <w:r>
+        <w:t>14. Màn hình Quản lý Đơn hàng (Order Management)</w:t>
+      </w:r>
+    </w:p>
+    <w:p>
+      <w:pPr>
+        <w:numPr>
+          <w:ilvl w:val="0"/>
+          <w:numId w:val="29"/>
+        </w:numPr>
+      </w:pPr>
+      <w:r>
+        <w:t>Mục đích: Xử lý và vận hành quy trình giao hàng.</w:t>
+      </w:r>
+    </w:p>
+    <w:p>
+      <w:pPr>
+        <w:numPr>
+          <w:ilvl w:val="0"/>
+          <w:numId w:val="29"/>
+        </w:numPr>
+      </w:pPr>
+      <w:r>
+        <w:t>Functions: Xem chi tiết đơn hàng khách vừa đặt. Thay đổi status đơn hàng (Pending -&gt; Confirmed -&gt; Shipping -&gt; Completed / Cancelled). Việc Admin đổi trạng thái ở đây sẽ làm thay đổi thanh Progress Tracking bên phía Customer (Màn hình 9).</w:t>
+      </w:r>
+    </w:p>
+    <w:p>
+      <w:r>
+        <w:t>15. Màn hình Quản lý Khuyến mãi (Promotion Management)</w:t>
+      </w:r>
+    </w:p>
+    <w:p>
+      <w:pPr>
+        <w:numPr>
+          <w:ilvl w:val="0"/>
+          <w:numId w:val="30"/>
+        </w:numPr>
+      </w:pPr>
+      <w:r>
+        <w:t>Mục đích: Kích cầu mua sắm bằng mã giảm giá.</w:t>
+      </w:r>
+    </w:p>
+    <w:p>
+      <w:pPr>
+        <w:numPr>
+          <w:ilvl w:val="0"/>
+          <w:numId w:val="30"/>
+        </w:numPr>
+      </w:pPr>
+      <w:r>
+        <w:t>Functions: Tạo Promo Code mới (VD: SUMMER20). Thiết lập mức giảm giá (%, hoặc số tiền mặt định), ngày bắt đầu, ngày hết hạn, và bật/tắt kích hoạt (Activate/Deactivate).</w:t>
+      </w:r>
+    </w:p>
+    <w:p>
+      <w:r>
+        <w:t>16. Màn hình Quản lý Slider (Slider Management)</w:t>
+      </w:r>
+    </w:p>
+    <w:p>
+      <w:pPr>
+        <w:numPr>
+          <w:ilvl w:val="0"/>
+          <w:numId w:val="31"/>
+        </w:numPr>
+      </w:pPr>
+      <w:r>
         <w:lastRenderedPageBreak/>
-        <w:t>Luồng xử lý:</w:t>
-      </w:r>
-    </w:p>
-    <w:p>
-      <w:pPr>
-        <w:numPr>
-          <w:ilvl w:val="1"/>
-          <w:numId w:val="15"/>
-        </w:numPr>
-      </w:pPr>
-      <w:r>
-        <w:rPr>
-          <w:i/>
-          <w:iCs/>
-        </w:rPr>
-        <w:t>Users:</w:t>
-      </w:r>
-      <w:r>
-        <w:t xml:space="preserve"> Khóa/Mở khóa tài khoản khách hàng, phân quyền.</w:t>
-      </w:r>
-    </w:p>
-    <w:p>
-      <w:pPr>
-        <w:numPr>
-          <w:ilvl w:val="1"/>
-          <w:numId w:val="15"/>
-        </w:numPr>
-      </w:pPr>
-      <w:r>
-        <w:rPr>
-          <w:i/>
-          <w:iCs/>
-        </w:rPr>
-        <w:t>Promotions:</w:t>
-      </w:r>
-      <w:r>
-        <w:t xml:space="preserve"> Tạo mã giảm giá, thiết lập % giảm và trạng thái Active/Inactive.</w:t>
-      </w:r>
-    </w:p>
-    <w:p>
-      <w:pPr>
-        <w:numPr>
-          <w:ilvl w:val="1"/>
-          <w:numId w:val="15"/>
-        </w:numPr>
-      </w:pPr>
-      <w:r>
-        <w:rPr>
-          <w:i/>
-          <w:iCs/>
-        </w:rPr>
-        <w:t>Sliders:</w:t>
-      </w:r>
-      <w:r>
-        <w:t xml:space="preserve"> Cập nhật hình ảnh banner chạy trên trang chủ.</w:t>
-      </w:r>
-    </w:p>
-    <w:p>
-      <w:r>
-        <w:pict w14:anchorId="0EB9EB4D">
-          <v:rect id="_x0000_i1038" style="width:0;height:1.5pt" o:hrstd="t" o:hr="t" fillcolor="#a0a0a0" stroked="f"/>
-        </w:pict>
-      </w:r>
-    </w:p>
-    <w:p>
-      <w:pPr>
-        <w:rPr>
-          <w:b/>
-          <w:bCs/>
-        </w:rPr>
-      </w:pPr>
-      <w:r>
-        <w:rPr>
-          <w:b/>
-          <w:bCs/>
-        </w:rPr>
-        <w:t>PHẦN 3: MODULE TRỢ LÝ TRÍ TUỆ NHÂN TẠO (AI FEATURES)</w:t>
-      </w:r>
-    </w:p>
-    <w:p>
-      <w:r>
-        <w:rPr>
-          <w:b/>
-          <w:bCs/>
-        </w:rPr>
-        <w:t>16. Trợ lý Mua sắm AI (Floating Chatbot Widget)</w:t>
+        <w:t>Mục đích: Cập nhật các Banner sự kiện chạy trên Trang chủ.</w:t>
       </w:r>
     </w:p>
     <w:p>
       <w:pPr>
         <w:numPr>
           <w:ilvl w:val="0"/>
-          <w:numId w:val="16"/>
-        </w:numPr>
-      </w:pPr>
-      <w:r>
-        <w:rPr>
-          <w:b/>
-          <w:bCs/>
-        </w:rPr>
-        <w:t>Mục đích:</w:t>
-      </w:r>
-      <w:r>
-        <w:t xml:space="preserve"> Trợ lý ảo tư vấn trực tiếp cho khách hàng mọi lúc mọi nơi trên hệ thống.</w:t>
+          <w:numId w:val="31"/>
+        </w:numPr>
+      </w:pPr>
+      <w:r>
+        <w:t>Functions: Upload ảnh Banner mới, chỉnh sửa thứ tự hiển thị (Order), xóa Banner cũ.</w:t>
+      </w:r>
+    </w:p>
+    <w:p>
+      <w:r>
+        <w:t>17. Màn hình Quản lý Người dùng (User Management)</w:t>
       </w:r>
     </w:p>
     <w:p>
       <w:pPr>
         <w:numPr>
           <w:ilvl w:val="0"/>
-          <w:numId w:val="16"/>
-        </w:numPr>
-      </w:pPr>
-      <w:r>
-        <w:rPr>
-          <w:b/>
-          <w:bCs/>
-        </w:rPr>
-        <w:t>Thành phần UI:</w:t>
-      </w:r>
-      <w:r>
-        <w:t xml:space="preserve"> Nút Floating góc phải dưới, Cửa sổ chat có lịch sử tin nhắn, thanh input.</w:t>
+          <w:numId w:val="32"/>
+        </w:numPr>
+      </w:pPr>
+      <w:r>
+        <w:t>Mục đích: Quản trị tài khoản trong hệ thống.</w:t>
       </w:r>
     </w:p>
     <w:p>
       <w:pPr>
         <w:numPr>
           <w:ilvl w:val="0"/>
-          <w:numId w:val="16"/>
-        </w:numPr>
-      </w:pPr>
-      <w:r>
-        <w:rPr>
-          <w:b/>
-          <w:bCs/>
-        </w:rPr>
-        <w:t>Luồng xử lý:</w:t>
-      </w:r>
-    </w:p>
-    <w:p>
-      <w:pPr>
-        <w:numPr>
-          <w:ilvl w:val="1"/>
-          <w:numId w:val="16"/>
-        </w:numPr>
-      </w:pPr>
-      <w:r>
-        <w:t>Thu thập ngữ cảnh (Context Context): Khi người dùng gửi tin nhắn, hệ thống sẽ bundle (đóng gói) danh sách sản phẩm hiện có của siêu thị kèm giá cả vào System Instruction.</w:t>
-      </w:r>
-    </w:p>
-    <w:p>
-      <w:pPr>
-        <w:numPr>
-          <w:ilvl w:val="1"/>
-          <w:numId w:val="16"/>
-        </w:numPr>
-      </w:pPr>
-      <w:r>
-        <w:t>Gửi Prompt tới mô hình LLM (Gemini API) để phân tích câu hỏi của khách và trả lời.</w:t>
-      </w:r>
-    </w:p>
-    <w:p>
-      <w:pPr>
-        <w:numPr>
-          <w:ilvl w:val="1"/>
-          <w:numId w:val="16"/>
-        </w:numPr>
-      </w:pPr>
-      <w:r>
-        <w:t>Bắt lỗi timeout hoặc lỗi kết nối để hiển thị thông báo thân thiện.</w:t>
+          <w:numId w:val="32"/>
+        </w:numPr>
+      </w:pPr>
+      <w:r>
+        <w:t>Functions: Xem danh sách, tìm kiếm người dùng. Thay đổi quyền (Ví dụ: Cấp quyền Admin cho 1 nhân viên mới). Khóa (Disable/Ban) tài khoản nếu có hành vi bất thường.</w:t>
       </w:r>
     </w:p>
     <w:p/>
@@ -1365,6 +1167,155 @@
 <file path=word/numbering.xml><?xml version="1.0" encoding="utf-8"?>
 <w:numbering xmlns:wpc="http://schemas.microsoft.com/office/word/2010/wordprocessingCanvas" xmlns:cx="http://schemas.microsoft.com/office/drawing/2014/chartex" xmlns:cx1="http://schemas.microsoft.com/office/drawing/2015/9/8/chartex" xmlns:cx2="http://schemas.microsoft.com/office/drawing/2015/10/21/chartex" xmlns:cx3="http://schemas.microsoft.com/office/drawing/2016/5/9/chartex" xmlns:cx4="http://schemas.microsoft.com/office/drawing/2016/5/10/chartex" xmlns:cx5="http://schemas.microsoft.com/office/drawing/2016/5/11/chartex" xmlns:cx6="http://schemas.microsoft.com/office/drawing/2016/5/12/chartex" xmlns:cx7="http://schemas.microsoft.com/office/drawing/2016/5/13/chartex" xmlns:cx8="http://schemas.microsoft.com/office/drawing/2016/5/14/chartex" xmlns:mc="http://schemas.openxmlformats.org/markup-compatibility/2006" xmlns:aink="http://schemas.microsoft.com/office/drawing/2016/ink" xmlns:am3d="http://schemas.microsoft.com/office/drawing/2017/model3d" xmlns:o="urn:schemas-microsoft-com:office:office" xmlns:oel="http://schemas.microsoft.com/office/2019/extlst" xmlns:r="http://schemas.openxmlformats.org/officeDocument/2006/relationships" xmlns:m="http://schemas.openxmlformats.org/officeDocument/2006/math" xmlns:v="urn:schemas-microsoft-com:vml" xmlns:wp14="http://schemas.microsoft.com/office/word/2010/wordprocessingDrawing" xmlns:wp="http://schemas.openxmlformats.org/drawingml/2006/wordprocessingDrawing" xmlns:w10="urn:schemas-microsoft-com:office:word" xmlns:w="http://schemas.openxmlformats.org/wordprocessingml/2006/main" xmlns:w14="http://schemas.microsoft.com/office/word/2010/wordml" xmlns:w15="http://schemas.microsoft.com/office/word/2012/wordml" xmlns:w16cex="http://schemas.microsoft.com/office/word/2018/wordml/cex" xmlns:w16cid="http://schemas.microsoft.com/office/word/2016/wordml/cid" xmlns:w16="http://schemas.microsoft.com/office/word/2018/wordml" xmlns:w16du="http://schemas.microsoft.com/office/word/2023/wordml/word16du" xmlns:w16sdtdh="http://schemas.microsoft.com/office/word/2020/wordml/sdtdatahash" xmlns:w16sdtfl="http://schemas.microsoft.com/office/word/2024/wordml/sdtformatlock" xmlns:w16se="http://schemas.microsoft.com/office/word/2015/wordml/symex" xmlns:wpg="http://schemas.microsoft.com/office/word/2010/wordprocessingGroup" xmlns:wpi="http://schemas.microsoft.com/office/word/2010/wordprocessingInk" xmlns:wne="http://schemas.microsoft.com/office/word/2006/wordml" xmlns:wps="http://schemas.microsoft.com/office/word/2010/wordprocessingShape" mc:Ignorable="w14 w15 w16se w16cid w16 w16cex w16sdtdh w16sdtfl w16du wp14">
   <w:abstractNum w:abstractNumId="0" w15:restartNumberingAfterBreak="0">
+    <w:nsid w:val="02FF289B"/>
+    <w:multiLevelType w:val="multilevel"/>
+    <w:tmpl w:val="DA6C1290"/>
+    <w:lvl w:ilvl="0">
+      <w:start w:val="1"/>
+      <w:numFmt w:val="bullet"/>
+      <w:lvlText w:val=""/>
+      <w:lvlJc w:val="left"/>
+      <w:pPr>
+        <w:tabs>
+          <w:tab w:val="num" w:pos="720"/>
+        </w:tabs>
+        <w:ind w:left="720" w:hanging="360"/>
+      </w:pPr>
+      <w:rPr>
+        <w:rFonts w:ascii="Symbol" w:hAnsi="Symbol" w:hint="default"/>
+        <w:sz w:val="20"/>
+      </w:rPr>
+    </w:lvl>
+    <w:lvl w:ilvl="1">
+      <w:start w:val="1"/>
+      <w:numFmt w:val="bullet"/>
+      <w:lvlText w:val="o"/>
+      <w:lvlJc w:val="left"/>
+      <w:pPr>
+        <w:tabs>
+          <w:tab w:val="num" w:pos="1440"/>
+        </w:tabs>
+        <w:ind w:left="1440" w:hanging="360"/>
+      </w:pPr>
+      <w:rPr>
+        <w:rFonts w:ascii="Courier New" w:hAnsi="Courier New" w:hint="default"/>
+        <w:sz w:val="20"/>
+      </w:rPr>
+    </w:lvl>
+    <w:lvl w:ilvl="2" w:tentative="1">
+      <w:start w:val="1"/>
+      <w:numFmt w:val="bullet"/>
+      <w:lvlText w:val=""/>
+      <w:lvlJc w:val="left"/>
+      <w:pPr>
+        <w:tabs>
+          <w:tab w:val="num" w:pos="2160"/>
+        </w:tabs>
+        <w:ind w:left="2160" w:hanging="360"/>
+      </w:pPr>
+      <w:rPr>
+        <w:rFonts w:ascii="Wingdings" w:hAnsi="Wingdings" w:hint="default"/>
+        <w:sz w:val="20"/>
+      </w:rPr>
+    </w:lvl>
+    <w:lvl w:ilvl="3" w:tentative="1">
+      <w:start w:val="1"/>
+      <w:numFmt w:val="bullet"/>
+      <w:lvlText w:val=""/>
+      <w:lvlJc w:val="left"/>
+      <w:pPr>
+        <w:tabs>
+          <w:tab w:val="num" w:pos="2880"/>
+        </w:tabs>
+        <w:ind w:left="2880" w:hanging="360"/>
+      </w:pPr>
+      <w:rPr>
+        <w:rFonts w:ascii="Wingdings" w:hAnsi="Wingdings" w:hint="default"/>
+        <w:sz w:val="20"/>
+      </w:rPr>
+    </w:lvl>
+    <w:lvl w:ilvl="4" w:tentative="1">
+      <w:start w:val="1"/>
+      <w:numFmt w:val="bullet"/>
+      <w:lvlText w:val=""/>
+      <w:lvlJc w:val="left"/>
+      <w:pPr>
+        <w:tabs>
+          <w:tab w:val="num" w:pos="3600"/>
+        </w:tabs>
+        <w:ind w:left="3600" w:hanging="360"/>
+      </w:pPr>
+      <w:rPr>
+        <w:rFonts w:ascii="Wingdings" w:hAnsi="Wingdings" w:hint="default"/>
+        <w:sz w:val="20"/>
+      </w:rPr>
+    </w:lvl>
+    <w:lvl w:ilvl="5" w:tentative="1">
+      <w:start w:val="1"/>
+      <w:numFmt w:val="bullet"/>
+      <w:lvlText w:val=""/>
+      <w:lvlJc w:val="left"/>
+      <w:pPr>
+        <w:tabs>
+          <w:tab w:val="num" w:pos="4320"/>
+        </w:tabs>
+        <w:ind w:left="4320" w:hanging="360"/>
+      </w:pPr>
+      <w:rPr>
+        <w:rFonts w:ascii="Wingdings" w:hAnsi="Wingdings" w:hint="default"/>
+        <w:sz w:val="20"/>
+      </w:rPr>
+    </w:lvl>
+    <w:lvl w:ilvl="6" w:tentative="1">
+      <w:start w:val="1"/>
+      <w:numFmt w:val="bullet"/>
+      <w:lvlText w:val=""/>
+      <w:lvlJc w:val="left"/>
+      <w:pPr>
+        <w:tabs>
+          <w:tab w:val="num" w:pos="5040"/>
+        </w:tabs>
+        <w:ind w:left="5040" w:hanging="360"/>
+      </w:pPr>
+      <w:rPr>
+        <w:rFonts w:ascii="Wingdings" w:hAnsi="Wingdings" w:hint="default"/>
+        <w:sz w:val="20"/>
+      </w:rPr>
+    </w:lvl>
+    <w:lvl w:ilvl="7" w:tentative="1">
+      <w:start w:val="1"/>
+      <w:numFmt w:val="bullet"/>
+      <w:lvlText w:val=""/>
+      <w:lvlJc w:val="left"/>
+      <w:pPr>
+        <w:tabs>
+          <w:tab w:val="num" w:pos="5760"/>
+        </w:tabs>
+        <w:ind w:left="5760" w:hanging="360"/>
+      </w:pPr>
+      <w:rPr>
+        <w:rFonts w:ascii="Wingdings" w:hAnsi="Wingdings" w:hint="default"/>
+        <w:sz w:val="20"/>
+      </w:rPr>
+    </w:lvl>
+    <w:lvl w:ilvl="8" w:tentative="1">
+      <w:start w:val="1"/>
+      <w:numFmt w:val="bullet"/>
+      <w:lvlText w:val=""/>
+      <w:lvlJc w:val="left"/>
+      <w:pPr>
+        <w:tabs>
+          <w:tab w:val="num" w:pos="6480"/>
+        </w:tabs>
+        <w:ind w:left="6480" w:hanging="360"/>
+      </w:pPr>
+      <w:rPr>
+        <w:rFonts w:ascii="Wingdings" w:hAnsi="Wingdings" w:hint="default"/>
+        <w:sz w:val="20"/>
+      </w:rPr>
+    </w:lvl>
+  </w:abstractNum>
+  <w:abstractNum w:abstractNumId="1" w15:restartNumberingAfterBreak="0">
     <w:nsid w:val="06F63360"/>
     <w:multiLevelType w:val="multilevel"/>
     <w:tmpl w:val="3800D6D6"/>
@@ -1513,7 +1464,7 @@
       </w:rPr>
     </w:lvl>
   </w:abstractNum>
-  <w:abstractNum w:abstractNumId="1" w15:restartNumberingAfterBreak="0">
+  <w:abstractNum w:abstractNumId="2" w15:restartNumberingAfterBreak="0">
     <w:nsid w:val="072F446E"/>
     <w:multiLevelType w:val="multilevel"/>
     <w:tmpl w:val="E29C08B2"/>
@@ -1662,7 +1613,7 @@
       </w:rPr>
     </w:lvl>
   </w:abstractNum>
-  <w:abstractNum w:abstractNumId="2" w15:restartNumberingAfterBreak="0">
+  <w:abstractNum w:abstractNumId="3" w15:restartNumberingAfterBreak="0">
     <w:nsid w:val="0D8B3FFF"/>
     <w:multiLevelType w:val="multilevel"/>
     <w:tmpl w:val="B5783F80"/>
@@ -1811,7 +1762,454 @@
       </w:rPr>
     </w:lvl>
   </w:abstractNum>
-  <w:abstractNum w:abstractNumId="3" w15:restartNumberingAfterBreak="0">
+  <w:abstractNum w:abstractNumId="4" w15:restartNumberingAfterBreak="0">
+    <w:nsid w:val="12A610F5"/>
+    <w:multiLevelType w:val="multilevel"/>
+    <w:tmpl w:val="611CDF24"/>
+    <w:lvl w:ilvl="0">
+      <w:start w:val="1"/>
+      <w:numFmt w:val="bullet"/>
+      <w:lvlText w:val=""/>
+      <w:lvlJc w:val="left"/>
+      <w:pPr>
+        <w:tabs>
+          <w:tab w:val="num" w:pos="720"/>
+        </w:tabs>
+        <w:ind w:left="720" w:hanging="360"/>
+      </w:pPr>
+      <w:rPr>
+        <w:rFonts w:ascii="Symbol" w:hAnsi="Symbol" w:hint="default"/>
+        <w:sz w:val="20"/>
+      </w:rPr>
+    </w:lvl>
+    <w:lvl w:ilvl="1">
+      <w:start w:val="1"/>
+      <w:numFmt w:val="bullet"/>
+      <w:lvlText w:val="o"/>
+      <w:lvlJc w:val="left"/>
+      <w:pPr>
+        <w:tabs>
+          <w:tab w:val="num" w:pos="1440"/>
+        </w:tabs>
+        <w:ind w:left="1440" w:hanging="360"/>
+      </w:pPr>
+      <w:rPr>
+        <w:rFonts w:ascii="Courier New" w:hAnsi="Courier New" w:hint="default"/>
+        <w:sz w:val="20"/>
+      </w:rPr>
+    </w:lvl>
+    <w:lvl w:ilvl="2" w:tentative="1">
+      <w:start w:val="1"/>
+      <w:numFmt w:val="bullet"/>
+      <w:lvlText w:val=""/>
+      <w:lvlJc w:val="left"/>
+      <w:pPr>
+        <w:tabs>
+          <w:tab w:val="num" w:pos="2160"/>
+        </w:tabs>
+        <w:ind w:left="2160" w:hanging="360"/>
+      </w:pPr>
+      <w:rPr>
+        <w:rFonts w:ascii="Wingdings" w:hAnsi="Wingdings" w:hint="default"/>
+        <w:sz w:val="20"/>
+      </w:rPr>
+    </w:lvl>
+    <w:lvl w:ilvl="3" w:tentative="1">
+      <w:start w:val="1"/>
+      <w:numFmt w:val="bullet"/>
+      <w:lvlText w:val=""/>
+      <w:lvlJc w:val="left"/>
+      <w:pPr>
+        <w:tabs>
+          <w:tab w:val="num" w:pos="2880"/>
+        </w:tabs>
+        <w:ind w:left="2880" w:hanging="360"/>
+      </w:pPr>
+      <w:rPr>
+        <w:rFonts w:ascii="Wingdings" w:hAnsi="Wingdings" w:hint="default"/>
+        <w:sz w:val="20"/>
+      </w:rPr>
+    </w:lvl>
+    <w:lvl w:ilvl="4" w:tentative="1">
+      <w:start w:val="1"/>
+      <w:numFmt w:val="bullet"/>
+      <w:lvlText w:val=""/>
+      <w:lvlJc w:val="left"/>
+      <w:pPr>
+        <w:tabs>
+          <w:tab w:val="num" w:pos="3600"/>
+        </w:tabs>
+        <w:ind w:left="3600" w:hanging="360"/>
+      </w:pPr>
+      <w:rPr>
+        <w:rFonts w:ascii="Wingdings" w:hAnsi="Wingdings" w:hint="default"/>
+        <w:sz w:val="20"/>
+      </w:rPr>
+    </w:lvl>
+    <w:lvl w:ilvl="5" w:tentative="1">
+      <w:start w:val="1"/>
+      <w:numFmt w:val="bullet"/>
+      <w:lvlText w:val=""/>
+      <w:lvlJc w:val="left"/>
+      <w:pPr>
+        <w:tabs>
+          <w:tab w:val="num" w:pos="4320"/>
+        </w:tabs>
+        <w:ind w:left="4320" w:hanging="360"/>
+      </w:pPr>
+      <w:rPr>
+        <w:rFonts w:ascii="Wingdings" w:hAnsi="Wingdings" w:hint="default"/>
+        <w:sz w:val="20"/>
+      </w:rPr>
+    </w:lvl>
+    <w:lvl w:ilvl="6" w:tentative="1">
+      <w:start w:val="1"/>
+      <w:numFmt w:val="bullet"/>
+      <w:lvlText w:val=""/>
+      <w:lvlJc w:val="left"/>
+      <w:pPr>
+        <w:tabs>
+          <w:tab w:val="num" w:pos="5040"/>
+        </w:tabs>
+        <w:ind w:left="5040" w:hanging="360"/>
+      </w:pPr>
+      <w:rPr>
+        <w:rFonts w:ascii="Wingdings" w:hAnsi="Wingdings" w:hint="default"/>
+        <w:sz w:val="20"/>
+      </w:rPr>
+    </w:lvl>
+    <w:lvl w:ilvl="7" w:tentative="1">
+      <w:start w:val="1"/>
+      <w:numFmt w:val="bullet"/>
+      <w:lvlText w:val=""/>
+      <w:lvlJc w:val="left"/>
+      <w:pPr>
+        <w:tabs>
+          <w:tab w:val="num" w:pos="5760"/>
+        </w:tabs>
+        <w:ind w:left="5760" w:hanging="360"/>
+      </w:pPr>
+      <w:rPr>
+        <w:rFonts w:ascii="Wingdings" w:hAnsi="Wingdings" w:hint="default"/>
+        <w:sz w:val="20"/>
+      </w:rPr>
+    </w:lvl>
+    <w:lvl w:ilvl="8" w:tentative="1">
+      <w:start w:val="1"/>
+      <w:numFmt w:val="bullet"/>
+      <w:lvlText w:val=""/>
+      <w:lvlJc w:val="left"/>
+      <w:pPr>
+        <w:tabs>
+          <w:tab w:val="num" w:pos="6480"/>
+        </w:tabs>
+        <w:ind w:left="6480" w:hanging="360"/>
+      </w:pPr>
+      <w:rPr>
+        <w:rFonts w:ascii="Wingdings" w:hAnsi="Wingdings" w:hint="default"/>
+        <w:sz w:val="20"/>
+      </w:rPr>
+    </w:lvl>
+  </w:abstractNum>
+  <w:abstractNum w:abstractNumId="5" w15:restartNumberingAfterBreak="0">
+    <w:nsid w:val="13710AB7"/>
+    <w:multiLevelType w:val="multilevel"/>
+    <w:tmpl w:val="732CE4CE"/>
+    <w:lvl w:ilvl="0">
+      <w:start w:val="1"/>
+      <w:numFmt w:val="bullet"/>
+      <w:lvlText w:val=""/>
+      <w:lvlJc w:val="left"/>
+      <w:pPr>
+        <w:tabs>
+          <w:tab w:val="num" w:pos="720"/>
+        </w:tabs>
+        <w:ind w:left="720" w:hanging="360"/>
+      </w:pPr>
+      <w:rPr>
+        <w:rFonts w:ascii="Symbol" w:hAnsi="Symbol" w:hint="default"/>
+        <w:sz w:val="20"/>
+      </w:rPr>
+    </w:lvl>
+    <w:lvl w:ilvl="1">
+      <w:start w:val="1"/>
+      <w:numFmt w:val="bullet"/>
+      <w:lvlText w:val="o"/>
+      <w:lvlJc w:val="left"/>
+      <w:pPr>
+        <w:tabs>
+          <w:tab w:val="num" w:pos="1440"/>
+        </w:tabs>
+        <w:ind w:left="1440" w:hanging="360"/>
+      </w:pPr>
+      <w:rPr>
+        <w:rFonts w:ascii="Courier New" w:hAnsi="Courier New" w:hint="default"/>
+        <w:sz w:val="20"/>
+      </w:rPr>
+    </w:lvl>
+    <w:lvl w:ilvl="2" w:tentative="1">
+      <w:start w:val="1"/>
+      <w:numFmt w:val="bullet"/>
+      <w:lvlText w:val=""/>
+      <w:lvlJc w:val="left"/>
+      <w:pPr>
+        <w:tabs>
+          <w:tab w:val="num" w:pos="2160"/>
+        </w:tabs>
+        <w:ind w:left="2160" w:hanging="360"/>
+      </w:pPr>
+      <w:rPr>
+        <w:rFonts w:ascii="Wingdings" w:hAnsi="Wingdings" w:hint="default"/>
+        <w:sz w:val="20"/>
+      </w:rPr>
+    </w:lvl>
+    <w:lvl w:ilvl="3" w:tentative="1">
+      <w:start w:val="1"/>
+      <w:numFmt w:val="bullet"/>
+      <w:lvlText w:val=""/>
+      <w:lvlJc w:val="left"/>
+      <w:pPr>
+        <w:tabs>
+          <w:tab w:val="num" w:pos="2880"/>
+        </w:tabs>
+        <w:ind w:left="2880" w:hanging="360"/>
+      </w:pPr>
+      <w:rPr>
+        <w:rFonts w:ascii="Wingdings" w:hAnsi="Wingdings" w:hint="default"/>
+        <w:sz w:val="20"/>
+      </w:rPr>
+    </w:lvl>
+    <w:lvl w:ilvl="4" w:tentative="1">
+      <w:start w:val="1"/>
+      <w:numFmt w:val="bullet"/>
+      <w:lvlText w:val=""/>
+      <w:lvlJc w:val="left"/>
+      <w:pPr>
+        <w:tabs>
+          <w:tab w:val="num" w:pos="3600"/>
+        </w:tabs>
+        <w:ind w:left="3600" w:hanging="360"/>
+      </w:pPr>
+      <w:rPr>
+        <w:rFonts w:ascii="Wingdings" w:hAnsi="Wingdings" w:hint="default"/>
+        <w:sz w:val="20"/>
+      </w:rPr>
+    </w:lvl>
+    <w:lvl w:ilvl="5" w:tentative="1">
+      <w:start w:val="1"/>
+      <w:numFmt w:val="bullet"/>
+      <w:lvlText w:val=""/>
+      <w:lvlJc w:val="left"/>
+      <w:pPr>
+        <w:tabs>
+          <w:tab w:val="num" w:pos="4320"/>
+        </w:tabs>
+        <w:ind w:left="4320" w:hanging="360"/>
+      </w:pPr>
+      <w:rPr>
+        <w:rFonts w:ascii="Wingdings" w:hAnsi="Wingdings" w:hint="default"/>
+        <w:sz w:val="20"/>
+      </w:rPr>
+    </w:lvl>
+    <w:lvl w:ilvl="6" w:tentative="1">
+      <w:start w:val="1"/>
+      <w:numFmt w:val="bullet"/>
+      <w:lvlText w:val=""/>
+      <w:lvlJc w:val="left"/>
+      <w:pPr>
+        <w:tabs>
+          <w:tab w:val="num" w:pos="5040"/>
+        </w:tabs>
+        <w:ind w:left="5040" w:hanging="360"/>
+      </w:pPr>
+      <w:rPr>
+        <w:rFonts w:ascii="Wingdings" w:hAnsi="Wingdings" w:hint="default"/>
+        <w:sz w:val="20"/>
+      </w:rPr>
+    </w:lvl>
+    <w:lvl w:ilvl="7" w:tentative="1">
+      <w:start w:val="1"/>
+      <w:numFmt w:val="bullet"/>
+      <w:lvlText w:val=""/>
+      <w:lvlJc w:val="left"/>
+      <w:pPr>
+        <w:tabs>
+          <w:tab w:val="num" w:pos="5760"/>
+        </w:tabs>
+        <w:ind w:left="5760" w:hanging="360"/>
+      </w:pPr>
+      <w:rPr>
+        <w:rFonts w:ascii="Wingdings" w:hAnsi="Wingdings" w:hint="default"/>
+        <w:sz w:val="20"/>
+      </w:rPr>
+    </w:lvl>
+    <w:lvl w:ilvl="8" w:tentative="1">
+      <w:start w:val="1"/>
+      <w:numFmt w:val="bullet"/>
+      <w:lvlText w:val=""/>
+      <w:lvlJc w:val="left"/>
+      <w:pPr>
+        <w:tabs>
+          <w:tab w:val="num" w:pos="6480"/>
+        </w:tabs>
+        <w:ind w:left="6480" w:hanging="360"/>
+      </w:pPr>
+      <w:rPr>
+        <w:rFonts w:ascii="Wingdings" w:hAnsi="Wingdings" w:hint="default"/>
+        <w:sz w:val="20"/>
+      </w:rPr>
+    </w:lvl>
+  </w:abstractNum>
+  <w:abstractNum w:abstractNumId="6" w15:restartNumberingAfterBreak="0">
+    <w:nsid w:val="2E0A61BE"/>
+    <w:multiLevelType w:val="multilevel"/>
+    <w:tmpl w:val="DEC6D118"/>
+    <w:lvl w:ilvl="0">
+      <w:start w:val="1"/>
+      <w:numFmt w:val="bullet"/>
+      <w:lvlText w:val=""/>
+      <w:lvlJc w:val="left"/>
+      <w:pPr>
+        <w:tabs>
+          <w:tab w:val="num" w:pos="720"/>
+        </w:tabs>
+        <w:ind w:left="720" w:hanging="360"/>
+      </w:pPr>
+      <w:rPr>
+        <w:rFonts w:ascii="Symbol" w:hAnsi="Symbol" w:hint="default"/>
+        <w:sz w:val="20"/>
+      </w:rPr>
+    </w:lvl>
+    <w:lvl w:ilvl="1" w:tentative="1">
+      <w:start w:val="1"/>
+      <w:numFmt w:val="bullet"/>
+      <w:lvlText w:val="o"/>
+      <w:lvlJc w:val="left"/>
+      <w:pPr>
+        <w:tabs>
+          <w:tab w:val="num" w:pos="1440"/>
+        </w:tabs>
+        <w:ind w:left="1440" w:hanging="360"/>
+      </w:pPr>
+      <w:rPr>
+        <w:rFonts w:ascii="Courier New" w:hAnsi="Courier New" w:hint="default"/>
+        <w:sz w:val="20"/>
+      </w:rPr>
+    </w:lvl>
+    <w:lvl w:ilvl="2" w:tentative="1">
+      <w:start w:val="1"/>
+      <w:numFmt w:val="bullet"/>
+      <w:lvlText w:val=""/>
+      <w:lvlJc w:val="left"/>
+      <w:pPr>
+        <w:tabs>
+          <w:tab w:val="num" w:pos="2160"/>
+        </w:tabs>
+        <w:ind w:left="2160" w:hanging="360"/>
+      </w:pPr>
+      <w:rPr>
+        <w:rFonts w:ascii="Wingdings" w:hAnsi="Wingdings" w:hint="default"/>
+        <w:sz w:val="20"/>
+      </w:rPr>
+    </w:lvl>
+    <w:lvl w:ilvl="3" w:tentative="1">
+      <w:start w:val="1"/>
+      <w:numFmt w:val="bullet"/>
+      <w:lvlText w:val=""/>
+      <w:lvlJc w:val="left"/>
+      <w:pPr>
+        <w:tabs>
+          <w:tab w:val="num" w:pos="2880"/>
+        </w:tabs>
+        <w:ind w:left="2880" w:hanging="360"/>
+      </w:pPr>
+      <w:rPr>
+        <w:rFonts w:ascii="Wingdings" w:hAnsi="Wingdings" w:hint="default"/>
+        <w:sz w:val="20"/>
+      </w:rPr>
+    </w:lvl>
+    <w:lvl w:ilvl="4" w:tentative="1">
+      <w:start w:val="1"/>
+      <w:numFmt w:val="bullet"/>
+      <w:lvlText w:val=""/>
+      <w:lvlJc w:val="left"/>
+      <w:pPr>
+        <w:tabs>
+          <w:tab w:val="num" w:pos="3600"/>
+        </w:tabs>
+        <w:ind w:left="3600" w:hanging="360"/>
+      </w:pPr>
+      <w:rPr>
+        <w:rFonts w:ascii="Wingdings" w:hAnsi="Wingdings" w:hint="default"/>
+        <w:sz w:val="20"/>
+      </w:rPr>
+    </w:lvl>
+    <w:lvl w:ilvl="5" w:tentative="1">
+      <w:start w:val="1"/>
+      <w:numFmt w:val="bullet"/>
+      <w:lvlText w:val=""/>
+      <w:lvlJc w:val="left"/>
+      <w:pPr>
+        <w:tabs>
+          <w:tab w:val="num" w:pos="4320"/>
+        </w:tabs>
+        <w:ind w:left="4320" w:hanging="360"/>
+      </w:pPr>
+      <w:rPr>
+        <w:rFonts w:ascii="Wingdings" w:hAnsi="Wingdings" w:hint="default"/>
+        <w:sz w:val="20"/>
+      </w:rPr>
+    </w:lvl>
+    <w:lvl w:ilvl="6" w:tentative="1">
+      <w:start w:val="1"/>
+      <w:numFmt w:val="bullet"/>
+      <w:lvlText w:val=""/>
+      <w:lvlJc w:val="left"/>
+      <w:pPr>
+        <w:tabs>
+          <w:tab w:val="num" w:pos="5040"/>
+        </w:tabs>
+        <w:ind w:left="5040" w:hanging="360"/>
+      </w:pPr>
+      <w:rPr>
+        <w:rFonts w:ascii="Wingdings" w:hAnsi="Wingdings" w:hint="default"/>
+        <w:sz w:val="20"/>
+      </w:rPr>
+    </w:lvl>
+    <w:lvl w:ilvl="7" w:tentative="1">
+      <w:start w:val="1"/>
+      <w:numFmt w:val="bullet"/>
+      <w:lvlText w:val=""/>
+      <w:lvlJc w:val="left"/>
+      <w:pPr>
+        <w:tabs>
+          <w:tab w:val="num" w:pos="5760"/>
+        </w:tabs>
+        <w:ind w:left="5760" w:hanging="360"/>
+      </w:pPr>
+      <w:rPr>
+        <w:rFonts w:ascii="Wingdings" w:hAnsi="Wingdings" w:hint="default"/>
+        <w:sz w:val="20"/>
+      </w:rPr>
+    </w:lvl>
+    <w:lvl w:ilvl="8" w:tentative="1">
+      <w:start w:val="1"/>
+      <w:numFmt w:val="bullet"/>
+      <w:lvlText w:val=""/>
+      <w:lvlJc w:val="left"/>
+      <w:pPr>
+        <w:tabs>
+          <w:tab w:val="num" w:pos="6480"/>
+        </w:tabs>
+        <w:ind w:left="6480" w:hanging="360"/>
+      </w:pPr>
+      <w:rPr>
+        <w:rFonts w:ascii="Wingdings" w:hAnsi="Wingdings" w:hint="default"/>
+        <w:sz w:val="20"/>
+      </w:rPr>
+    </w:lvl>
+  </w:abstractNum>
+  <w:abstractNum w:abstractNumId="7" w15:restartNumberingAfterBreak="0">
     <w:nsid w:val="2E2A2B29"/>
     <w:multiLevelType w:val="multilevel"/>
     <w:tmpl w:val="D8FE02F4"/>
@@ -1960,7 +2358,156 @@
       </w:rPr>
     </w:lvl>
   </w:abstractNum>
-  <w:abstractNum w:abstractNumId="4" w15:restartNumberingAfterBreak="0">
+  <w:abstractNum w:abstractNumId="8" w15:restartNumberingAfterBreak="0">
+    <w:nsid w:val="328853C5"/>
+    <w:multiLevelType w:val="multilevel"/>
+    <w:tmpl w:val="F3B04AEC"/>
+    <w:lvl w:ilvl="0">
+      <w:start w:val="1"/>
+      <w:numFmt w:val="bullet"/>
+      <w:lvlText w:val=""/>
+      <w:lvlJc w:val="left"/>
+      <w:pPr>
+        <w:tabs>
+          <w:tab w:val="num" w:pos="720"/>
+        </w:tabs>
+        <w:ind w:left="720" w:hanging="360"/>
+      </w:pPr>
+      <w:rPr>
+        <w:rFonts w:ascii="Symbol" w:hAnsi="Symbol" w:hint="default"/>
+        <w:sz w:val="20"/>
+      </w:rPr>
+    </w:lvl>
+    <w:lvl w:ilvl="1">
+      <w:start w:val="1"/>
+      <w:numFmt w:val="bullet"/>
+      <w:lvlText w:val="o"/>
+      <w:lvlJc w:val="left"/>
+      <w:pPr>
+        <w:tabs>
+          <w:tab w:val="num" w:pos="1440"/>
+        </w:tabs>
+        <w:ind w:left="1440" w:hanging="360"/>
+      </w:pPr>
+      <w:rPr>
+        <w:rFonts w:ascii="Courier New" w:hAnsi="Courier New" w:hint="default"/>
+        <w:sz w:val="20"/>
+      </w:rPr>
+    </w:lvl>
+    <w:lvl w:ilvl="2" w:tentative="1">
+      <w:start w:val="1"/>
+      <w:numFmt w:val="bullet"/>
+      <w:lvlText w:val=""/>
+      <w:lvlJc w:val="left"/>
+      <w:pPr>
+        <w:tabs>
+          <w:tab w:val="num" w:pos="2160"/>
+        </w:tabs>
+        <w:ind w:left="2160" w:hanging="360"/>
+      </w:pPr>
+      <w:rPr>
+        <w:rFonts w:ascii="Wingdings" w:hAnsi="Wingdings" w:hint="default"/>
+        <w:sz w:val="20"/>
+      </w:rPr>
+    </w:lvl>
+    <w:lvl w:ilvl="3" w:tentative="1">
+      <w:start w:val="1"/>
+      <w:numFmt w:val="bullet"/>
+      <w:lvlText w:val=""/>
+      <w:lvlJc w:val="left"/>
+      <w:pPr>
+        <w:tabs>
+          <w:tab w:val="num" w:pos="2880"/>
+        </w:tabs>
+        <w:ind w:left="2880" w:hanging="360"/>
+      </w:pPr>
+      <w:rPr>
+        <w:rFonts w:ascii="Wingdings" w:hAnsi="Wingdings" w:hint="default"/>
+        <w:sz w:val="20"/>
+      </w:rPr>
+    </w:lvl>
+    <w:lvl w:ilvl="4" w:tentative="1">
+      <w:start w:val="1"/>
+      <w:numFmt w:val="bullet"/>
+      <w:lvlText w:val=""/>
+      <w:lvlJc w:val="left"/>
+      <w:pPr>
+        <w:tabs>
+          <w:tab w:val="num" w:pos="3600"/>
+        </w:tabs>
+        <w:ind w:left="3600" w:hanging="360"/>
+      </w:pPr>
+      <w:rPr>
+        <w:rFonts w:ascii="Wingdings" w:hAnsi="Wingdings" w:hint="default"/>
+        <w:sz w:val="20"/>
+      </w:rPr>
+    </w:lvl>
+    <w:lvl w:ilvl="5" w:tentative="1">
+      <w:start w:val="1"/>
+      <w:numFmt w:val="bullet"/>
+      <w:lvlText w:val=""/>
+      <w:lvlJc w:val="left"/>
+      <w:pPr>
+        <w:tabs>
+          <w:tab w:val="num" w:pos="4320"/>
+        </w:tabs>
+        <w:ind w:left="4320" w:hanging="360"/>
+      </w:pPr>
+      <w:rPr>
+        <w:rFonts w:ascii="Wingdings" w:hAnsi="Wingdings" w:hint="default"/>
+        <w:sz w:val="20"/>
+      </w:rPr>
+    </w:lvl>
+    <w:lvl w:ilvl="6" w:tentative="1">
+      <w:start w:val="1"/>
+      <w:numFmt w:val="bullet"/>
+      <w:lvlText w:val=""/>
+      <w:lvlJc w:val="left"/>
+      <w:pPr>
+        <w:tabs>
+          <w:tab w:val="num" w:pos="5040"/>
+        </w:tabs>
+        <w:ind w:left="5040" w:hanging="360"/>
+      </w:pPr>
+      <w:rPr>
+        <w:rFonts w:ascii="Wingdings" w:hAnsi="Wingdings" w:hint="default"/>
+        <w:sz w:val="20"/>
+      </w:rPr>
+    </w:lvl>
+    <w:lvl w:ilvl="7" w:tentative="1">
+      <w:start w:val="1"/>
+      <w:numFmt w:val="bullet"/>
+      <w:lvlText w:val=""/>
+      <w:lvlJc w:val="left"/>
+      <w:pPr>
+        <w:tabs>
+          <w:tab w:val="num" w:pos="5760"/>
+        </w:tabs>
+        <w:ind w:left="5760" w:hanging="360"/>
+      </w:pPr>
+      <w:rPr>
+        <w:rFonts w:ascii="Wingdings" w:hAnsi="Wingdings" w:hint="default"/>
+        <w:sz w:val="20"/>
+      </w:rPr>
+    </w:lvl>
+    <w:lvl w:ilvl="8" w:tentative="1">
+      <w:start w:val="1"/>
+      <w:numFmt w:val="bullet"/>
+      <w:lvlText w:val=""/>
+      <w:lvlJc w:val="left"/>
+      <w:pPr>
+        <w:tabs>
+          <w:tab w:val="num" w:pos="6480"/>
+        </w:tabs>
+        <w:ind w:left="6480" w:hanging="360"/>
+      </w:pPr>
+      <w:rPr>
+        <w:rFonts w:ascii="Wingdings" w:hAnsi="Wingdings" w:hint="default"/>
+        <w:sz w:val="20"/>
+      </w:rPr>
+    </w:lvl>
+  </w:abstractNum>
+  <w:abstractNum w:abstractNumId="9" w15:restartNumberingAfterBreak="0">
     <w:nsid w:val="35275D56"/>
     <w:multiLevelType w:val="multilevel"/>
     <w:tmpl w:val="E09EC534"/>
@@ -2109,7 +2656,156 @@
       </w:rPr>
     </w:lvl>
   </w:abstractNum>
-  <w:abstractNum w:abstractNumId="5" w15:restartNumberingAfterBreak="0">
+  <w:abstractNum w:abstractNumId="10" w15:restartNumberingAfterBreak="0">
+    <w:nsid w:val="3D232AA2"/>
+    <w:multiLevelType w:val="multilevel"/>
+    <w:tmpl w:val="AC3C0D86"/>
+    <w:lvl w:ilvl="0">
+      <w:start w:val="1"/>
+      <w:numFmt w:val="bullet"/>
+      <w:lvlText w:val=""/>
+      <w:lvlJc w:val="left"/>
+      <w:pPr>
+        <w:tabs>
+          <w:tab w:val="num" w:pos="720"/>
+        </w:tabs>
+        <w:ind w:left="720" w:hanging="360"/>
+      </w:pPr>
+      <w:rPr>
+        <w:rFonts w:ascii="Symbol" w:hAnsi="Symbol" w:hint="default"/>
+        <w:sz w:val="20"/>
+      </w:rPr>
+    </w:lvl>
+    <w:lvl w:ilvl="1" w:tentative="1">
+      <w:start w:val="1"/>
+      <w:numFmt w:val="bullet"/>
+      <w:lvlText w:val="o"/>
+      <w:lvlJc w:val="left"/>
+      <w:pPr>
+        <w:tabs>
+          <w:tab w:val="num" w:pos="1440"/>
+        </w:tabs>
+        <w:ind w:left="1440" w:hanging="360"/>
+      </w:pPr>
+      <w:rPr>
+        <w:rFonts w:ascii="Courier New" w:hAnsi="Courier New" w:hint="default"/>
+        <w:sz w:val="20"/>
+      </w:rPr>
+    </w:lvl>
+    <w:lvl w:ilvl="2" w:tentative="1">
+      <w:start w:val="1"/>
+      <w:numFmt w:val="bullet"/>
+      <w:lvlText w:val=""/>
+      <w:lvlJc w:val="left"/>
+      <w:pPr>
+        <w:tabs>
+          <w:tab w:val="num" w:pos="2160"/>
+        </w:tabs>
+        <w:ind w:left="2160" w:hanging="360"/>
+      </w:pPr>
+      <w:rPr>
+        <w:rFonts w:ascii="Wingdings" w:hAnsi="Wingdings" w:hint="default"/>
+        <w:sz w:val="20"/>
+      </w:rPr>
+    </w:lvl>
+    <w:lvl w:ilvl="3" w:tentative="1">
+      <w:start w:val="1"/>
+      <w:numFmt w:val="bullet"/>
+      <w:lvlText w:val=""/>
+      <w:lvlJc w:val="left"/>
+      <w:pPr>
+        <w:tabs>
+          <w:tab w:val="num" w:pos="2880"/>
+        </w:tabs>
+        <w:ind w:left="2880" w:hanging="360"/>
+      </w:pPr>
+      <w:rPr>
+        <w:rFonts w:ascii="Wingdings" w:hAnsi="Wingdings" w:hint="default"/>
+        <w:sz w:val="20"/>
+      </w:rPr>
+    </w:lvl>
+    <w:lvl w:ilvl="4" w:tentative="1">
+      <w:start w:val="1"/>
+      <w:numFmt w:val="bullet"/>
+      <w:lvlText w:val=""/>
+      <w:lvlJc w:val="left"/>
+      <w:pPr>
+        <w:tabs>
+          <w:tab w:val="num" w:pos="3600"/>
+        </w:tabs>
+        <w:ind w:left="3600" w:hanging="360"/>
+      </w:pPr>
+      <w:rPr>
+        <w:rFonts w:ascii="Wingdings" w:hAnsi="Wingdings" w:hint="default"/>
+        <w:sz w:val="20"/>
+      </w:rPr>
+    </w:lvl>
+    <w:lvl w:ilvl="5" w:tentative="1">
+      <w:start w:val="1"/>
+      <w:numFmt w:val="bullet"/>
+      <w:lvlText w:val=""/>
+      <w:lvlJc w:val="left"/>
+      <w:pPr>
+        <w:tabs>
+          <w:tab w:val="num" w:pos="4320"/>
+        </w:tabs>
+        <w:ind w:left="4320" w:hanging="360"/>
+      </w:pPr>
+      <w:rPr>
+        <w:rFonts w:ascii="Wingdings" w:hAnsi="Wingdings" w:hint="default"/>
+        <w:sz w:val="20"/>
+      </w:rPr>
+    </w:lvl>
+    <w:lvl w:ilvl="6" w:tentative="1">
+      <w:start w:val="1"/>
+      <w:numFmt w:val="bullet"/>
+      <w:lvlText w:val=""/>
+      <w:lvlJc w:val="left"/>
+      <w:pPr>
+        <w:tabs>
+          <w:tab w:val="num" w:pos="5040"/>
+        </w:tabs>
+        <w:ind w:left="5040" w:hanging="360"/>
+      </w:pPr>
+      <w:rPr>
+        <w:rFonts w:ascii="Wingdings" w:hAnsi="Wingdings" w:hint="default"/>
+        <w:sz w:val="20"/>
+      </w:rPr>
+    </w:lvl>
+    <w:lvl w:ilvl="7" w:tentative="1">
+      <w:start w:val="1"/>
+      <w:numFmt w:val="bullet"/>
+      <w:lvlText w:val=""/>
+      <w:lvlJc w:val="left"/>
+      <w:pPr>
+        <w:tabs>
+          <w:tab w:val="num" w:pos="5760"/>
+        </w:tabs>
+        <w:ind w:left="5760" w:hanging="360"/>
+      </w:pPr>
+      <w:rPr>
+        <w:rFonts w:ascii="Wingdings" w:hAnsi="Wingdings" w:hint="default"/>
+        <w:sz w:val="20"/>
+      </w:rPr>
+    </w:lvl>
+    <w:lvl w:ilvl="8" w:tentative="1">
+      <w:start w:val="1"/>
+      <w:numFmt w:val="bullet"/>
+      <w:lvlText w:val=""/>
+      <w:lvlJc w:val="left"/>
+      <w:pPr>
+        <w:tabs>
+          <w:tab w:val="num" w:pos="6480"/>
+        </w:tabs>
+        <w:ind w:left="6480" w:hanging="360"/>
+      </w:pPr>
+      <w:rPr>
+        <w:rFonts w:ascii="Wingdings" w:hAnsi="Wingdings" w:hint="default"/>
+        <w:sz w:val="20"/>
+      </w:rPr>
+    </w:lvl>
+  </w:abstractNum>
+  <w:abstractNum w:abstractNumId="11" w15:restartNumberingAfterBreak="0">
     <w:nsid w:val="42033501"/>
     <w:multiLevelType w:val="multilevel"/>
     <w:tmpl w:val="69C2B378"/>
@@ -2258,7 +2954,305 @@
       </w:rPr>
     </w:lvl>
   </w:abstractNum>
-  <w:abstractNum w:abstractNumId="6" w15:restartNumberingAfterBreak="0">
+  <w:abstractNum w:abstractNumId="12" w15:restartNumberingAfterBreak="0">
+    <w:nsid w:val="46AC7571"/>
+    <w:multiLevelType w:val="multilevel"/>
+    <w:tmpl w:val="970299CC"/>
+    <w:lvl w:ilvl="0">
+      <w:start w:val="1"/>
+      <w:numFmt w:val="bullet"/>
+      <w:lvlText w:val=""/>
+      <w:lvlJc w:val="left"/>
+      <w:pPr>
+        <w:tabs>
+          <w:tab w:val="num" w:pos="720"/>
+        </w:tabs>
+        <w:ind w:left="720" w:hanging="360"/>
+      </w:pPr>
+      <w:rPr>
+        <w:rFonts w:ascii="Symbol" w:hAnsi="Symbol" w:hint="default"/>
+        <w:sz w:val="20"/>
+      </w:rPr>
+    </w:lvl>
+    <w:lvl w:ilvl="1" w:tentative="1">
+      <w:start w:val="1"/>
+      <w:numFmt w:val="bullet"/>
+      <w:lvlText w:val="o"/>
+      <w:lvlJc w:val="left"/>
+      <w:pPr>
+        <w:tabs>
+          <w:tab w:val="num" w:pos="1440"/>
+        </w:tabs>
+        <w:ind w:left="1440" w:hanging="360"/>
+      </w:pPr>
+      <w:rPr>
+        <w:rFonts w:ascii="Courier New" w:hAnsi="Courier New" w:hint="default"/>
+        <w:sz w:val="20"/>
+      </w:rPr>
+    </w:lvl>
+    <w:lvl w:ilvl="2" w:tentative="1">
+      <w:start w:val="1"/>
+      <w:numFmt w:val="bullet"/>
+      <w:lvlText w:val=""/>
+      <w:lvlJc w:val="left"/>
+      <w:pPr>
+        <w:tabs>
+          <w:tab w:val="num" w:pos="2160"/>
+        </w:tabs>
+        <w:ind w:left="2160" w:hanging="360"/>
+      </w:pPr>
+      <w:rPr>
+        <w:rFonts w:ascii="Wingdings" w:hAnsi="Wingdings" w:hint="default"/>
+        <w:sz w:val="20"/>
+      </w:rPr>
+    </w:lvl>
+    <w:lvl w:ilvl="3" w:tentative="1">
+      <w:start w:val="1"/>
+      <w:numFmt w:val="bullet"/>
+      <w:lvlText w:val=""/>
+      <w:lvlJc w:val="left"/>
+      <w:pPr>
+        <w:tabs>
+          <w:tab w:val="num" w:pos="2880"/>
+        </w:tabs>
+        <w:ind w:left="2880" w:hanging="360"/>
+      </w:pPr>
+      <w:rPr>
+        <w:rFonts w:ascii="Wingdings" w:hAnsi="Wingdings" w:hint="default"/>
+        <w:sz w:val="20"/>
+      </w:rPr>
+    </w:lvl>
+    <w:lvl w:ilvl="4" w:tentative="1">
+      <w:start w:val="1"/>
+      <w:numFmt w:val="bullet"/>
+      <w:lvlText w:val=""/>
+      <w:lvlJc w:val="left"/>
+      <w:pPr>
+        <w:tabs>
+          <w:tab w:val="num" w:pos="3600"/>
+        </w:tabs>
+        <w:ind w:left="3600" w:hanging="360"/>
+      </w:pPr>
+      <w:rPr>
+        <w:rFonts w:ascii="Wingdings" w:hAnsi="Wingdings" w:hint="default"/>
+        <w:sz w:val="20"/>
+      </w:rPr>
+    </w:lvl>
+    <w:lvl w:ilvl="5" w:tentative="1">
+      <w:start w:val="1"/>
+      <w:numFmt w:val="bullet"/>
+      <w:lvlText w:val=""/>
+      <w:lvlJc w:val="left"/>
+      <w:pPr>
+        <w:tabs>
+          <w:tab w:val="num" w:pos="4320"/>
+        </w:tabs>
+        <w:ind w:left="4320" w:hanging="360"/>
+      </w:pPr>
+      <w:rPr>
+        <w:rFonts w:ascii="Wingdings" w:hAnsi="Wingdings" w:hint="default"/>
+        <w:sz w:val="20"/>
+      </w:rPr>
+    </w:lvl>
+    <w:lvl w:ilvl="6" w:tentative="1">
+      <w:start w:val="1"/>
+      <w:numFmt w:val="bullet"/>
+      <w:lvlText w:val=""/>
+      <w:lvlJc w:val="left"/>
+      <w:pPr>
+        <w:tabs>
+          <w:tab w:val="num" w:pos="5040"/>
+        </w:tabs>
+        <w:ind w:left="5040" w:hanging="360"/>
+      </w:pPr>
+      <w:rPr>
+        <w:rFonts w:ascii="Wingdings" w:hAnsi="Wingdings" w:hint="default"/>
+        <w:sz w:val="20"/>
+      </w:rPr>
+    </w:lvl>
+    <w:lvl w:ilvl="7" w:tentative="1">
+      <w:start w:val="1"/>
+      <w:numFmt w:val="bullet"/>
+      <w:lvlText w:val=""/>
+      <w:lvlJc w:val="left"/>
+      <w:pPr>
+        <w:tabs>
+          <w:tab w:val="num" w:pos="5760"/>
+        </w:tabs>
+        <w:ind w:left="5760" w:hanging="360"/>
+      </w:pPr>
+      <w:rPr>
+        <w:rFonts w:ascii="Wingdings" w:hAnsi="Wingdings" w:hint="default"/>
+        <w:sz w:val="20"/>
+      </w:rPr>
+    </w:lvl>
+    <w:lvl w:ilvl="8" w:tentative="1">
+      <w:start w:val="1"/>
+      <w:numFmt w:val="bullet"/>
+      <w:lvlText w:val=""/>
+      <w:lvlJc w:val="left"/>
+      <w:pPr>
+        <w:tabs>
+          <w:tab w:val="num" w:pos="6480"/>
+        </w:tabs>
+        <w:ind w:left="6480" w:hanging="360"/>
+      </w:pPr>
+      <w:rPr>
+        <w:rFonts w:ascii="Wingdings" w:hAnsi="Wingdings" w:hint="default"/>
+        <w:sz w:val="20"/>
+      </w:rPr>
+    </w:lvl>
+  </w:abstractNum>
+  <w:abstractNum w:abstractNumId="13" w15:restartNumberingAfterBreak="0">
+    <w:nsid w:val="47C80DF6"/>
+    <w:multiLevelType w:val="multilevel"/>
+    <w:tmpl w:val="B4885478"/>
+    <w:lvl w:ilvl="0">
+      <w:start w:val="1"/>
+      <w:numFmt w:val="bullet"/>
+      <w:lvlText w:val=""/>
+      <w:lvlJc w:val="left"/>
+      <w:pPr>
+        <w:tabs>
+          <w:tab w:val="num" w:pos="720"/>
+        </w:tabs>
+        <w:ind w:left="720" w:hanging="360"/>
+      </w:pPr>
+      <w:rPr>
+        <w:rFonts w:ascii="Symbol" w:hAnsi="Symbol" w:hint="default"/>
+        <w:sz w:val="20"/>
+      </w:rPr>
+    </w:lvl>
+    <w:lvl w:ilvl="1">
+      <w:start w:val="1"/>
+      <w:numFmt w:val="bullet"/>
+      <w:lvlText w:val="o"/>
+      <w:lvlJc w:val="left"/>
+      <w:pPr>
+        <w:tabs>
+          <w:tab w:val="num" w:pos="1440"/>
+        </w:tabs>
+        <w:ind w:left="1440" w:hanging="360"/>
+      </w:pPr>
+      <w:rPr>
+        <w:rFonts w:ascii="Courier New" w:hAnsi="Courier New" w:hint="default"/>
+        <w:sz w:val="20"/>
+      </w:rPr>
+    </w:lvl>
+    <w:lvl w:ilvl="2" w:tentative="1">
+      <w:start w:val="1"/>
+      <w:numFmt w:val="bullet"/>
+      <w:lvlText w:val=""/>
+      <w:lvlJc w:val="left"/>
+      <w:pPr>
+        <w:tabs>
+          <w:tab w:val="num" w:pos="2160"/>
+        </w:tabs>
+        <w:ind w:left="2160" w:hanging="360"/>
+      </w:pPr>
+      <w:rPr>
+        <w:rFonts w:ascii="Wingdings" w:hAnsi="Wingdings" w:hint="default"/>
+        <w:sz w:val="20"/>
+      </w:rPr>
+    </w:lvl>
+    <w:lvl w:ilvl="3" w:tentative="1">
+      <w:start w:val="1"/>
+      <w:numFmt w:val="bullet"/>
+      <w:lvlText w:val=""/>
+      <w:lvlJc w:val="left"/>
+      <w:pPr>
+        <w:tabs>
+          <w:tab w:val="num" w:pos="2880"/>
+        </w:tabs>
+        <w:ind w:left="2880" w:hanging="360"/>
+      </w:pPr>
+      <w:rPr>
+        <w:rFonts w:ascii="Wingdings" w:hAnsi="Wingdings" w:hint="default"/>
+        <w:sz w:val="20"/>
+      </w:rPr>
+    </w:lvl>
+    <w:lvl w:ilvl="4" w:tentative="1">
+      <w:start w:val="1"/>
+      <w:numFmt w:val="bullet"/>
+      <w:lvlText w:val=""/>
+      <w:lvlJc w:val="left"/>
+      <w:pPr>
+        <w:tabs>
+          <w:tab w:val="num" w:pos="3600"/>
+        </w:tabs>
+        <w:ind w:left="3600" w:hanging="360"/>
+      </w:pPr>
+      <w:rPr>
+        <w:rFonts w:ascii="Wingdings" w:hAnsi="Wingdings" w:hint="default"/>
+        <w:sz w:val="20"/>
+      </w:rPr>
+    </w:lvl>
+    <w:lvl w:ilvl="5" w:tentative="1">
+      <w:start w:val="1"/>
+      <w:numFmt w:val="bullet"/>
+      <w:lvlText w:val=""/>
+      <w:lvlJc w:val="left"/>
+      <w:pPr>
+        <w:tabs>
+          <w:tab w:val="num" w:pos="4320"/>
+        </w:tabs>
+        <w:ind w:left="4320" w:hanging="360"/>
+      </w:pPr>
+      <w:rPr>
+        <w:rFonts w:ascii="Wingdings" w:hAnsi="Wingdings" w:hint="default"/>
+        <w:sz w:val="20"/>
+      </w:rPr>
+    </w:lvl>
+    <w:lvl w:ilvl="6" w:tentative="1">
+      <w:start w:val="1"/>
+      <w:numFmt w:val="bullet"/>
+      <w:lvlText w:val=""/>
+      <w:lvlJc w:val="left"/>
+      <w:pPr>
+        <w:tabs>
+          <w:tab w:val="num" w:pos="5040"/>
+        </w:tabs>
+        <w:ind w:left="5040" w:hanging="360"/>
+      </w:pPr>
+      <w:rPr>
+        <w:rFonts w:ascii="Wingdings" w:hAnsi="Wingdings" w:hint="default"/>
+        <w:sz w:val="20"/>
+      </w:rPr>
+    </w:lvl>
+    <w:lvl w:ilvl="7" w:tentative="1">
+      <w:start w:val="1"/>
+      <w:numFmt w:val="bullet"/>
+      <w:lvlText w:val=""/>
+      <w:lvlJc w:val="left"/>
+      <w:pPr>
+        <w:tabs>
+          <w:tab w:val="num" w:pos="5760"/>
+        </w:tabs>
+        <w:ind w:left="5760" w:hanging="360"/>
+      </w:pPr>
+      <w:rPr>
+        <w:rFonts w:ascii="Wingdings" w:hAnsi="Wingdings" w:hint="default"/>
+        <w:sz w:val="20"/>
+      </w:rPr>
+    </w:lvl>
+    <w:lvl w:ilvl="8" w:tentative="1">
+      <w:start w:val="1"/>
+      <w:numFmt w:val="bullet"/>
+      <w:lvlText w:val=""/>
+      <w:lvlJc w:val="left"/>
+      <w:pPr>
+        <w:tabs>
+          <w:tab w:val="num" w:pos="6480"/>
+        </w:tabs>
+        <w:ind w:left="6480" w:hanging="360"/>
+      </w:pPr>
+      <w:rPr>
+        <w:rFonts w:ascii="Wingdings" w:hAnsi="Wingdings" w:hint="default"/>
+        <w:sz w:val="20"/>
+      </w:rPr>
+    </w:lvl>
+  </w:abstractNum>
+  <w:abstractNum w:abstractNumId="14" w15:restartNumberingAfterBreak="0">
     <w:nsid w:val="47EB551D"/>
     <w:multiLevelType w:val="multilevel"/>
     <w:tmpl w:val="16643B38"/>
@@ -2407,7 +3401,156 @@
       </w:rPr>
     </w:lvl>
   </w:abstractNum>
-  <w:abstractNum w:abstractNumId="7" w15:restartNumberingAfterBreak="0">
+  <w:abstractNum w:abstractNumId="15" w15:restartNumberingAfterBreak="0">
+    <w:nsid w:val="48E073E9"/>
+    <w:multiLevelType w:val="multilevel"/>
+    <w:tmpl w:val="24AAD3C6"/>
+    <w:lvl w:ilvl="0">
+      <w:start w:val="1"/>
+      <w:numFmt w:val="bullet"/>
+      <w:lvlText w:val=""/>
+      <w:lvlJc w:val="left"/>
+      <w:pPr>
+        <w:tabs>
+          <w:tab w:val="num" w:pos="720"/>
+        </w:tabs>
+        <w:ind w:left="720" w:hanging="360"/>
+      </w:pPr>
+      <w:rPr>
+        <w:rFonts w:ascii="Symbol" w:hAnsi="Symbol" w:hint="default"/>
+        <w:sz w:val="20"/>
+      </w:rPr>
+    </w:lvl>
+    <w:lvl w:ilvl="1" w:tentative="1">
+      <w:start w:val="1"/>
+      <w:numFmt w:val="bullet"/>
+      <w:lvlText w:val="o"/>
+      <w:lvlJc w:val="left"/>
+      <w:pPr>
+        <w:tabs>
+          <w:tab w:val="num" w:pos="1440"/>
+        </w:tabs>
+        <w:ind w:left="1440" w:hanging="360"/>
+      </w:pPr>
+      <w:rPr>
+        <w:rFonts w:ascii="Courier New" w:hAnsi="Courier New" w:hint="default"/>
+        <w:sz w:val="20"/>
+      </w:rPr>
+    </w:lvl>
+    <w:lvl w:ilvl="2" w:tentative="1">
+      <w:start w:val="1"/>
+      <w:numFmt w:val="bullet"/>
+      <w:lvlText w:val=""/>
+      <w:lvlJc w:val="left"/>
+      <w:pPr>
+        <w:tabs>
+          <w:tab w:val="num" w:pos="2160"/>
+        </w:tabs>
+        <w:ind w:left="2160" w:hanging="360"/>
+      </w:pPr>
+      <w:rPr>
+        <w:rFonts w:ascii="Wingdings" w:hAnsi="Wingdings" w:hint="default"/>
+        <w:sz w:val="20"/>
+      </w:rPr>
+    </w:lvl>
+    <w:lvl w:ilvl="3" w:tentative="1">
+      <w:start w:val="1"/>
+      <w:numFmt w:val="bullet"/>
+      <w:lvlText w:val=""/>
+      <w:lvlJc w:val="left"/>
+      <w:pPr>
+        <w:tabs>
+          <w:tab w:val="num" w:pos="2880"/>
+        </w:tabs>
+        <w:ind w:left="2880" w:hanging="360"/>
+      </w:pPr>
+      <w:rPr>
+        <w:rFonts w:ascii="Wingdings" w:hAnsi="Wingdings" w:hint="default"/>
+        <w:sz w:val="20"/>
+      </w:rPr>
+    </w:lvl>
+    <w:lvl w:ilvl="4" w:tentative="1">
+      <w:start w:val="1"/>
+      <w:numFmt w:val="bullet"/>
+      <w:lvlText w:val=""/>
+      <w:lvlJc w:val="left"/>
+      <w:pPr>
+        <w:tabs>
+          <w:tab w:val="num" w:pos="3600"/>
+        </w:tabs>
+        <w:ind w:left="3600" w:hanging="360"/>
+      </w:pPr>
+      <w:rPr>
+        <w:rFonts w:ascii="Wingdings" w:hAnsi="Wingdings" w:hint="default"/>
+        <w:sz w:val="20"/>
+      </w:rPr>
+    </w:lvl>
+    <w:lvl w:ilvl="5" w:tentative="1">
+      <w:start w:val="1"/>
+      <w:numFmt w:val="bullet"/>
+      <w:lvlText w:val=""/>
+      <w:lvlJc w:val="left"/>
+      <w:pPr>
+        <w:tabs>
+          <w:tab w:val="num" w:pos="4320"/>
+        </w:tabs>
+        <w:ind w:left="4320" w:hanging="360"/>
+      </w:pPr>
+      <w:rPr>
+        <w:rFonts w:ascii="Wingdings" w:hAnsi="Wingdings" w:hint="default"/>
+        <w:sz w:val="20"/>
+      </w:rPr>
+    </w:lvl>
+    <w:lvl w:ilvl="6" w:tentative="1">
+      <w:start w:val="1"/>
+      <w:numFmt w:val="bullet"/>
+      <w:lvlText w:val=""/>
+      <w:lvlJc w:val="left"/>
+      <w:pPr>
+        <w:tabs>
+          <w:tab w:val="num" w:pos="5040"/>
+        </w:tabs>
+        <w:ind w:left="5040" w:hanging="360"/>
+      </w:pPr>
+      <w:rPr>
+        <w:rFonts w:ascii="Wingdings" w:hAnsi="Wingdings" w:hint="default"/>
+        <w:sz w:val="20"/>
+      </w:rPr>
+    </w:lvl>
+    <w:lvl w:ilvl="7" w:tentative="1">
+      <w:start w:val="1"/>
+      <w:numFmt w:val="bullet"/>
+      <w:lvlText w:val=""/>
+      <w:lvlJc w:val="left"/>
+      <w:pPr>
+        <w:tabs>
+          <w:tab w:val="num" w:pos="5760"/>
+        </w:tabs>
+        <w:ind w:left="5760" w:hanging="360"/>
+      </w:pPr>
+      <w:rPr>
+        <w:rFonts w:ascii="Wingdings" w:hAnsi="Wingdings" w:hint="default"/>
+        <w:sz w:val="20"/>
+      </w:rPr>
+    </w:lvl>
+    <w:lvl w:ilvl="8" w:tentative="1">
+      <w:start w:val="1"/>
+      <w:numFmt w:val="bullet"/>
+      <w:lvlText w:val=""/>
+      <w:lvlJc w:val="left"/>
+      <w:pPr>
+        <w:tabs>
+          <w:tab w:val="num" w:pos="6480"/>
+        </w:tabs>
+        <w:ind w:left="6480" w:hanging="360"/>
+      </w:pPr>
+      <w:rPr>
+        <w:rFonts w:ascii="Wingdings" w:hAnsi="Wingdings" w:hint="default"/>
+        <w:sz w:val="20"/>
+      </w:rPr>
+    </w:lvl>
+  </w:abstractNum>
+  <w:abstractNum w:abstractNumId="16" w15:restartNumberingAfterBreak="0">
     <w:nsid w:val="49BE3F25"/>
     <w:multiLevelType w:val="multilevel"/>
     <w:tmpl w:val="3A8A3D04"/>
@@ -2556,7 +3699,7 @@
       </w:rPr>
     </w:lvl>
   </w:abstractNum>
-  <w:abstractNum w:abstractNumId="8" w15:restartNumberingAfterBreak="0">
+  <w:abstractNum w:abstractNumId="17" w15:restartNumberingAfterBreak="0">
     <w:nsid w:val="4BA835E8"/>
     <w:multiLevelType w:val="multilevel"/>
     <w:tmpl w:val="8F60D5B8"/>
@@ -2705,7 +3848,7 @@
       </w:rPr>
     </w:lvl>
   </w:abstractNum>
-  <w:abstractNum w:abstractNumId="9" w15:restartNumberingAfterBreak="0">
+  <w:abstractNum w:abstractNumId="18" w15:restartNumberingAfterBreak="0">
     <w:nsid w:val="4C0C25D3"/>
     <w:multiLevelType w:val="multilevel"/>
     <w:tmpl w:val="909071BC"/>
@@ -2854,7 +3997,7 @@
       </w:rPr>
     </w:lvl>
   </w:abstractNum>
-  <w:abstractNum w:abstractNumId="10" w15:restartNumberingAfterBreak="0">
+  <w:abstractNum w:abstractNumId="19" w15:restartNumberingAfterBreak="0">
     <w:nsid w:val="4FCA3F83"/>
     <w:multiLevelType w:val="multilevel"/>
     <w:tmpl w:val="8F40117E"/>
@@ -3003,7 +4146,7 @@
       </w:rPr>
     </w:lvl>
   </w:abstractNum>
-  <w:abstractNum w:abstractNumId="11" w15:restartNumberingAfterBreak="0">
+  <w:abstractNum w:abstractNumId="20" w15:restartNumberingAfterBreak="0">
     <w:nsid w:val="521369D0"/>
     <w:multiLevelType w:val="multilevel"/>
     <w:tmpl w:val="4F58440E"/>
@@ -3152,7 +4295,603 @@
       </w:rPr>
     </w:lvl>
   </w:abstractNum>
-  <w:abstractNum w:abstractNumId="12" w15:restartNumberingAfterBreak="0">
+  <w:abstractNum w:abstractNumId="21" w15:restartNumberingAfterBreak="0">
+    <w:nsid w:val="52EC68B7"/>
+    <w:multiLevelType w:val="multilevel"/>
+    <w:tmpl w:val="0C0C97BC"/>
+    <w:lvl w:ilvl="0">
+      <w:start w:val="1"/>
+      <w:numFmt w:val="bullet"/>
+      <w:lvlText w:val=""/>
+      <w:lvlJc w:val="left"/>
+      <w:pPr>
+        <w:tabs>
+          <w:tab w:val="num" w:pos="720"/>
+        </w:tabs>
+        <w:ind w:left="720" w:hanging="360"/>
+      </w:pPr>
+      <w:rPr>
+        <w:rFonts w:ascii="Symbol" w:hAnsi="Symbol" w:hint="default"/>
+        <w:sz w:val="20"/>
+      </w:rPr>
+    </w:lvl>
+    <w:lvl w:ilvl="1">
+      <w:start w:val="1"/>
+      <w:numFmt w:val="bullet"/>
+      <w:lvlText w:val="o"/>
+      <w:lvlJc w:val="left"/>
+      <w:pPr>
+        <w:tabs>
+          <w:tab w:val="num" w:pos="1440"/>
+        </w:tabs>
+        <w:ind w:left="1440" w:hanging="360"/>
+      </w:pPr>
+      <w:rPr>
+        <w:rFonts w:ascii="Courier New" w:hAnsi="Courier New" w:hint="default"/>
+        <w:sz w:val="20"/>
+      </w:rPr>
+    </w:lvl>
+    <w:lvl w:ilvl="2" w:tentative="1">
+      <w:start w:val="1"/>
+      <w:numFmt w:val="bullet"/>
+      <w:lvlText w:val=""/>
+      <w:lvlJc w:val="left"/>
+      <w:pPr>
+        <w:tabs>
+          <w:tab w:val="num" w:pos="2160"/>
+        </w:tabs>
+        <w:ind w:left="2160" w:hanging="360"/>
+      </w:pPr>
+      <w:rPr>
+        <w:rFonts w:ascii="Wingdings" w:hAnsi="Wingdings" w:hint="default"/>
+        <w:sz w:val="20"/>
+      </w:rPr>
+    </w:lvl>
+    <w:lvl w:ilvl="3" w:tentative="1">
+      <w:start w:val="1"/>
+      <w:numFmt w:val="bullet"/>
+      <w:lvlText w:val=""/>
+      <w:lvlJc w:val="left"/>
+      <w:pPr>
+        <w:tabs>
+          <w:tab w:val="num" w:pos="2880"/>
+        </w:tabs>
+        <w:ind w:left="2880" w:hanging="360"/>
+      </w:pPr>
+      <w:rPr>
+        <w:rFonts w:ascii="Wingdings" w:hAnsi="Wingdings" w:hint="default"/>
+        <w:sz w:val="20"/>
+      </w:rPr>
+    </w:lvl>
+    <w:lvl w:ilvl="4" w:tentative="1">
+      <w:start w:val="1"/>
+      <w:numFmt w:val="bullet"/>
+      <w:lvlText w:val=""/>
+      <w:lvlJc w:val="left"/>
+      <w:pPr>
+        <w:tabs>
+          <w:tab w:val="num" w:pos="3600"/>
+        </w:tabs>
+        <w:ind w:left="3600" w:hanging="360"/>
+      </w:pPr>
+      <w:rPr>
+        <w:rFonts w:ascii="Wingdings" w:hAnsi="Wingdings" w:hint="default"/>
+        <w:sz w:val="20"/>
+      </w:rPr>
+    </w:lvl>
+    <w:lvl w:ilvl="5" w:tentative="1">
+      <w:start w:val="1"/>
+      <w:numFmt w:val="bullet"/>
+      <w:lvlText w:val=""/>
+      <w:lvlJc w:val="left"/>
+      <w:pPr>
+        <w:tabs>
+          <w:tab w:val="num" w:pos="4320"/>
+        </w:tabs>
+        <w:ind w:left="4320" w:hanging="360"/>
+      </w:pPr>
+      <w:rPr>
+        <w:rFonts w:ascii="Wingdings" w:hAnsi="Wingdings" w:hint="default"/>
+        <w:sz w:val="20"/>
+      </w:rPr>
+    </w:lvl>
+    <w:lvl w:ilvl="6" w:tentative="1">
+      <w:start w:val="1"/>
+      <w:numFmt w:val="bullet"/>
+      <w:lvlText w:val=""/>
+      <w:lvlJc w:val="left"/>
+      <w:pPr>
+        <w:tabs>
+          <w:tab w:val="num" w:pos="5040"/>
+        </w:tabs>
+        <w:ind w:left="5040" w:hanging="360"/>
+      </w:pPr>
+      <w:rPr>
+        <w:rFonts w:ascii="Wingdings" w:hAnsi="Wingdings" w:hint="default"/>
+        <w:sz w:val="20"/>
+      </w:rPr>
+    </w:lvl>
+    <w:lvl w:ilvl="7" w:tentative="1">
+      <w:start w:val="1"/>
+      <w:numFmt w:val="bullet"/>
+      <w:lvlText w:val=""/>
+      <w:lvlJc w:val="left"/>
+      <w:pPr>
+        <w:tabs>
+          <w:tab w:val="num" w:pos="5760"/>
+        </w:tabs>
+        <w:ind w:left="5760" w:hanging="360"/>
+      </w:pPr>
+      <w:rPr>
+        <w:rFonts w:ascii="Wingdings" w:hAnsi="Wingdings" w:hint="default"/>
+        <w:sz w:val="20"/>
+      </w:rPr>
+    </w:lvl>
+    <w:lvl w:ilvl="8" w:tentative="1">
+      <w:start w:val="1"/>
+      <w:numFmt w:val="bullet"/>
+      <w:lvlText w:val=""/>
+      <w:lvlJc w:val="left"/>
+      <w:pPr>
+        <w:tabs>
+          <w:tab w:val="num" w:pos="6480"/>
+        </w:tabs>
+        <w:ind w:left="6480" w:hanging="360"/>
+      </w:pPr>
+      <w:rPr>
+        <w:rFonts w:ascii="Wingdings" w:hAnsi="Wingdings" w:hint="default"/>
+        <w:sz w:val="20"/>
+      </w:rPr>
+    </w:lvl>
+  </w:abstractNum>
+  <w:abstractNum w:abstractNumId="22" w15:restartNumberingAfterBreak="0">
+    <w:nsid w:val="56316E54"/>
+    <w:multiLevelType w:val="multilevel"/>
+    <w:tmpl w:val="C090E824"/>
+    <w:lvl w:ilvl="0">
+      <w:start w:val="1"/>
+      <w:numFmt w:val="bullet"/>
+      <w:lvlText w:val=""/>
+      <w:lvlJc w:val="left"/>
+      <w:pPr>
+        <w:tabs>
+          <w:tab w:val="num" w:pos="720"/>
+        </w:tabs>
+        <w:ind w:left="720" w:hanging="360"/>
+      </w:pPr>
+      <w:rPr>
+        <w:rFonts w:ascii="Symbol" w:hAnsi="Symbol" w:hint="default"/>
+        <w:sz w:val="20"/>
+      </w:rPr>
+    </w:lvl>
+    <w:lvl w:ilvl="1">
+      <w:start w:val="1"/>
+      <w:numFmt w:val="bullet"/>
+      <w:lvlText w:val="o"/>
+      <w:lvlJc w:val="left"/>
+      <w:pPr>
+        <w:tabs>
+          <w:tab w:val="num" w:pos="1440"/>
+        </w:tabs>
+        <w:ind w:left="1440" w:hanging="360"/>
+      </w:pPr>
+      <w:rPr>
+        <w:rFonts w:ascii="Courier New" w:hAnsi="Courier New" w:hint="default"/>
+        <w:sz w:val="20"/>
+      </w:rPr>
+    </w:lvl>
+    <w:lvl w:ilvl="2" w:tentative="1">
+      <w:start w:val="1"/>
+      <w:numFmt w:val="bullet"/>
+      <w:lvlText w:val=""/>
+      <w:lvlJc w:val="left"/>
+      <w:pPr>
+        <w:tabs>
+          <w:tab w:val="num" w:pos="2160"/>
+        </w:tabs>
+        <w:ind w:left="2160" w:hanging="360"/>
+      </w:pPr>
+      <w:rPr>
+        <w:rFonts w:ascii="Wingdings" w:hAnsi="Wingdings" w:hint="default"/>
+        <w:sz w:val="20"/>
+      </w:rPr>
+    </w:lvl>
+    <w:lvl w:ilvl="3" w:tentative="1">
+      <w:start w:val="1"/>
+      <w:numFmt w:val="bullet"/>
+      <w:lvlText w:val=""/>
+      <w:lvlJc w:val="left"/>
+      <w:pPr>
+        <w:tabs>
+          <w:tab w:val="num" w:pos="2880"/>
+        </w:tabs>
+        <w:ind w:left="2880" w:hanging="360"/>
+      </w:pPr>
+      <w:rPr>
+        <w:rFonts w:ascii="Wingdings" w:hAnsi="Wingdings" w:hint="default"/>
+        <w:sz w:val="20"/>
+      </w:rPr>
+    </w:lvl>
+    <w:lvl w:ilvl="4" w:tentative="1">
+      <w:start w:val="1"/>
+      <w:numFmt w:val="bullet"/>
+      <w:lvlText w:val=""/>
+      <w:lvlJc w:val="left"/>
+      <w:pPr>
+        <w:tabs>
+          <w:tab w:val="num" w:pos="3600"/>
+        </w:tabs>
+        <w:ind w:left="3600" w:hanging="360"/>
+      </w:pPr>
+      <w:rPr>
+        <w:rFonts w:ascii="Wingdings" w:hAnsi="Wingdings" w:hint="default"/>
+        <w:sz w:val="20"/>
+      </w:rPr>
+    </w:lvl>
+    <w:lvl w:ilvl="5" w:tentative="1">
+      <w:start w:val="1"/>
+      <w:numFmt w:val="bullet"/>
+      <w:lvlText w:val=""/>
+      <w:lvlJc w:val="left"/>
+      <w:pPr>
+        <w:tabs>
+          <w:tab w:val="num" w:pos="4320"/>
+        </w:tabs>
+        <w:ind w:left="4320" w:hanging="360"/>
+      </w:pPr>
+      <w:rPr>
+        <w:rFonts w:ascii="Wingdings" w:hAnsi="Wingdings" w:hint="default"/>
+        <w:sz w:val="20"/>
+      </w:rPr>
+    </w:lvl>
+    <w:lvl w:ilvl="6" w:tentative="1">
+      <w:start w:val="1"/>
+      <w:numFmt w:val="bullet"/>
+      <w:lvlText w:val=""/>
+      <w:lvlJc w:val="left"/>
+      <w:pPr>
+        <w:tabs>
+          <w:tab w:val="num" w:pos="5040"/>
+        </w:tabs>
+        <w:ind w:left="5040" w:hanging="360"/>
+      </w:pPr>
+      <w:rPr>
+        <w:rFonts w:ascii="Wingdings" w:hAnsi="Wingdings" w:hint="default"/>
+        <w:sz w:val="20"/>
+      </w:rPr>
+    </w:lvl>
+    <w:lvl w:ilvl="7" w:tentative="1">
+      <w:start w:val="1"/>
+      <w:numFmt w:val="bullet"/>
+      <w:lvlText w:val=""/>
+      <w:lvlJc w:val="left"/>
+      <w:pPr>
+        <w:tabs>
+          <w:tab w:val="num" w:pos="5760"/>
+        </w:tabs>
+        <w:ind w:left="5760" w:hanging="360"/>
+      </w:pPr>
+      <w:rPr>
+        <w:rFonts w:ascii="Wingdings" w:hAnsi="Wingdings" w:hint="default"/>
+        <w:sz w:val="20"/>
+      </w:rPr>
+    </w:lvl>
+    <w:lvl w:ilvl="8" w:tentative="1">
+      <w:start w:val="1"/>
+      <w:numFmt w:val="bullet"/>
+      <w:lvlText w:val=""/>
+      <w:lvlJc w:val="left"/>
+      <w:pPr>
+        <w:tabs>
+          <w:tab w:val="num" w:pos="6480"/>
+        </w:tabs>
+        <w:ind w:left="6480" w:hanging="360"/>
+      </w:pPr>
+      <w:rPr>
+        <w:rFonts w:ascii="Wingdings" w:hAnsi="Wingdings" w:hint="default"/>
+        <w:sz w:val="20"/>
+      </w:rPr>
+    </w:lvl>
+  </w:abstractNum>
+  <w:abstractNum w:abstractNumId="23" w15:restartNumberingAfterBreak="0">
+    <w:nsid w:val="59920E97"/>
+    <w:multiLevelType w:val="multilevel"/>
+    <w:tmpl w:val="F3743F36"/>
+    <w:lvl w:ilvl="0">
+      <w:start w:val="1"/>
+      <w:numFmt w:val="bullet"/>
+      <w:lvlText w:val=""/>
+      <w:lvlJc w:val="left"/>
+      <w:pPr>
+        <w:tabs>
+          <w:tab w:val="num" w:pos="720"/>
+        </w:tabs>
+        <w:ind w:left="720" w:hanging="360"/>
+      </w:pPr>
+      <w:rPr>
+        <w:rFonts w:ascii="Symbol" w:hAnsi="Symbol" w:hint="default"/>
+        <w:sz w:val="20"/>
+      </w:rPr>
+    </w:lvl>
+    <w:lvl w:ilvl="1">
+      <w:start w:val="1"/>
+      <w:numFmt w:val="bullet"/>
+      <w:lvlText w:val="o"/>
+      <w:lvlJc w:val="left"/>
+      <w:pPr>
+        <w:tabs>
+          <w:tab w:val="num" w:pos="1440"/>
+        </w:tabs>
+        <w:ind w:left="1440" w:hanging="360"/>
+      </w:pPr>
+      <w:rPr>
+        <w:rFonts w:ascii="Courier New" w:hAnsi="Courier New" w:hint="default"/>
+        <w:sz w:val="20"/>
+      </w:rPr>
+    </w:lvl>
+    <w:lvl w:ilvl="2" w:tentative="1">
+      <w:start w:val="1"/>
+      <w:numFmt w:val="bullet"/>
+      <w:lvlText w:val=""/>
+      <w:lvlJc w:val="left"/>
+      <w:pPr>
+        <w:tabs>
+          <w:tab w:val="num" w:pos="2160"/>
+        </w:tabs>
+        <w:ind w:left="2160" w:hanging="360"/>
+      </w:pPr>
+      <w:rPr>
+        <w:rFonts w:ascii="Wingdings" w:hAnsi="Wingdings" w:hint="default"/>
+        <w:sz w:val="20"/>
+      </w:rPr>
+    </w:lvl>
+    <w:lvl w:ilvl="3" w:tentative="1">
+      <w:start w:val="1"/>
+      <w:numFmt w:val="bullet"/>
+      <w:lvlText w:val=""/>
+      <w:lvlJc w:val="left"/>
+      <w:pPr>
+        <w:tabs>
+          <w:tab w:val="num" w:pos="2880"/>
+        </w:tabs>
+        <w:ind w:left="2880" w:hanging="360"/>
+      </w:pPr>
+      <w:rPr>
+        <w:rFonts w:ascii="Wingdings" w:hAnsi="Wingdings" w:hint="default"/>
+        <w:sz w:val="20"/>
+      </w:rPr>
+    </w:lvl>
+    <w:lvl w:ilvl="4" w:tentative="1">
+      <w:start w:val="1"/>
+      <w:numFmt w:val="bullet"/>
+      <w:lvlText w:val=""/>
+      <w:lvlJc w:val="left"/>
+      <w:pPr>
+        <w:tabs>
+          <w:tab w:val="num" w:pos="3600"/>
+        </w:tabs>
+        <w:ind w:left="3600" w:hanging="360"/>
+      </w:pPr>
+      <w:rPr>
+        <w:rFonts w:ascii="Wingdings" w:hAnsi="Wingdings" w:hint="default"/>
+        <w:sz w:val="20"/>
+      </w:rPr>
+    </w:lvl>
+    <w:lvl w:ilvl="5" w:tentative="1">
+      <w:start w:val="1"/>
+      <w:numFmt w:val="bullet"/>
+      <w:lvlText w:val=""/>
+      <w:lvlJc w:val="left"/>
+      <w:pPr>
+        <w:tabs>
+          <w:tab w:val="num" w:pos="4320"/>
+        </w:tabs>
+        <w:ind w:left="4320" w:hanging="360"/>
+      </w:pPr>
+      <w:rPr>
+        <w:rFonts w:ascii="Wingdings" w:hAnsi="Wingdings" w:hint="default"/>
+        <w:sz w:val="20"/>
+      </w:rPr>
+    </w:lvl>
+    <w:lvl w:ilvl="6" w:tentative="1">
+      <w:start w:val="1"/>
+      <w:numFmt w:val="bullet"/>
+      <w:lvlText w:val=""/>
+      <w:lvlJc w:val="left"/>
+      <w:pPr>
+        <w:tabs>
+          <w:tab w:val="num" w:pos="5040"/>
+        </w:tabs>
+        <w:ind w:left="5040" w:hanging="360"/>
+      </w:pPr>
+      <w:rPr>
+        <w:rFonts w:ascii="Wingdings" w:hAnsi="Wingdings" w:hint="default"/>
+        <w:sz w:val="20"/>
+      </w:rPr>
+    </w:lvl>
+    <w:lvl w:ilvl="7" w:tentative="1">
+      <w:start w:val="1"/>
+      <w:numFmt w:val="bullet"/>
+      <w:lvlText w:val=""/>
+      <w:lvlJc w:val="left"/>
+      <w:pPr>
+        <w:tabs>
+          <w:tab w:val="num" w:pos="5760"/>
+        </w:tabs>
+        <w:ind w:left="5760" w:hanging="360"/>
+      </w:pPr>
+      <w:rPr>
+        <w:rFonts w:ascii="Wingdings" w:hAnsi="Wingdings" w:hint="default"/>
+        <w:sz w:val="20"/>
+      </w:rPr>
+    </w:lvl>
+    <w:lvl w:ilvl="8" w:tentative="1">
+      <w:start w:val="1"/>
+      <w:numFmt w:val="bullet"/>
+      <w:lvlText w:val=""/>
+      <w:lvlJc w:val="left"/>
+      <w:pPr>
+        <w:tabs>
+          <w:tab w:val="num" w:pos="6480"/>
+        </w:tabs>
+        <w:ind w:left="6480" w:hanging="360"/>
+      </w:pPr>
+      <w:rPr>
+        <w:rFonts w:ascii="Wingdings" w:hAnsi="Wingdings" w:hint="default"/>
+        <w:sz w:val="20"/>
+      </w:rPr>
+    </w:lvl>
+  </w:abstractNum>
+  <w:abstractNum w:abstractNumId="24" w15:restartNumberingAfterBreak="0">
+    <w:nsid w:val="5A860EB9"/>
+    <w:multiLevelType w:val="multilevel"/>
+    <w:tmpl w:val="0E96D0BE"/>
+    <w:lvl w:ilvl="0">
+      <w:start w:val="1"/>
+      <w:numFmt w:val="bullet"/>
+      <w:lvlText w:val=""/>
+      <w:lvlJc w:val="left"/>
+      <w:pPr>
+        <w:tabs>
+          <w:tab w:val="num" w:pos="720"/>
+        </w:tabs>
+        <w:ind w:left="720" w:hanging="360"/>
+      </w:pPr>
+      <w:rPr>
+        <w:rFonts w:ascii="Symbol" w:hAnsi="Symbol" w:hint="default"/>
+        <w:sz w:val="20"/>
+      </w:rPr>
+    </w:lvl>
+    <w:lvl w:ilvl="1" w:tentative="1">
+      <w:start w:val="1"/>
+      <w:numFmt w:val="bullet"/>
+      <w:lvlText w:val="o"/>
+      <w:lvlJc w:val="left"/>
+      <w:pPr>
+        <w:tabs>
+          <w:tab w:val="num" w:pos="1440"/>
+        </w:tabs>
+        <w:ind w:left="1440" w:hanging="360"/>
+      </w:pPr>
+      <w:rPr>
+        <w:rFonts w:ascii="Courier New" w:hAnsi="Courier New" w:hint="default"/>
+        <w:sz w:val="20"/>
+      </w:rPr>
+    </w:lvl>
+    <w:lvl w:ilvl="2" w:tentative="1">
+      <w:start w:val="1"/>
+      <w:numFmt w:val="bullet"/>
+      <w:lvlText w:val=""/>
+      <w:lvlJc w:val="left"/>
+      <w:pPr>
+        <w:tabs>
+          <w:tab w:val="num" w:pos="2160"/>
+        </w:tabs>
+        <w:ind w:left="2160" w:hanging="360"/>
+      </w:pPr>
+      <w:rPr>
+        <w:rFonts w:ascii="Wingdings" w:hAnsi="Wingdings" w:hint="default"/>
+        <w:sz w:val="20"/>
+      </w:rPr>
+    </w:lvl>
+    <w:lvl w:ilvl="3" w:tentative="1">
+      <w:start w:val="1"/>
+      <w:numFmt w:val="bullet"/>
+      <w:lvlText w:val=""/>
+      <w:lvlJc w:val="left"/>
+      <w:pPr>
+        <w:tabs>
+          <w:tab w:val="num" w:pos="2880"/>
+        </w:tabs>
+        <w:ind w:left="2880" w:hanging="360"/>
+      </w:pPr>
+      <w:rPr>
+        <w:rFonts w:ascii="Wingdings" w:hAnsi="Wingdings" w:hint="default"/>
+        <w:sz w:val="20"/>
+      </w:rPr>
+    </w:lvl>
+    <w:lvl w:ilvl="4" w:tentative="1">
+      <w:start w:val="1"/>
+      <w:numFmt w:val="bullet"/>
+      <w:lvlText w:val=""/>
+      <w:lvlJc w:val="left"/>
+      <w:pPr>
+        <w:tabs>
+          <w:tab w:val="num" w:pos="3600"/>
+        </w:tabs>
+        <w:ind w:left="3600" w:hanging="360"/>
+      </w:pPr>
+      <w:rPr>
+        <w:rFonts w:ascii="Wingdings" w:hAnsi="Wingdings" w:hint="default"/>
+        <w:sz w:val="20"/>
+      </w:rPr>
+    </w:lvl>
+    <w:lvl w:ilvl="5" w:tentative="1">
+      <w:start w:val="1"/>
+      <w:numFmt w:val="bullet"/>
+      <w:lvlText w:val=""/>
+      <w:lvlJc w:val="left"/>
+      <w:pPr>
+        <w:tabs>
+          <w:tab w:val="num" w:pos="4320"/>
+        </w:tabs>
+        <w:ind w:left="4320" w:hanging="360"/>
+      </w:pPr>
+      <w:rPr>
+        <w:rFonts w:ascii="Wingdings" w:hAnsi="Wingdings" w:hint="default"/>
+        <w:sz w:val="20"/>
+      </w:rPr>
+    </w:lvl>
+    <w:lvl w:ilvl="6" w:tentative="1">
+      <w:start w:val="1"/>
+      <w:numFmt w:val="bullet"/>
+      <w:lvlText w:val=""/>
+      <w:lvlJc w:val="left"/>
+      <w:pPr>
+        <w:tabs>
+          <w:tab w:val="num" w:pos="5040"/>
+        </w:tabs>
+        <w:ind w:left="5040" w:hanging="360"/>
+      </w:pPr>
+      <w:rPr>
+        <w:rFonts w:ascii="Wingdings" w:hAnsi="Wingdings" w:hint="default"/>
+        <w:sz w:val="20"/>
+      </w:rPr>
+    </w:lvl>
+    <w:lvl w:ilvl="7" w:tentative="1">
+      <w:start w:val="1"/>
+      <w:numFmt w:val="bullet"/>
+      <w:lvlText w:val=""/>
+      <w:lvlJc w:val="left"/>
+      <w:pPr>
+        <w:tabs>
+          <w:tab w:val="num" w:pos="5760"/>
+        </w:tabs>
+        <w:ind w:left="5760" w:hanging="360"/>
+      </w:pPr>
+      <w:rPr>
+        <w:rFonts w:ascii="Wingdings" w:hAnsi="Wingdings" w:hint="default"/>
+        <w:sz w:val="20"/>
+      </w:rPr>
+    </w:lvl>
+    <w:lvl w:ilvl="8" w:tentative="1">
+      <w:start w:val="1"/>
+      <w:numFmt w:val="bullet"/>
+      <w:lvlText w:val=""/>
+      <w:lvlJc w:val="left"/>
+      <w:pPr>
+        <w:tabs>
+          <w:tab w:val="num" w:pos="6480"/>
+        </w:tabs>
+        <w:ind w:left="6480" w:hanging="360"/>
+      </w:pPr>
+      <w:rPr>
+        <w:rFonts w:ascii="Wingdings" w:hAnsi="Wingdings" w:hint="default"/>
+        <w:sz w:val="20"/>
+      </w:rPr>
+    </w:lvl>
+  </w:abstractNum>
+  <w:abstractNum w:abstractNumId="25" w15:restartNumberingAfterBreak="0">
     <w:nsid w:val="62A4672E"/>
     <w:multiLevelType w:val="multilevel"/>
     <w:tmpl w:val="2EFE4678"/>
@@ -3301,7 +5040,7 @@
       </w:rPr>
     </w:lvl>
   </w:abstractNum>
-  <w:abstractNum w:abstractNumId="13" w15:restartNumberingAfterBreak="0">
+  <w:abstractNum w:abstractNumId="26" w15:restartNumberingAfterBreak="0">
     <w:nsid w:val="66F6430E"/>
     <w:multiLevelType w:val="multilevel"/>
     <w:tmpl w:val="76D2CAF6"/>
@@ -3450,7 +5189,454 @@
       </w:rPr>
     </w:lvl>
   </w:abstractNum>
-  <w:abstractNum w:abstractNumId="14" w15:restartNumberingAfterBreak="0">
+  <w:abstractNum w:abstractNumId="27" w15:restartNumberingAfterBreak="0">
+    <w:nsid w:val="69FA6A41"/>
+    <w:multiLevelType w:val="multilevel"/>
+    <w:tmpl w:val="1FCEA2BE"/>
+    <w:lvl w:ilvl="0">
+      <w:start w:val="1"/>
+      <w:numFmt w:val="bullet"/>
+      <w:lvlText w:val=""/>
+      <w:lvlJc w:val="left"/>
+      <w:pPr>
+        <w:tabs>
+          <w:tab w:val="num" w:pos="720"/>
+        </w:tabs>
+        <w:ind w:left="720" w:hanging="360"/>
+      </w:pPr>
+      <w:rPr>
+        <w:rFonts w:ascii="Symbol" w:hAnsi="Symbol" w:hint="default"/>
+        <w:sz w:val="20"/>
+      </w:rPr>
+    </w:lvl>
+    <w:lvl w:ilvl="1" w:tentative="1">
+      <w:start w:val="1"/>
+      <w:numFmt w:val="bullet"/>
+      <w:lvlText w:val="o"/>
+      <w:lvlJc w:val="left"/>
+      <w:pPr>
+        <w:tabs>
+          <w:tab w:val="num" w:pos="1440"/>
+        </w:tabs>
+        <w:ind w:left="1440" w:hanging="360"/>
+      </w:pPr>
+      <w:rPr>
+        <w:rFonts w:ascii="Courier New" w:hAnsi="Courier New" w:hint="default"/>
+        <w:sz w:val="20"/>
+      </w:rPr>
+    </w:lvl>
+    <w:lvl w:ilvl="2" w:tentative="1">
+      <w:start w:val="1"/>
+      <w:numFmt w:val="bullet"/>
+      <w:lvlText w:val=""/>
+      <w:lvlJc w:val="left"/>
+      <w:pPr>
+        <w:tabs>
+          <w:tab w:val="num" w:pos="2160"/>
+        </w:tabs>
+        <w:ind w:left="2160" w:hanging="360"/>
+      </w:pPr>
+      <w:rPr>
+        <w:rFonts w:ascii="Wingdings" w:hAnsi="Wingdings" w:hint="default"/>
+        <w:sz w:val="20"/>
+      </w:rPr>
+    </w:lvl>
+    <w:lvl w:ilvl="3" w:tentative="1">
+      <w:start w:val="1"/>
+      <w:numFmt w:val="bullet"/>
+      <w:lvlText w:val=""/>
+      <w:lvlJc w:val="left"/>
+      <w:pPr>
+        <w:tabs>
+          <w:tab w:val="num" w:pos="2880"/>
+        </w:tabs>
+        <w:ind w:left="2880" w:hanging="360"/>
+      </w:pPr>
+      <w:rPr>
+        <w:rFonts w:ascii="Wingdings" w:hAnsi="Wingdings" w:hint="default"/>
+        <w:sz w:val="20"/>
+      </w:rPr>
+    </w:lvl>
+    <w:lvl w:ilvl="4" w:tentative="1">
+      <w:start w:val="1"/>
+      <w:numFmt w:val="bullet"/>
+      <w:lvlText w:val=""/>
+      <w:lvlJc w:val="left"/>
+      <w:pPr>
+        <w:tabs>
+          <w:tab w:val="num" w:pos="3600"/>
+        </w:tabs>
+        <w:ind w:left="3600" w:hanging="360"/>
+      </w:pPr>
+      <w:rPr>
+        <w:rFonts w:ascii="Wingdings" w:hAnsi="Wingdings" w:hint="default"/>
+        <w:sz w:val="20"/>
+      </w:rPr>
+    </w:lvl>
+    <w:lvl w:ilvl="5" w:tentative="1">
+      <w:start w:val="1"/>
+      <w:numFmt w:val="bullet"/>
+      <w:lvlText w:val=""/>
+      <w:lvlJc w:val="left"/>
+      <w:pPr>
+        <w:tabs>
+          <w:tab w:val="num" w:pos="4320"/>
+        </w:tabs>
+        <w:ind w:left="4320" w:hanging="360"/>
+      </w:pPr>
+      <w:rPr>
+        <w:rFonts w:ascii="Wingdings" w:hAnsi="Wingdings" w:hint="default"/>
+        <w:sz w:val="20"/>
+      </w:rPr>
+    </w:lvl>
+    <w:lvl w:ilvl="6" w:tentative="1">
+      <w:start w:val="1"/>
+      <w:numFmt w:val="bullet"/>
+      <w:lvlText w:val=""/>
+      <w:lvlJc w:val="left"/>
+      <w:pPr>
+        <w:tabs>
+          <w:tab w:val="num" w:pos="5040"/>
+        </w:tabs>
+        <w:ind w:left="5040" w:hanging="360"/>
+      </w:pPr>
+      <w:rPr>
+        <w:rFonts w:ascii="Wingdings" w:hAnsi="Wingdings" w:hint="default"/>
+        <w:sz w:val="20"/>
+      </w:rPr>
+    </w:lvl>
+    <w:lvl w:ilvl="7" w:tentative="1">
+      <w:start w:val="1"/>
+      <w:numFmt w:val="bullet"/>
+      <w:lvlText w:val=""/>
+      <w:lvlJc w:val="left"/>
+      <w:pPr>
+        <w:tabs>
+          <w:tab w:val="num" w:pos="5760"/>
+        </w:tabs>
+        <w:ind w:left="5760" w:hanging="360"/>
+      </w:pPr>
+      <w:rPr>
+        <w:rFonts w:ascii="Wingdings" w:hAnsi="Wingdings" w:hint="default"/>
+        <w:sz w:val="20"/>
+      </w:rPr>
+    </w:lvl>
+    <w:lvl w:ilvl="8" w:tentative="1">
+      <w:start w:val="1"/>
+      <w:numFmt w:val="bullet"/>
+      <w:lvlText w:val=""/>
+      <w:lvlJc w:val="left"/>
+      <w:pPr>
+        <w:tabs>
+          <w:tab w:val="num" w:pos="6480"/>
+        </w:tabs>
+        <w:ind w:left="6480" w:hanging="360"/>
+      </w:pPr>
+      <w:rPr>
+        <w:rFonts w:ascii="Wingdings" w:hAnsi="Wingdings" w:hint="default"/>
+        <w:sz w:val="20"/>
+      </w:rPr>
+    </w:lvl>
+  </w:abstractNum>
+  <w:abstractNum w:abstractNumId="28" w15:restartNumberingAfterBreak="0">
+    <w:nsid w:val="6D6F103D"/>
+    <w:multiLevelType w:val="multilevel"/>
+    <w:tmpl w:val="7220D056"/>
+    <w:lvl w:ilvl="0">
+      <w:start w:val="1"/>
+      <w:numFmt w:val="bullet"/>
+      <w:lvlText w:val=""/>
+      <w:lvlJc w:val="left"/>
+      <w:pPr>
+        <w:tabs>
+          <w:tab w:val="num" w:pos="720"/>
+        </w:tabs>
+        <w:ind w:left="720" w:hanging="360"/>
+      </w:pPr>
+      <w:rPr>
+        <w:rFonts w:ascii="Symbol" w:hAnsi="Symbol" w:hint="default"/>
+        <w:sz w:val="20"/>
+      </w:rPr>
+    </w:lvl>
+    <w:lvl w:ilvl="1" w:tentative="1">
+      <w:start w:val="1"/>
+      <w:numFmt w:val="bullet"/>
+      <w:lvlText w:val="o"/>
+      <w:lvlJc w:val="left"/>
+      <w:pPr>
+        <w:tabs>
+          <w:tab w:val="num" w:pos="1440"/>
+        </w:tabs>
+        <w:ind w:left="1440" w:hanging="360"/>
+      </w:pPr>
+      <w:rPr>
+        <w:rFonts w:ascii="Courier New" w:hAnsi="Courier New" w:hint="default"/>
+        <w:sz w:val="20"/>
+      </w:rPr>
+    </w:lvl>
+    <w:lvl w:ilvl="2" w:tentative="1">
+      <w:start w:val="1"/>
+      <w:numFmt w:val="bullet"/>
+      <w:lvlText w:val=""/>
+      <w:lvlJc w:val="left"/>
+      <w:pPr>
+        <w:tabs>
+          <w:tab w:val="num" w:pos="2160"/>
+        </w:tabs>
+        <w:ind w:left="2160" w:hanging="360"/>
+      </w:pPr>
+      <w:rPr>
+        <w:rFonts w:ascii="Wingdings" w:hAnsi="Wingdings" w:hint="default"/>
+        <w:sz w:val="20"/>
+      </w:rPr>
+    </w:lvl>
+    <w:lvl w:ilvl="3" w:tentative="1">
+      <w:start w:val="1"/>
+      <w:numFmt w:val="bullet"/>
+      <w:lvlText w:val=""/>
+      <w:lvlJc w:val="left"/>
+      <w:pPr>
+        <w:tabs>
+          <w:tab w:val="num" w:pos="2880"/>
+        </w:tabs>
+        <w:ind w:left="2880" w:hanging="360"/>
+      </w:pPr>
+      <w:rPr>
+        <w:rFonts w:ascii="Wingdings" w:hAnsi="Wingdings" w:hint="default"/>
+        <w:sz w:val="20"/>
+      </w:rPr>
+    </w:lvl>
+    <w:lvl w:ilvl="4" w:tentative="1">
+      <w:start w:val="1"/>
+      <w:numFmt w:val="bullet"/>
+      <w:lvlText w:val=""/>
+      <w:lvlJc w:val="left"/>
+      <w:pPr>
+        <w:tabs>
+          <w:tab w:val="num" w:pos="3600"/>
+        </w:tabs>
+        <w:ind w:left="3600" w:hanging="360"/>
+      </w:pPr>
+      <w:rPr>
+        <w:rFonts w:ascii="Wingdings" w:hAnsi="Wingdings" w:hint="default"/>
+        <w:sz w:val="20"/>
+      </w:rPr>
+    </w:lvl>
+    <w:lvl w:ilvl="5" w:tentative="1">
+      <w:start w:val="1"/>
+      <w:numFmt w:val="bullet"/>
+      <w:lvlText w:val=""/>
+      <w:lvlJc w:val="left"/>
+      <w:pPr>
+        <w:tabs>
+          <w:tab w:val="num" w:pos="4320"/>
+        </w:tabs>
+        <w:ind w:left="4320" w:hanging="360"/>
+      </w:pPr>
+      <w:rPr>
+        <w:rFonts w:ascii="Wingdings" w:hAnsi="Wingdings" w:hint="default"/>
+        <w:sz w:val="20"/>
+      </w:rPr>
+    </w:lvl>
+    <w:lvl w:ilvl="6" w:tentative="1">
+      <w:start w:val="1"/>
+      <w:numFmt w:val="bullet"/>
+      <w:lvlText w:val=""/>
+      <w:lvlJc w:val="left"/>
+      <w:pPr>
+        <w:tabs>
+          <w:tab w:val="num" w:pos="5040"/>
+        </w:tabs>
+        <w:ind w:left="5040" w:hanging="360"/>
+      </w:pPr>
+      <w:rPr>
+        <w:rFonts w:ascii="Wingdings" w:hAnsi="Wingdings" w:hint="default"/>
+        <w:sz w:val="20"/>
+      </w:rPr>
+    </w:lvl>
+    <w:lvl w:ilvl="7" w:tentative="1">
+      <w:start w:val="1"/>
+      <w:numFmt w:val="bullet"/>
+      <w:lvlText w:val=""/>
+      <w:lvlJc w:val="left"/>
+      <w:pPr>
+        <w:tabs>
+          <w:tab w:val="num" w:pos="5760"/>
+        </w:tabs>
+        <w:ind w:left="5760" w:hanging="360"/>
+      </w:pPr>
+      <w:rPr>
+        <w:rFonts w:ascii="Wingdings" w:hAnsi="Wingdings" w:hint="default"/>
+        <w:sz w:val="20"/>
+      </w:rPr>
+    </w:lvl>
+    <w:lvl w:ilvl="8" w:tentative="1">
+      <w:start w:val="1"/>
+      <w:numFmt w:val="bullet"/>
+      <w:lvlText w:val=""/>
+      <w:lvlJc w:val="left"/>
+      <w:pPr>
+        <w:tabs>
+          <w:tab w:val="num" w:pos="6480"/>
+        </w:tabs>
+        <w:ind w:left="6480" w:hanging="360"/>
+      </w:pPr>
+      <w:rPr>
+        <w:rFonts w:ascii="Wingdings" w:hAnsi="Wingdings" w:hint="default"/>
+        <w:sz w:val="20"/>
+      </w:rPr>
+    </w:lvl>
+  </w:abstractNum>
+  <w:abstractNum w:abstractNumId="29" w15:restartNumberingAfterBreak="0">
+    <w:nsid w:val="704014D0"/>
+    <w:multiLevelType w:val="multilevel"/>
+    <w:tmpl w:val="4DFC184E"/>
+    <w:lvl w:ilvl="0">
+      <w:start w:val="1"/>
+      <w:numFmt w:val="bullet"/>
+      <w:lvlText w:val=""/>
+      <w:lvlJc w:val="left"/>
+      <w:pPr>
+        <w:tabs>
+          <w:tab w:val="num" w:pos="720"/>
+        </w:tabs>
+        <w:ind w:left="720" w:hanging="360"/>
+      </w:pPr>
+      <w:rPr>
+        <w:rFonts w:ascii="Symbol" w:hAnsi="Symbol" w:hint="default"/>
+        <w:sz w:val="20"/>
+      </w:rPr>
+    </w:lvl>
+    <w:lvl w:ilvl="1">
+      <w:start w:val="1"/>
+      <w:numFmt w:val="bullet"/>
+      <w:lvlText w:val="o"/>
+      <w:lvlJc w:val="left"/>
+      <w:pPr>
+        <w:tabs>
+          <w:tab w:val="num" w:pos="1440"/>
+        </w:tabs>
+        <w:ind w:left="1440" w:hanging="360"/>
+      </w:pPr>
+      <w:rPr>
+        <w:rFonts w:ascii="Courier New" w:hAnsi="Courier New" w:hint="default"/>
+        <w:sz w:val="20"/>
+      </w:rPr>
+    </w:lvl>
+    <w:lvl w:ilvl="2" w:tentative="1">
+      <w:start w:val="1"/>
+      <w:numFmt w:val="bullet"/>
+      <w:lvlText w:val=""/>
+      <w:lvlJc w:val="left"/>
+      <w:pPr>
+        <w:tabs>
+          <w:tab w:val="num" w:pos="2160"/>
+        </w:tabs>
+        <w:ind w:left="2160" w:hanging="360"/>
+      </w:pPr>
+      <w:rPr>
+        <w:rFonts w:ascii="Wingdings" w:hAnsi="Wingdings" w:hint="default"/>
+        <w:sz w:val="20"/>
+      </w:rPr>
+    </w:lvl>
+    <w:lvl w:ilvl="3" w:tentative="1">
+      <w:start w:val="1"/>
+      <w:numFmt w:val="bullet"/>
+      <w:lvlText w:val=""/>
+      <w:lvlJc w:val="left"/>
+      <w:pPr>
+        <w:tabs>
+          <w:tab w:val="num" w:pos="2880"/>
+        </w:tabs>
+        <w:ind w:left="2880" w:hanging="360"/>
+      </w:pPr>
+      <w:rPr>
+        <w:rFonts w:ascii="Wingdings" w:hAnsi="Wingdings" w:hint="default"/>
+        <w:sz w:val="20"/>
+      </w:rPr>
+    </w:lvl>
+    <w:lvl w:ilvl="4" w:tentative="1">
+      <w:start w:val="1"/>
+      <w:numFmt w:val="bullet"/>
+      <w:lvlText w:val=""/>
+      <w:lvlJc w:val="left"/>
+      <w:pPr>
+        <w:tabs>
+          <w:tab w:val="num" w:pos="3600"/>
+        </w:tabs>
+        <w:ind w:left="3600" w:hanging="360"/>
+      </w:pPr>
+      <w:rPr>
+        <w:rFonts w:ascii="Wingdings" w:hAnsi="Wingdings" w:hint="default"/>
+        <w:sz w:val="20"/>
+      </w:rPr>
+    </w:lvl>
+    <w:lvl w:ilvl="5" w:tentative="1">
+      <w:start w:val="1"/>
+      <w:numFmt w:val="bullet"/>
+      <w:lvlText w:val=""/>
+      <w:lvlJc w:val="left"/>
+      <w:pPr>
+        <w:tabs>
+          <w:tab w:val="num" w:pos="4320"/>
+        </w:tabs>
+        <w:ind w:left="4320" w:hanging="360"/>
+      </w:pPr>
+      <w:rPr>
+        <w:rFonts w:ascii="Wingdings" w:hAnsi="Wingdings" w:hint="default"/>
+        <w:sz w:val="20"/>
+      </w:rPr>
+    </w:lvl>
+    <w:lvl w:ilvl="6" w:tentative="1">
+      <w:start w:val="1"/>
+      <w:numFmt w:val="bullet"/>
+      <w:lvlText w:val=""/>
+      <w:lvlJc w:val="left"/>
+      <w:pPr>
+        <w:tabs>
+          <w:tab w:val="num" w:pos="5040"/>
+        </w:tabs>
+        <w:ind w:left="5040" w:hanging="360"/>
+      </w:pPr>
+      <w:rPr>
+        <w:rFonts w:ascii="Wingdings" w:hAnsi="Wingdings" w:hint="default"/>
+        <w:sz w:val="20"/>
+      </w:rPr>
+    </w:lvl>
+    <w:lvl w:ilvl="7" w:tentative="1">
+      <w:start w:val="1"/>
+      <w:numFmt w:val="bullet"/>
+      <w:lvlText w:val=""/>
+      <w:lvlJc w:val="left"/>
+      <w:pPr>
+        <w:tabs>
+          <w:tab w:val="num" w:pos="5760"/>
+        </w:tabs>
+        <w:ind w:left="5760" w:hanging="360"/>
+      </w:pPr>
+      <w:rPr>
+        <w:rFonts w:ascii="Wingdings" w:hAnsi="Wingdings" w:hint="default"/>
+        <w:sz w:val="20"/>
+      </w:rPr>
+    </w:lvl>
+    <w:lvl w:ilvl="8" w:tentative="1">
+      <w:start w:val="1"/>
+      <w:numFmt w:val="bullet"/>
+      <w:lvlText w:val=""/>
+      <w:lvlJc w:val="left"/>
+      <w:pPr>
+        <w:tabs>
+          <w:tab w:val="num" w:pos="6480"/>
+        </w:tabs>
+        <w:ind w:left="6480" w:hanging="360"/>
+      </w:pPr>
+      <w:rPr>
+        <w:rFonts w:ascii="Wingdings" w:hAnsi="Wingdings" w:hint="default"/>
+        <w:sz w:val="20"/>
+      </w:rPr>
+    </w:lvl>
+  </w:abstractNum>
+  <w:abstractNum w:abstractNumId="30" w15:restartNumberingAfterBreak="0">
     <w:nsid w:val="71064880"/>
     <w:multiLevelType w:val="multilevel"/>
     <w:tmpl w:val="15745A80"/>
@@ -3599,7 +5785,7 @@
       </w:rPr>
     </w:lvl>
   </w:abstractNum>
-  <w:abstractNum w:abstractNumId="15" w15:restartNumberingAfterBreak="0">
+  <w:abstractNum w:abstractNumId="31" w15:restartNumberingAfterBreak="0">
     <w:nsid w:val="7ACA5A14"/>
     <w:multiLevelType w:val="multilevel"/>
     <w:tmpl w:val="065EBEBC"/>
@@ -3749,52 +5935,100 @@
     </w:lvl>
   </w:abstractNum>
   <w:num w:numId="1" w16cid:durableId="1843083636">
+    <w:abstractNumId w:val="18"/>
+  </w:num>
+  <w:num w:numId="2" w16cid:durableId="488715673">
+    <w:abstractNumId w:val="20"/>
+  </w:num>
+  <w:num w:numId="3" w16cid:durableId="1563364798">
+    <w:abstractNumId w:val="25"/>
+  </w:num>
+  <w:num w:numId="4" w16cid:durableId="1042170385">
+    <w:abstractNumId w:val="30"/>
+  </w:num>
+  <w:num w:numId="5" w16cid:durableId="1541939978">
+    <w:abstractNumId w:val="11"/>
+  </w:num>
+  <w:num w:numId="6" w16cid:durableId="1996757984">
+    <w:abstractNumId w:val="31"/>
+  </w:num>
+  <w:num w:numId="7" w16cid:durableId="166675392">
+    <w:abstractNumId w:val="2"/>
+  </w:num>
+  <w:num w:numId="8" w16cid:durableId="1220939431">
+    <w:abstractNumId w:val="19"/>
+  </w:num>
+  <w:num w:numId="9" w16cid:durableId="1189177839">
+    <w:abstractNumId w:val="17"/>
+  </w:num>
+  <w:num w:numId="10" w16cid:durableId="1944917110">
     <w:abstractNumId w:val="9"/>
   </w:num>
-  <w:num w:numId="2" w16cid:durableId="488715673">
-    <w:abstractNumId w:val="11"/>
+  <w:num w:numId="11" w16cid:durableId="1622031899">
+    <w:abstractNumId w:val="7"/>
   </w:num>
-  <w:num w:numId="3" w16cid:durableId="1563364798">
-    <w:abstractNumId w:val="12"/>
+  <w:num w:numId="12" w16cid:durableId="376005961">
+    <w:abstractNumId w:val="16"/>
   </w:num>
-  <w:num w:numId="4" w16cid:durableId="1042170385">
+  <w:num w:numId="13" w16cid:durableId="1616133794">
+    <w:abstractNumId w:val="26"/>
+  </w:num>
+  <w:num w:numId="14" w16cid:durableId="964627711">
+    <w:abstractNumId w:val="3"/>
+  </w:num>
+  <w:num w:numId="15" w16cid:durableId="774666321">
     <w:abstractNumId w:val="14"/>
   </w:num>
-  <w:num w:numId="5" w16cid:durableId="1541939978">
+  <w:num w:numId="16" w16cid:durableId="1109083996">
+    <w:abstractNumId w:val="1"/>
+  </w:num>
+  <w:num w:numId="17" w16cid:durableId="1997101623">
+    <w:abstractNumId w:val="4"/>
+  </w:num>
+  <w:num w:numId="18" w16cid:durableId="1659766862">
+    <w:abstractNumId w:val="8"/>
+  </w:num>
+  <w:num w:numId="19" w16cid:durableId="902838430">
+    <w:abstractNumId w:val="22"/>
+  </w:num>
+  <w:num w:numId="20" w16cid:durableId="183373680">
+    <w:abstractNumId w:val="13"/>
+  </w:num>
+  <w:num w:numId="21" w16cid:durableId="1914470137">
+    <w:abstractNumId w:val="29"/>
+  </w:num>
+  <w:num w:numId="22" w16cid:durableId="912357235">
+    <w:abstractNumId w:val="23"/>
+  </w:num>
+  <w:num w:numId="23" w16cid:durableId="1361123732">
+    <w:abstractNumId w:val="21"/>
+  </w:num>
+  <w:num w:numId="24" w16cid:durableId="1169324639">
+    <w:abstractNumId w:val="0"/>
+  </w:num>
+  <w:num w:numId="25" w16cid:durableId="100497544">
+    <w:abstractNumId w:val="28"/>
+  </w:num>
+  <w:num w:numId="26" w16cid:durableId="167643306">
+    <w:abstractNumId w:val="15"/>
+  </w:num>
+  <w:num w:numId="27" w16cid:durableId="516817531">
     <w:abstractNumId w:val="5"/>
   </w:num>
-  <w:num w:numId="6" w16cid:durableId="1996757984">
-    <w:abstractNumId w:val="15"/>
+  <w:num w:numId="28" w16cid:durableId="1212501364">
+    <w:abstractNumId w:val="24"/>
   </w:num>
-  <w:num w:numId="7" w16cid:durableId="166675392">
-    <w:abstractNumId w:val="1"/>
+  <w:num w:numId="29" w16cid:durableId="390539554">
+    <w:abstractNumId w:val="6"/>
   </w:num>
-  <w:num w:numId="8" w16cid:durableId="1220939431">
+  <w:num w:numId="30" w16cid:durableId="248544356">
     <w:abstractNumId w:val="10"/>
   </w:num>
-  <w:num w:numId="9" w16cid:durableId="1189177839">
-    <w:abstractNumId w:val="8"/>
+  <w:num w:numId="31" w16cid:durableId="2092896375">
+    <w:abstractNumId w:val="27"/>
   </w:num>
-  <w:num w:numId="10" w16cid:durableId="1944917110">
-    <w:abstractNumId w:val="4"/>
-  </w:num>
-  <w:num w:numId="11" w16cid:durableId="1622031899">
-    <w:abstractNumId w:val="3"/>
-  </w:num>
-  <w:num w:numId="12" w16cid:durableId="376005961">
-    <w:abstractNumId w:val="7"/>
-  </w:num>
-  <w:num w:numId="13" w16cid:durableId="1616133794">
-    <w:abstractNumId w:val="13"/>
-  </w:num>
-  <w:num w:numId="14" w16cid:durableId="964627711">
-    <w:abstractNumId w:val="2"/>
-  </w:num>
-  <w:num w:numId="15" w16cid:durableId="774666321">
-    <w:abstractNumId w:val="6"/>
-  </w:num>
-  <w:num w:numId="16" w16cid:durableId="1109083996">
-    <w:abstractNumId w:val="0"/>
+  <w:num w:numId="32" w16cid:durableId="1444300163">
+    <w:abstractNumId w:val="12"/>
   </w:num>
 </w:numbering>
 </file>
